--- a/arb/docx/59.content.docx
+++ b/arb/docx/59.content.docx
@@ -32,23 +32,6 @@
     </w:p>
     <w:p>
       <w:pPr>
-        <w:pStyle w:val="Heading2"/>
-        <w:bidi/>
-      </w:pPr>
-      <w:r>
-        <w:rPr>
-          <w:lang w:val="ar_AE" w:bidi="ar_AE"/>
-        </w:rPr>
-        <w:t>License Information</w:t>
-      </w:r>
-      <w:r>
-        <w:rPr>
-          <w:lang w:val="ar_AE" w:bidi="ar_AE"/>
-        </w:rPr>
-      </w:r>
-    </w:p>
-    <w:p>
-      <w:pPr>
         <w:bidi/>
       </w:pPr>
       <w:r>
@@ -67,13 +50,7 @@
         <w:rPr>
           <w:lang w:val="ar_AE" w:bidi="ar_AE"/>
         </w:rPr>
-        <w:t xml:space="preserve"> (Arabic) is based on</w:t>
-      </w:r>
-      <w:r>
-        <w:rPr>
-          <w:lang w:val="ar_AE" w:bidi="ar_AE"/>
-        </w:rPr>
-        <w:t xml:space="preserve">: </w:t>
+        <w:t xml:space="preserve"> (Arabic) is based on: </w:t>
       </w:r>
       <w:r>
         <w:rPr>
@@ -200,21 +177,6 @@
         <w:pStyle w:val="Heading2"/>
         <w:bidi/>
       </w:pPr>
-      <w:r>
-        <w:rPr>
-          <w:lang w:val="ar_AE" w:bidi="ar_AE"/>
-        </w:rPr>
-      </w:r>
-    </w:p>
-    <w:p>
-      <w:pPr>
-        <w:bidi/>
-      </w:pPr>
-      <w:r>
-        <w:rPr>
-          <w:lang w:val="ar_AE" w:bidi="ar_AE"/>
-        </w:rPr>
-      </w:r>
       <w:r>
         <w:rPr>
           <w:lang w:val="ar_AE" w:bidi="ar_AE"/>

--- a/arb/docx/59.content.docx
+++ b/arb/docx/59.content.docx
@@ -9,6 +9,8 @@
       </w:pPr>
       <w:r>
         <w:rPr>
+          <w:rtl/>
+          <w:cs/>
           <w:lang w:val="ar_AE" w:bidi="ar_AE"/>
         </w:rPr>
       </w:r>
@@ -20,53 +22,53 @@
       </w:pPr>
       <w:r>
         <w:rPr>
+          <w:rtl/>
+          <w:cs/>
           <w:lang w:val="ar_AE" w:bidi="ar_AE"/>
         </w:rPr>
         <w:t>Resource: Arabic Van Dyck Bible</w:t>
       </w:r>
       <w:r>
         <w:rPr>
-          <w:lang w:val="ar_AE" w:bidi="ar_AE"/>
-        </w:rPr>
-      </w:r>
-    </w:p>
-    <w:p>
-      <w:pPr>
-        <w:bidi/>
-      </w:pPr>
-      <w:r>
-        <w:rPr>
+          <w:rtl/>
+          <w:cs/>
+          <w:lang w:val="ar_AE" w:bidi="ar_AE"/>
+        </w:rPr>
+      </w:r>
+    </w:p>
+    <w:p>
+      <w:pPr>
+        <w:bidi/>
+      </w:pPr>
+      <w:r>
+        <w:rPr>
+          <w:rtl/>
+          <w:cs/>
           <w:lang w:val="ar_AE" w:bidi="ar_AE"/>
         </w:rPr>
       </w:r>
       <w:r>
         <w:rPr>
           <w:b/>
+          <w:rtl/>
+          <w:cs/>
           <w:lang w:val="ar_AE" w:bidi="ar_AE"/>
         </w:rPr>
         <w:t>Arabic Van Dyck Bible</w:t>
       </w:r>
       <w:r>
         <w:rPr>
-          <w:lang w:val="ar_AE" w:bidi="ar_AE"/>
-        </w:rPr>
-        <w:t xml:space="preserve"> (Arabic) is based on: </w:t>
-      </w:r>
-      <w:r>
-        <w:rPr>
-          <w:lang w:val="ar_AE" w:bidi="ar_AE"/>
-        </w:rPr>
-        <w:t>Van Dyck Bible</w:t>
-      </w:r>
-      <w:r>
-        <w:rPr>
-          <w:lang w:val="ar_AE" w:bidi="ar_AE"/>
-        </w:rPr>
-        <w:t xml:space="preserve">, </w:t>
+          <w:rtl/>
+          <w:cs/>
+          <w:lang w:val="ar_AE" w:bidi="ar_AE"/>
+        </w:rPr>
+        <w:t xml:space="preserve"> © </w:t>
       </w:r>
       <w:hyperlink r:id="rId13">
         <w:r>
           <w:rPr>
+            <w:rtl/>
+            <w:cs/>
             <w:lang w:val="ar_AE" w:bidi="ar_AE"/>
           </w:rPr>
           <w:rPr>
@@ -78,13 +80,17 @@
       </w:hyperlink>
       <w:r>
         <w:rPr>
-          <w:lang w:val="ar_AE" w:bidi="ar_AE"/>
-        </w:rPr>
-        <w:t xml:space="preserve">, None, which is licensed under a </w:t>
+          <w:rtl/>
+          <w:cs/>
+          <w:lang w:val="ar_AE" w:bidi="ar_AE"/>
+        </w:rPr>
+        <w:t xml:space="preserve">, licensed under a </w:t>
       </w:r>
       <w:hyperlink r:id="rId14">
         <w:r>
           <w:rPr>
+            <w:rtl/>
+            <w:cs/>
             <w:lang w:val="ar_AE" w:bidi="ar_AE"/>
           </w:rPr>
           <w:rPr>
@@ -96,38 +102,23 @@
       </w:hyperlink>
       <w:r>
         <w:rPr>
+          <w:rtl/>
+          <w:cs/>
           <w:lang w:val="ar_AE" w:bidi="ar_AE"/>
         </w:rPr>
         <w:t>.</w:t>
       </w:r>
       <w:r>
         <w:rPr>
-          <w:lang w:val="ar_AE" w:bidi="ar_AE"/>
-        </w:rPr>
-      </w:r>
-    </w:p>
-    <w:p>
-      <w:pPr>
-        <w:bidi/>
-      </w:pPr>
-      <w:r>
-        <w:rPr>
-          <w:lang w:val="ar_AE" w:bidi="ar_AE"/>
-        </w:rPr>
-      </w:r>
-      <w:r>
-        <w:rPr>
-          <w:lang w:val="ar_AE" w:bidi="ar_AE"/>
-        </w:rPr>
-        <w:t>This PDF version is provided under the same license.</w:t>
-      </w:r>
-      <w:r>
-        <w:rPr>
-          <w:lang w:val="ar_AE" w:bidi="ar_AE"/>
-        </w:rPr>
-      </w:r>
-      <w:r>
-        <w:rPr>
+          <w:rtl/>
+          <w:cs/>
+          <w:lang w:val="ar_AE" w:bidi="ar_AE"/>
+        </w:rPr>
+      </w:r>
+      <w:r>
+        <w:rPr>
+          <w:rtl/>
+          <w:cs/>
           <w:lang w:val="ar_AE" w:bidi="ar_AE"/>
         </w:rPr>
       </w:r>
@@ -139,6 +130,8 @@
       </w:pPr>
       <w:r>
         <w:rPr>
+          <w:rtl/>
+          <w:cs/>
           <w:lang w:val="ar_AE" w:bidi="ar_AE"/>
         </w:rPr>
         <w:t>Arabic Van Dyck Bible</w:t>
@@ -168,6 +161,8 @@
       </w:pPr>
       <w:r>
         <w:rPr>
+          <w:rtl/>
+          <w:cs/>
           <w:lang w:val="ar_AE" w:bidi="ar_AE"/>
         </w:rPr>
       </w:r>
@@ -179,32 +174,42 @@
       </w:pPr>
       <w:r>
         <w:rPr>
-          <w:lang w:val="ar_AE" w:bidi="ar_AE"/>
-        </w:rPr>
-      </w:r>
-    </w:p>
-    <w:p>
-      <w:pPr>
-        <w:bidi/>
-      </w:pPr>
-      <w:r>
-        <w:rPr>
-          <w:lang w:val="ar_AE" w:bidi="ar_AE"/>
-        </w:rPr>
-      </w:r>
-      <w:r>
-        <w:rPr>
+          <w:rtl/>
+          <w:cs/>
+          <w:lang w:val="ar_AE" w:bidi="ar_AE"/>
+        </w:rPr>
+      </w:r>
+    </w:p>
+    <w:p>
+      <w:pPr>
+        <w:bidi/>
+      </w:pPr>
+      <w:r>
+        <w:rPr>
+          <w:rtl/>
+          <w:cs/>
+          <w:lang w:val="ar_AE" w:bidi="ar_AE"/>
+        </w:rPr>
+      </w:r>
+      <w:r>
+        <w:rPr>
+          <w:rtl/>
+          <w:cs/>
           <w:lang w:val="ar_AE" w:bidi="ar_AE"/>
         </w:rPr>
         <w:t xml:space="preserve"> </w:t>
       </w:r>
       <w:r>
         <w:rPr>
-          <w:lang w:val="ar_AE" w:bidi="ar_AE"/>
-        </w:rPr>
-      </w:r>
-      <w:r>
-        <w:rPr>
+          <w:rtl/>
+          <w:cs/>
+          <w:lang w:val="ar_AE" w:bidi="ar_AE"/>
+        </w:rPr>
+      </w:r>
+      <w:r>
+        <w:rPr>
+          <w:rtl/>
+          <w:cs/>
           <w:lang w:val="ar_AE" w:bidi="ar_AE"/>
         </w:rPr>
       </w:r>
@@ -226,1191 +231,807 @@
     </w:p>
     <w:p>
       <w:pPr>
-        <w:bidi/>
-      </w:pPr>
-      <w:r>
-        <w:rPr>
-          <w:lang w:val="ar_AE" w:bidi="ar_AE"/>
-        </w:rPr>
-      </w:r>
-    </w:p>
-    <w:p>
-      <w:pPr>
         <w:pStyle w:val="Heading2"/>
         <w:bidi/>
       </w:pPr>
       <w:r>
         <w:rPr>
+          <w:rtl/>
+          <w:cs/>
           <w:lang w:val="ar_AE" w:bidi="ar_AE"/>
         </w:rPr>
         <w:t>James 1:1</w:t>
       </w:r>
       <w:r>
         <w:rPr>
-          <w:lang w:val="ar_AE" w:bidi="ar_AE"/>
-        </w:rPr>
-      </w:r>
-    </w:p>
-    <w:p>
-      <w:pPr>
-        <w:bidi/>
-      </w:pPr>
-      <w:r>
-        <w:rPr>
-          <w:lang w:val="ar_AE" w:bidi="ar_AE"/>
-        </w:rPr>
-      </w:r>
-      <w:r>
-        <w:rPr>
-          <w:vertAlign w:val="superscript"/>
+          <w:rtl/>
+          <w:cs/>
+          <w:lang w:val="ar_AE" w:bidi="ar_AE"/>
+        </w:rPr>
+      </w:r>
+    </w:p>
+    <w:p>
+      <w:pPr>
+        <w:bidi/>
+      </w:pPr>
+      <w:r>
+        <w:rPr>
+          <w:rtl/>
+          <w:cs/>
+          <w:lang w:val="ar_AE" w:bidi="ar_AE"/>
+        </w:rPr>
+      </w:r>
+      <w:r>
+        <w:rPr>
+          <w:vertAlign w:val="superscript"/>
+          <w:rtl/>
+          <w:cs/>
           <w:lang w:val="ar_AE" w:bidi="ar_AE"/>
         </w:rPr>
         <w:t>1</w:t>
       </w:r>
       <w:r>
         <w:rPr>
+          <w:rtl/>
+          <w:cs/>
           <w:lang w:val="ar_AE" w:bidi="ar_AE"/>
         </w:rPr>
         <w:t xml:space="preserve"> يَعْقُوبُ، عَبْدُ ٱللهِ وَٱلرَّبِّ يَسُوعَ ٱلْمَسِيحِ، يُهْدِي ٱلسَّلَامَ إِلَى ٱلِٱثْنَيْ عَشَرَ سِبْطًا ٱلَّذِينَ فِي ٱلشَّتَاتِ.</w:t>
       </w:r>
-      <w:r>
-        <w:rPr>
-          <w:lang w:val="ar_AE" w:bidi="ar_AE"/>
-        </w:rPr>
-      </w:r>
-      <w:r>
-        <w:rPr>
-          <w:lang w:val="ar_AE" w:bidi="ar_AE"/>
-        </w:rPr>
-      </w:r>
-    </w:p>
-    <w:p>
-      <w:pPr>
-        <w:bidi/>
-      </w:pPr>
-      <w:r>
-        <w:rPr>
-          <w:lang w:val="ar_AE" w:bidi="ar_AE"/>
-        </w:rPr>
-      </w:r>
-    </w:p>
-    <w:p>
-      <w:pPr>
-        <w:bidi/>
-      </w:pPr>
-      <w:r>
-        <w:rPr>
-          <w:lang w:val="ar_AE" w:bidi="ar_AE"/>
-        </w:rPr>
-      </w:r>
-      <w:r>
-        <w:rPr>
-          <w:vertAlign w:val="superscript"/>
+    </w:p>
+    <w:p>
+      <w:pPr>
+        <w:bidi/>
+      </w:pPr>
+      <w:r>
+        <w:rPr>
+          <w:rtl/>
+          <w:cs/>
+          <w:lang w:val="ar_AE" w:bidi="ar_AE"/>
+        </w:rPr>
+      </w:r>
+      <w:r>
+        <w:rPr>
+          <w:vertAlign w:val="superscript"/>
+          <w:rtl/>
+          <w:cs/>
           <w:lang w:val="ar_AE" w:bidi="ar_AE"/>
         </w:rPr>
         <w:t>2</w:t>
       </w:r>
       <w:r>
         <w:rPr>
+          <w:rtl/>
+          <w:cs/>
           <w:lang w:val="ar_AE" w:bidi="ar_AE"/>
         </w:rPr>
         <w:t xml:space="preserve"> اِحْسِبُوهُ كُلَّ فَرَحٍ يَا إِخْوَتِي حِينَمَا تَقَعُونَ فِي تَجَارِبَ مُتَنَوِّعَةٍ،</w:t>
       </w:r>
-      <w:r>
-        <w:rPr>
-          <w:lang w:val="ar_AE" w:bidi="ar_AE"/>
-        </w:rPr>
-      </w:r>
-      <w:r>
-        <w:rPr>
-          <w:lang w:val="ar_AE" w:bidi="ar_AE"/>
-        </w:rPr>
-      </w:r>
-    </w:p>
-    <w:p>
-      <w:pPr>
-        <w:bidi/>
-      </w:pPr>
-      <w:r>
-        <w:rPr>
-          <w:lang w:val="ar_AE" w:bidi="ar_AE"/>
-        </w:rPr>
-      </w:r>
-    </w:p>
-    <w:p>
-      <w:pPr>
-        <w:bidi/>
-      </w:pPr>
-      <w:r>
-        <w:rPr>
-          <w:lang w:val="ar_AE" w:bidi="ar_AE"/>
-        </w:rPr>
-      </w:r>
-      <w:r>
-        <w:rPr>
-          <w:vertAlign w:val="superscript"/>
+    </w:p>
+    <w:p>
+      <w:pPr>
+        <w:bidi/>
+      </w:pPr>
+      <w:r>
+        <w:rPr>
+          <w:rtl/>
+          <w:cs/>
+          <w:lang w:val="ar_AE" w:bidi="ar_AE"/>
+        </w:rPr>
+      </w:r>
+      <w:r>
+        <w:rPr>
+          <w:vertAlign w:val="superscript"/>
+          <w:rtl/>
+          <w:cs/>
           <w:lang w:val="ar_AE" w:bidi="ar_AE"/>
         </w:rPr>
         <w:t>3</w:t>
       </w:r>
       <w:r>
         <w:rPr>
+          <w:rtl/>
+          <w:cs/>
           <w:lang w:val="ar_AE" w:bidi="ar_AE"/>
         </w:rPr>
         <w:t xml:space="preserve"> عَالِمِينَ أَنَّ ٱمْتِحَانَ إِيمَانِكُمْ يُنْشِئُ صَبْرًا.</w:t>
       </w:r>
-      <w:r>
-        <w:rPr>
-          <w:lang w:val="ar_AE" w:bidi="ar_AE"/>
-        </w:rPr>
-      </w:r>
-      <w:r>
-        <w:rPr>
-          <w:lang w:val="ar_AE" w:bidi="ar_AE"/>
-        </w:rPr>
-      </w:r>
-    </w:p>
-    <w:p>
-      <w:pPr>
-        <w:bidi/>
-      </w:pPr>
-      <w:r>
-        <w:rPr>
-          <w:lang w:val="ar_AE" w:bidi="ar_AE"/>
-        </w:rPr>
-      </w:r>
-    </w:p>
-    <w:p>
-      <w:pPr>
-        <w:bidi/>
-      </w:pPr>
-      <w:r>
-        <w:rPr>
-          <w:lang w:val="ar_AE" w:bidi="ar_AE"/>
-        </w:rPr>
-      </w:r>
-      <w:r>
-        <w:rPr>
-          <w:vertAlign w:val="superscript"/>
+    </w:p>
+    <w:p>
+      <w:pPr>
+        <w:bidi/>
+      </w:pPr>
+      <w:r>
+        <w:rPr>
+          <w:rtl/>
+          <w:cs/>
+          <w:lang w:val="ar_AE" w:bidi="ar_AE"/>
+        </w:rPr>
+      </w:r>
+      <w:r>
+        <w:rPr>
+          <w:vertAlign w:val="superscript"/>
+          <w:rtl/>
+          <w:cs/>
           <w:lang w:val="ar_AE" w:bidi="ar_AE"/>
         </w:rPr>
         <w:t>4</w:t>
       </w:r>
       <w:r>
         <w:rPr>
+          <w:rtl/>
+          <w:cs/>
           <w:lang w:val="ar_AE" w:bidi="ar_AE"/>
         </w:rPr>
         <w:t xml:space="preserve"> وَأَمَّا ٱلصَّبْرُ فَلْيَكُنْ لَهُ عَمَلٌ تَامٌّ، لِكَيْ تَكُونُوا تَامِّينَ وَكَامِلِينَ غَيْرَ نَاقِصِينَ فِي شَيْءٍ.</w:t>
       </w:r>
-      <w:r>
-        <w:rPr>
-          <w:lang w:val="ar_AE" w:bidi="ar_AE"/>
-        </w:rPr>
-      </w:r>
-      <w:r>
-        <w:rPr>
-          <w:lang w:val="ar_AE" w:bidi="ar_AE"/>
-        </w:rPr>
-      </w:r>
-    </w:p>
-    <w:p>
-      <w:pPr>
-        <w:bidi/>
-      </w:pPr>
-      <w:r>
-        <w:rPr>
-          <w:lang w:val="ar_AE" w:bidi="ar_AE"/>
-        </w:rPr>
-      </w:r>
-    </w:p>
-    <w:p>
-      <w:pPr>
-        <w:bidi/>
-      </w:pPr>
-      <w:r>
-        <w:rPr>
-          <w:lang w:val="ar_AE" w:bidi="ar_AE"/>
-        </w:rPr>
-      </w:r>
-      <w:r>
-        <w:rPr>
-          <w:vertAlign w:val="superscript"/>
+    </w:p>
+    <w:p>
+      <w:pPr>
+        <w:bidi/>
+      </w:pPr>
+      <w:r>
+        <w:rPr>
+          <w:rtl/>
+          <w:cs/>
+          <w:lang w:val="ar_AE" w:bidi="ar_AE"/>
+        </w:rPr>
+      </w:r>
+      <w:r>
+        <w:rPr>
+          <w:vertAlign w:val="superscript"/>
+          <w:rtl/>
+          <w:cs/>
           <w:lang w:val="ar_AE" w:bidi="ar_AE"/>
         </w:rPr>
         <w:t>5</w:t>
       </w:r>
       <w:r>
         <w:rPr>
+          <w:rtl/>
+          <w:cs/>
           <w:lang w:val="ar_AE" w:bidi="ar_AE"/>
         </w:rPr>
         <w:t xml:space="preserve"> وَإِنَّمَا إِنْ كَانَ أَحَدُكُمْ تُعْوِزُهُ حِكْمَةٌ، فَلْيَطْلُبْ مِنَ ٱللهِ ٱلَّذِي يُعْطِي ٱلْجَمِيعَ بِسَخَاءٍ وَلَا يُعَيِّرُ، فَسَيُعْطَى لَهُ.</w:t>
       </w:r>
-      <w:r>
-        <w:rPr>
-          <w:lang w:val="ar_AE" w:bidi="ar_AE"/>
-        </w:rPr>
-      </w:r>
-      <w:r>
-        <w:rPr>
-          <w:lang w:val="ar_AE" w:bidi="ar_AE"/>
-        </w:rPr>
-      </w:r>
-    </w:p>
-    <w:p>
-      <w:pPr>
-        <w:bidi/>
-      </w:pPr>
-      <w:r>
-        <w:rPr>
-          <w:lang w:val="ar_AE" w:bidi="ar_AE"/>
-        </w:rPr>
-      </w:r>
-    </w:p>
-    <w:p>
-      <w:pPr>
-        <w:bidi/>
-      </w:pPr>
-      <w:r>
-        <w:rPr>
-          <w:lang w:val="ar_AE" w:bidi="ar_AE"/>
-        </w:rPr>
-      </w:r>
-      <w:r>
-        <w:rPr>
-          <w:vertAlign w:val="superscript"/>
+    </w:p>
+    <w:p>
+      <w:pPr>
+        <w:bidi/>
+      </w:pPr>
+      <w:r>
+        <w:rPr>
+          <w:rtl/>
+          <w:cs/>
+          <w:lang w:val="ar_AE" w:bidi="ar_AE"/>
+        </w:rPr>
+      </w:r>
+      <w:r>
+        <w:rPr>
+          <w:vertAlign w:val="superscript"/>
+          <w:rtl/>
+          <w:cs/>
           <w:lang w:val="ar_AE" w:bidi="ar_AE"/>
         </w:rPr>
         <w:t>6</w:t>
       </w:r>
       <w:r>
         <w:rPr>
+          <w:rtl/>
+          <w:cs/>
           <w:lang w:val="ar_AE" w:bidi="ar_AE"/>
         </w:rPr>
         <w:t xml:space="preserve"> وَلَكِنْ لِيَطْلُبْ بِإِيمَانٍ غَيْرَ مُرْتَابٍ ٱلْبَتَّةَ، لِأَنَّ ٱلْمُرْتَابَ يُشْبِهُ مَوْجًا مِنَ ٱلْبَحْرِ تَخْبِطُهُ ٱلرِّيحُ وَتَدْفَعُهُ.</w:t>
       </w:r>
-      <w:r>
-        <w:rPr>
-          <w:lang w:val="ar_AE" w:bidi="ar_AE"/>
-        </w:rPr>
-      </w:r>
-      <w:r>
-        <w:rPr>
-          <w:lang w:val="ar_AE" w:bidi="ar_AE"/>
-        </w:rPr>
-      </w:r>
-    </w:p>
-    <w:p>
-      <w:pPr>
-        <w:bidi/>
-      </w:pPr>
-      <w:r>
-        <w:rPr>
-          <w:lang w:val="ar_AE" w:bidi="ar_AE"/>
-        </w:rPr>
-      </w:r>
-    </w:p>
-    <w:p>
-      <w:pPr>
-        <w:bidi/>
-      </w:pPr>
-      <w:r>
-        <w:rPr>
-          <w:lang w:val="ar_AE" w:bidi="ar_AE"/>
-        </w:rPr>
-      </w:r>
-      <w:r>
-        <w:rPr>
-          <w:vertAlign w:val="superscript"/>
+    </w:p>
+    <w:p>
+      <w:pPr>
+        <w:bidi/>
+      </w:pPr>
+      <w:r>
+        <w:rPr>
+          <w:rtl/>
+          <w:cs/>
+          <w:lang w:val="ar_AE" w:bidi="ar_AE"/>
+        </w:rPr>
+      </w:r>
+      <w:r>
+        <w:rPr>
+          <w:vertAlign w:val="superscript"/>
+          <w:rtl/>
+          <w:cs/>
           <w:lang w:val="ar_AE" w:bidi="ar_AE"/>
         </w:rPr>
         <w:t>7</w:t>
       </w:r>
       <w:r>
         <w:rPr>
+          <w:rtl/>
+          <w:cs/>
           <w:lang w:val="ar_AE" w:bidi="ar_AE"/>
         </w:rPr>
         <w:t xml:space="preserve"> فَلَا يَظُنَّ ذَلِكَ ٱلْإِنْسَانُ أَنَّهُ يَنَالُ شَيْئًا مِنْ عِنْدِ ٱلرَّبِّ.</w:t>
       </w:r>
-      <w:r>
-        <w:rPr>
-          <w:lang w:val="ar_AE" w:bidi="ar_AE"/>
-        </w:rPr>
-      </w:r>
-      <w:r>
-        <w:rPr>
-          <w:lang w:val="ar_AE" w:bidi="ar_AE"/>
-        </w:rPr>
-      </w:r>
-    </w:p>
-    <w:p>
-      <w:pPr>
-        <w:bidi/>
-      </w:pPr>
-      <w:r>
-        <w:rPr>
-          <w:lang w:val="ar_AE" w:bidi="ar_AE"/>
-        </w:rPr>
-      </w:r>
-    </w:p>
-    <w:p>
-      <w:pPr>
-        <w:bidi/>
-      </w:pPr>
-      <w:r>
-        <w:rPr>
-          <w:lang w:val="ar_AE" w:bidi="ar_AE"/>
-        </w:rPr>
-      </w:r>
-      <w:r>
-        <w:rPr>
-          <w:vertAlign w:val="superscript"/>
+    </w:p>
+    <w:p>
+      <w:pPr>
+        <w:bidi/>
+      </w:pPr>
+      <w:r>
+        <w:rPr>
+          <w:rtl/>
+          <w:cs/>
+          <w:lang w:val="ar_AE" w:bidi="ar_AE"/>
+        </w:rPr>
+      </w:r>
+      <w:r>
+        <w:rPr>
+          <w:vertAlign w:val="superscript"/>
+          <w:rtl/>
+          <w:cs/>
           <w:lang w:val="ar_AE" w:bidi="ar_AE"/>
         </w:rPr>
         <w:t>8</w:t>
       </w:r>
       <w:r>
         <w:rPr>
+          <w:rtl/>
+          <w:cs/>
           <w:lang w:val="ar_AE" w:bidi="ar_AE"/>
         </w:rPr>
         <w:t xml:space="preserve"> رَجُلٌ ذُو رَأْيَيْنِ هُوَ مُتَقَلْقِلٌ فِي جَمِيعِ طُرُقِهِ.</w:t>
       </w:r>
-      <w:r>
-        <w:rPr>
-          <w:lang w:val="ar_AE" w:bidi="ar_AE"/>
-        </w:rPr>
-      </w:r>
-      <w:r>
-        <w:rPr>
-          <w:lang w:val="ar_AE" w:bidi="ar_AE"/>
-        </w:rPr>
-      </w:r>
-    </w:p>
-    <w:p>
-      <w:pPr>
-        <w:bidi/>
-      </w:pPr>
-      <w:r>
-        <w:rPr>
-          <w:lang w:val="ar_AE" w:bidi="ar_AE"/>
-        </w:rPr>
-      </w:r>
-    </w:p>
-    <w:p>
-      <w:pPr>
-        <w:bidi/>
-      </w:pPr>
-      <w:r>
-        <w:rPr>
-          <w:lang w:val="ar_AE" w:bidi="ar_AE"/>
-        </w:rPr>
-      </w:r>
-      <w:r>
-        <w:rPr>
-          <w:vertAlign w:val="superscript"/>
+    </w:p>
+    <w:p>
+      <w:pPr>
+        <w:bidi/>
+      </w:pPr>
+      <w:r>
+        <w:rPr>
+          <w:rtl/>
+          <w:cs/>
+          <w:lang w:val="ar_AE" w:bidi="ar_AE"/>
+        </w:rPr>
+      </w:r>
+      <w:r>
+        <w:rPr>
+          <w:vertAlign w:val="superscript"/>
+          <w:rtl/>
+          <w:cs/>
           <w:lang w:val="ar_AE" w:bidi="ar_AE"/>
         </w:rPr>
         <w:t>9</w:t>
       </w:r>
       <w:r>
         <w:rPr>
+          <w:rtl/>
+          <w:cs/>
           <w:lang w:val="ar_AE" w:bidi="ar_AE"/>
         </w:rPr>
         <w:t xml:space="preserve"> وَلْيَفْتَخِرِ ٱلْأَخُ ٱلْمُتَّضِعُ بِٱرْتِفَاعِهِ،</w:t>
       </w:r>
-      <w:r>
-        <w:rPr>
-          <w:lang w:val="ar_AE" w:bidi="ar_AE"/>
-        </w:rPr>
-      </w:r>
-      <w:r>
-        <w:rPr>
-          <w:lang w:val="ar_AE" w:bidi="ar_AE"/>
-        </w:rPr>
-      </w:r>
-    </w:p>
-    <w:p>
-      <w:pPr>
-        <w:bidi/>
-      </w:pPr>
-      <w:r>
-        <w:rPr>
-          <w:lang w:val="ar_AE" w:bidi="ar_AE"/>
-        </w:rPr>
-      </w:r>
-    </w:p>
-    <w:p>
-      <w:pPr>
-        <w:bidi/>
-      </w:pPr>
-      <w:r>
-        <w:rPr>
-          <w:lang w:val="ar_AE" w:bidi="ar_AE"/>
-        </w:rPr>
-      </w:r>
-      <w:r>
-        <w:rPr>
-          <w:vertAlign w:val="superscript"/>
+    </w:p>
+    <w:p>
+      <w:pPr>
+        <w:bidi/>
+      </w:pPr>
+      <w:r>
+        <w:rPr>
+          <w:rtl/>
+          <w:cs/>
+          <w:lang w:val="ar_AE" w:bidi="ar_AE"/>
+        </w:rPr>
+      </w:r>
+      <w:r>
+        <w:rPr>
+          <w:vertAlign w:val="superscript"/>
+          <w:rtl/>
+          <w:cs/>
           <w:lang w:val="ar_AE" w:bidi="ar_AE"/>
         </w:rPr>
         <w:t>10</w:t>
       </w:r>
       <w:r>
         <w:rPr>
+          <w:rtl/>
+          <w:cs/>
           <w:lang w:val="ar_AE" w:bidi="ar_AE"/>
         </w:rPr>
         <w:t xml:space="preserve"> وَأَمَّا ٱلْغَنِيُّ فَبِٱتِّضَاعِهِ، لِأَنَّهُ كَزَهْرِ ٱلْعُشْبِ يَزُولُ.</w:t>
       </w:r>
-      <w:r>
-        <w:rPr>
-          <w:lang w:val="ar_AE" w:bidi="ar_AE"/>
-        </w:rPr>
-      </w:r>
-      <w:r>
-        <w:rPr>
-          <w:lang w:val="ar_AE" w:bidi="ar_AE"/>
-        </w:rPr>
-      </w:r>
-    </w:p>
-    <w:p>
-      <w:pPr>
-        <w:bidi/>
-      </w:pPr>
-      <w:r>
-        <w:rPr>
-          <w:lang w:val="ar_AE" w:bidi="ar_AE"/>
-        </w:rPr>
-      </w:r>
-    </w:p>
-    <w:p>
-      <w:pPr>
-        <w:bidi/>
-      </w:pPr>
-      <w:r>
-        <w:rPr>
-          <w:lang w:val="ar_AE" w:bidi="ar_AE"/>
-        </w:rPr>
-      </w:r>
-      <w:r>
-        <w:rPr>
-          <w:vertAlign w:val="superscript"/>
+    </w:p>
+    <w:p>
+      <w:pPr>
+        <w:bidi/>
+      </w:pPr>
+      <w:r>
+        <w:rPr>
+          <w:rtl/>
+          <w:cs/>
+          <w:lang w:val="ar_AE" w:bidi="ar_AE"/>
+        </w:rPr>
+      </w:r>
+      <w:r>
+        <w:rPr>
+          <w:vertAlign w:val="superscript"/>
+          <w:rtl/>
+          <w:cs/>
           <w:lang w:val="ar_AE" w:bidi="ar_AE"/>
         </w:rPr>
         <w:t>11</w:t>
       </w:r>
       <w:r>
         <w:rPr>
+          <w:rtl/>
+          <w:cs/>
           <w:lang w:val="ar_AE" w:bidi="ar_AE"/>
         </w:rPr>
         <w:t xml:space="preserve"> لِأَنَّ ٱلشَّمْسَ أَشْرَقَتْ بِٱلْحَرِّ، فَيَبَّسَتِ ٱلْعُشْبَ، فَسَقَطَ زَهْرُهُ وَفَنِيَ جَمَالُ مَنْظَرِهِ. هَكَذَا يَذْبُلُ ٱلْغَنِيُّ أَيْضًا فِي طُرُقِهِ.</w:t>
       </w:r>
-      <w:r>
-        <w:rPr>
-          <w:lang w:val="ar_AE" w:bidi="ar_AE"/>
-        </w:rPr>
-      </w:r>
-      <w:r>
-        <w:rPr>
-          <w:lang w:val="ar_AE" w:bidi="ar_AE"/>
-        </w:rPr>
-      </w:r>
-    </w:p>
-    <w:p>
-      <w:pPr>
-        <w:bidi/>
-      </w:pPr>
-      <w:r>
-        <w:rPr>
-          <w:lang w:val="ar_AE" w:bidi="ar_AE"/>
-        </w:rPr>
-      </w:r>
-    </w:p>
-    <w:p>
-      <w:pPr>
-        <w:bidi/>
-      </w:pPr>
-      <w:r>
-        <w:rPr>
-          <w:lang w:val="ar_AE" w:bidi="ar_AE"/>
-        </w:rPr>
-      </w:r>
-      <w:r>
-        <w:rPr>
-          <w:vertAlign w:val="superscript"/>
+    </w:p>
+    <w:p>
+      <w:pPr>
+        <w:bidi/>
+      </w:pPr>
+      <w:r>
+        <w:rPr>
+          <w:rtl/>
+          <w:cs/>
+          <w:lang w:val="ar_AE" w:bidi="ar_AE"/>
+        </w:rPr>
+      </w:r>
+      <w:r>
+        <w:rPr>
+          <w:vertAlign w:val="superscript"/>
+          <w:rtl/>
+          <w:cs/>
           <w:lang w:val="ar_AE" w:bidi="ar_AE"/>
         </w:rPr>
         <w:t>12</w:t>
       </w:r>
       <w:r>
         <w:rPr>
+          <w:rtl/>
+          <w:cs/>
           <w:lang w:val="ar_AE" w:bidi="ar_AE"/>
         </w:rPr>
         <w:t xml:space="preserve"> طُوبَى لِلرَّجُلِ ٱلَّذِي يَحْتَمِلُ ٱلتَّجْرِبَةَ، لِأَنَّهُ إِذَا تَزَكَّى يَنَالُ «إِكْلِيلَ ٱلْحَيَاةِ» ٱلَّذِي وَعَدَ بِهِ ٱلرَّبُّ لِلَّذِينَ يُحِبُّونَهُ.</w:t>
       </w:r>
-      <w:r>
-        <w:rPr>
-          <w:lang w:val="ar_AE" w:bidi="ar_AE"/>
-        </w:rPr>
-      </w:r>
-      <w:r>
-        <w:rPr>
-          <w:lang w:val="ar_AE" w:bidi="ar_AE"/>
-        </w:rPr>
-      </w:r>
-    </w:p>
-    <w:p>
-      <w:pPr>
-        <w:bidi/>
-      </w:pPr>
-      <w:r>
-        <w:rPr>
-          <w:lang w:val="ar_AE" w:bidi="ar_AE"/>
-        </w:rPr>
-      </w:r>
-    </w:p>
-    <w:p>
-      <w:pPr>
-        <w:bidi/>
-      </w:pPr>
-      <w:r>
-        <w:rPr>
-          <w:lang w:val="ar_AE" w:bidi="ar_AE"/>
-        </w:rPr>
-      </w:r>
-      <w:r>
-        <w:rPr>
-          <w:vertAlign w:val="superscript"/>
+    </w:p>
+    <w:p>
+      <w:pPr>
+        <w:bidi/>
+      </w:pPr>
+      <w:r>
+        <w:rPr>
+          <w:rtl/>
+          <w:cs/>
+          <w:lang w:val="ar_AE" w:bidi="ar_AE"/>
+        </w:rPr>
+      </w:r>
+      <w:r>
+        <w:rPr>
+          <w:vertAlign w:val="superscript"/>
+          <w:rtl/>
+          <w:cs/>
           <w:lang w:val="ar_AE" w:bidi="ar_AE"/>
         </w:rPr>
         <w:t>13</w:t>
       </w:r>
       <w:r>
         <w:rPr>
+          <w:rtl/>
+          <w:cs/>
           <w:lang w:val="ar_AE" w:bidi="ar_AE"/>
         </w:rPr>
         <w:t xml:space="preserve"> لَا يَقُلْ أَحَدٌ إِذَا جُرِّبَ: «إِنِّي أُجَرَّبُ مِنْ قِبَلِ ٱللهِ»، لِأَنَّ ٱللهَ غَيْرُ مُجَرَّبٍ بِٱلشُّرُورِ، وَهُوَلَا يُجَرِّبُ أَحَدًا.</w:t>
       </w:r>
-      <w:r>
-        <w:rPr>
-          <w:lang w:val="ar_AE" w:bidi="ar_AE"/>
-        </w:rPr>
-      </w:r>
-      <w:r>
-        <w:rPr>
-          <w:lang w:val="ar_AE" w:bidi="ar_AE"/>
-        </w:rPr>
-      </w:r>
-    </w:p>
-    <w:p>
-      <w:pPr>
-        <w:bidi/>
-      </w:pPr>
-      <w:r>
-        <w:rPr>
-          <w:lang w:val="ar_AE" w:bidi="ar_AE"/>
-        </w:rPr>
-      </w:r>
-    </w:p>
-    <w:p>
-      <w:pPr>
-        <w:bidi/>
-      </w:pPr>
-      <w:r>
-        <w:rPr>
-          <w:lang w:val="ar_AE" w:bidi="ar_AE"/>
-        </w:rPr>
-      </w:r>
-      <w:r>
-        <w:rPr>
-          <w:vertAlign w:val="superscript"/>
+    </w:p>
+    <w:p>
+      <w:pPr>
+        <w:bidi/>
+      </w:pPr>
+      <w:r>
+        <w:rPr>
+          <w:rtl/>
+          <w:cs/>
+          <w:lang w:val="ar_AE" w:bidi="ar_AE"/>
+        </w:rPr>
+      </w:r>
+      <w:r>
+        <w:rPr>
+          <w:vertAlign w:val="superscript"/>
+          <w:rtl/>
+          <w:cs/>
           <w:lang w:val="ar_AE" w:bidi="ar_AE"/>
         </w:rPr>
         <w:t>14</w:t>
       </w:r>
       <w:r>
         <w:rPr>
+          <w:rtl/>
+          <w:cs/>
           <w:lang w:val="ar_AE" w:bidi="ar_AE"/>
         </w:rPr>
         <w:t xml:space="preserve"> وَلَكِنَّ كُلَّ وَاحِدٍ يُجَرَّبُ إِذَا ٱنْجَذَبَ وَٱنْخَدَعَ مِنْ شَهْوَتِهِ.</w:t>
       </w:r>
-      <w:r>
-        <w:rPr>
-          <w:lang w:val="ar_AE" w:bidi="ar_AE"/>
-        </w:rPr>
-      </w:r>
-      <w:r>
-        <w:rPr>
-          <w:lang w:val="ar_AE" w:bidi="ar_AE"/>
-        </w:rPr>
-      </w:r>
-    </w:p>
-    <w:p>
-      <w:pPr>
-        <w:bidi/>
-      </w:pPr>
-      <w:r>
-        <w:rPr>
-          <w:lang w:val="ar_AE" w:bidi="ar_AE"/>
-        </w:rPr>
-      </w:r>
-    </w:p>
-    <w:p>
-      <w:pPr>
-        <w:bidi/>
-      </w:pPr>
-      <w:r>
-        <w:rPr>
-          <w:lang w:val="ar_AE" w:bidi="ar_AE"/>
-        </w:rPr>
-      </w:r>
-      <w:r>
-        <w:rPr>
-          <w:vertAlign w:val="superscript"/>
+    </w:p>
+    <w:p>
+      <w:pPr>
+        <w:bidi/>
+      </w:pPr>
+      <w:r>
+        <w:rPr>
+          <w:rtl/>
+          <w:cs/>
+          <w:lang w:val="ar_AE" w:bidi="ar_AE"/>
+        </w:rPr>
+      </w:r>
+      <w:r>
+        <w:rPr>
+          <w:vertAlign w:val="superscript"/>
+          <w:rtl/>
+          <w:cs/>
           <w:lang w:val="ar_AE" w:bidi="ar_AE"/>
         </w:rPr>
         <w:t>15</w:t>
       </w:r>
       <w:r>
         <w:rPr>
+          <w:rtl/>
+          <w:cs/>
           <w:lang w:val="ar_AE" w:bidi="ar_AE"/>
         </w:rPr>
         <w:t xml:space="preserve"> ثُمَّ ٱلشَّهْوَةُ إِذَا حَبِلَتْ تَلِدُ خَطِيَّةً، وَٱلْخَطِيَّةُ إِذَا كَمَلَتْ تُنْتِجُ مَوْتًا.</w:t>
       </w:r>
-      <w:r>
-        <w:rPr>
-          <w:lang w:val="ar_AE" w:bidi="ar_AE"/>
-        </w:rPr>
-      </w:r>
-      <w:r>
-        <w:rPr>
-          <w:lang w:val="ar_AE" w:bidi="ar_AE"/>
-        </w:rPr>
-      </w:r>
-    </w:p>
-    <w:p>
-      <w:pPr>
-        <w:bidi/>
-      </w:pPr>
-      <w:r>
-        <w:rPr>
-          <w:lang w:val="ar_AE" w:bidi="ar_AE"/>
-        </w:rPr>
-      </w:r>
-    </w:p>
-    <w:p>
-      <w:pPr>
-        <w:bidi/>
-      </w:pPr>
-      <w:r>
-        <w:rPr>
-          <w:lang w:val="ar_AE" w:bidi="ar_AE"/>
-        </w:rPr>
-      </w:r>
-      <w:r>
-        <w:rPr>
-          <w:vertAlign w:val="superscript"/>
+    </w:p>
+    <w:p>
+      <w:pPr>
+        <w:bidi/>
+      </w:pPr>
+      <w:r>
+        <w:rPr>
+          <w:rtl/>
+          <w:cs/>
+          <w:lang w:val="ar_AE" w:bidi="ar_AE"/>
+        </w:rPr>
+      </w:r>
+      <w:r>
+        <w:rPr>
+          <w:vertAlign w:val="superscript"/>
+          <w:rtl/>
+          <w:cs/>
           <w:lang w:val="ar_AE" w:bidi="ar_AE"/>
         </w:rPr>
         <w:t>16</w:t>
       </w:r>
       <w:r>
         <w:rPr>
+          <w:rtl/>
+          <w:cs/>
           <w:lang w:val="ar_AE" w:bidi="ar_AE"/>
         </w:rPr>
         <w:t xml:space="preserve"> لَا تَضِلُّوا يَا إِخْوَتِي ٱلْأَحِبَّاءَ.</w:t>
       </w:r>
-      <w:r>
-        <w:rPr>
-          <w:lang w:val="ar_AE" w:bidi="ar_AE"/>
-        </w:rPr>
-      </w:r>
-      <w:r>
-        <w:rPr>
-          <w:lang w:val="ar_AE" w:bidi="ar_AE"/>
-        </w:rPr>
-      </w:r>
-    </w:p>
-    <w:p>
-      <w:pPr>
-        <w:bidi/>
-      </w:pPr>
-      <w:r>
-        <w:rPr>
-          <w:lang w:val="ar_AE" w:bidi="ar_AE"/>
-        </w:rPr>
-      </w:r>
-    </w:p>
-    <w:p>
-      <w:pPr>
-        <w:bidi/>
-      </w:pPr>
-      <w:r>
-        <w:rPr>
-          <w:lang w:val="ar_AE" w:bidi="ar_AE"/>
-        </w:rPr>
-      </w:r>
-      <w:r>
-        <w:rPr>
-          <w:vertAlign w:val="superscript"/>
+    </w:p>
+    <w:p>
+      <w:pPr>
+        <w:bidi/>
+      </w:pPr>
+      <w:r>
+        <w:rPr>
+          <w:rtl/>
+          <w:cs/>
+          <w:lang w:val="ar_AE" w:bidi="ar_AE"/>
+        </w:rPr>
+      </w:r>
+      <w:r>
+        <w:rPr>
+          <w:vertAlign w:val="superscript"/>
+          <w:rtl/>
+          <w:cs/>
           <w:lang w:val="ar_AE" w:bidi="ar_AE"/>
         </w:rPr>
         <w:t>17</w:t>
       </w:r>
       <w:r>
         <w:rPr>
+          <w:rtl/>
+          <w:cs/>
           <w:lang w:val="ar_AE" w:bidi="ar_AE"/>
         </w:rPr>
         <w:t xml:space="preserve"> كُلُّ عَطِيَّةٍ صَالِحَةٍ وَكُلُّ مَوْهِبَةٍ تَامَّةٍ هِيَ مِنْ فَوْقُ، نَازِلَةٌ مِنْ عِنْدِ أَبِي ٱلْأَنْوَارِ، ٱلَّذِي لَيْسَ عِنْدَهُ تَغْيِيرٌ وَلَا ظِلُّ دَوَرَانٍ.</w:t>
       </w:r>
-      <w:r>
-        <w:rPr>
-          <w:lang w:val="ar_AE" w:bidi="ar_AE"/>
-        </w:rPr>
-      </w:r>
-      <w:r>
-        <w:rPr>
-          <w:lang w:val="ar_AE" w:bidi="ar_AE"/>
-        </w:rPr>
-      </w:r>
-    </w:p>
-    <w:p>
-      <w:pPr>
-        <w:bidi/>
-      </w:pPr>
-      <w:r>
-        <w:rPr>
-          <w:lang w:val="ar_AE" w:bidi="ar_AE"/>
-        </w:rPr>
-      </w:r>
-    </w:p>
-    <w:p>
-      <w:pPr>
-        <w:bidi/>
-      </w:pPr>
-      <w:r>
-        <w:rPr>
-          <w:lang w:val="ar_AE" w:bidi="ar_AE"/>
-        </w:rPr>
-      </w:r>
-      <w:r>
-        <w:rPr>
-          <w:vertAlign w:val="superscript"/>
+    </w:p>
+    <w:p>
+      <w:pPr>
+        <w:bidi/>
+      </w:pPr>
+      <w:r>
+        <w:rPr>
+          <w:rtl/>
+          <w:cs/>
+          <w:lang w:val="ar_AE" w:bidi="ar_AE"/>
+        </w:rPr>
+      </w:r>
+      <w:r>
+        <w:rPr>
+          <w:vertAlign w:val="superscript"/>
+          <w:rtl/>
+          <w:cs/>
           <w:lang w:val="ar_AE" w:bidi="ar_AE"/>
         </w:rPr>
         <w:t>18</w:t>
       </w:r>
       <w:r>
         <w:rPr>
+          <w:rtl/>
+          <w:cs/>
           <w:lang w:val="ar_AE" w:bidi="ar_AE"/>
         </w:rPr>
         <w:t xml:space="preserve"> شَاءَ فَوَلَدَنَا بِكَلِمَةِ ٱلْحَقِّ لِكَيْ نَكُونَ بَاكُورَةً مِنْ خَلَائِقِهِ.</w:t>
       </w:r>
-      <w:r>
-        <w:rPr>
-          <w:lang w:val="ar_AE" w:bidi="ar_AE"/>
-        </w:rPr>
-      </w:r>
-      <w:r>
-        <w:rPr>
-          <w:lang w:val="ar_AE" w:bidi="ar_AE"/>
-        </w:rPr>
-      </w:r>
-    </w:p>
-    <w:p>
-      <w:pPr>
-        <w:bidi/>
-      </w:pPr>
-      <w:r>
-        <w:rPr>
-          <w:lang w:val="ar_AE" w:bidi="ar_AE"/>
-        </w:rPr>
-      </w:r>
-    </w:p>
-    <w:p>
-      <w:pPr>
-        <w:bidi/>
-      </w:pPr>
-      <w:r>
-        <w:rPr>
-          <w:lang w:val="ar_AE" w:bidi="ar_AE"/>
-        </w:rPr>
-      </w:r>
-      <w:r>
-        <w:rPr>
-          <w:vertAlign w:val="superscript"/>
+    </w:p>
+    <w:p>
+      <w:pPr>
+        <w:bidi/>
+      </w:pPr>
+      <w:r>
+        <w:rPr>
+          <w:rtl/>
+          <w:cs/>
+          <w:lang w:val="ar_AE" w:bidi="ar_AE"/>
+        </w:rPr>
+      </w:r>
+      <w:r>
+        <w:rPr>
+          <w:vertAlign w:val="superscript"/>
+          <w:rtl/>
+          <w:cs/>
           <w:lang w:val="ar_AE" w:bidi="ar_AE"/>
         </w:rPr>
         <w:t>19</w:t>
       </w:r>
       <w:r>
         <w:rPr>
+          <w:rtl/>
+          <w:cs/>
           <w:lang w:val="ar_AE" w:bidi="ar_AE"/>
         </w:rPr>
         <w:t xml:space="preserve"> إِذًا يَا إِخْوَتِي ٱلْأَحِبَّاءَ، لِيَكُنْ كُلُّ إِنْسَانٍ مُسْرِعًا فِي ٱلِٱسْتِمَاعِ، مُبْطِئًا فِي ٱلتَّكَلُّمِ، مُبْطِئًا فِي ٱلْغَضَبِ،</w:t>
       </w:r>
-      <w:r>
-        <w:rPr>
-          <w:lang w:val="ar_AE" w:bidi="ar_AE"/>
-        </w:rPr>
-      </w:r>
-      <w:r>
-        <w:rPr>
-          <w:lang w:val="ar_AE" w:bidi="ar_AE"/>
-        </w:rPr>
-      </w:r>
-    </w:p>
-    <w:p>
-      <w:pPr>
-        <w:bidi/>
-      </w:pPr>
-      <w:r>
-        <w:rPr>
-          <w:lang w:val="ar_AE" w:bidi="ar_AE"/>
-        </w:rPr>
-      </w:r>
-    </w:p>
-    <w:p>
-      <w:pPr>
-        <w:bidi/>
-      </w:pPr>
-      <w:r>
-        <w:rPr>
-          <w:lang w:val="ar_AE" w:bidi="ar_AE"/>
-        </w:rPr>
-      </w:r>
-      <w:r>
-        <w:rPr>
-          <w:vertAlign w:val="superscript"/>
+    </w:p>
+    <w:p>
+      <w:pPr>
+        <w:bidi/>
+      </w:pPr>
+      <w:r>
+        <w:rPr>
+          <w:rtl/>
+          <w:cs/>
+          <w:lang w:val="ar_AE" w:bidi="ar_AE"/>
+        </w:rPr>
+      </w:r>
+      <w:r>
+        <w:rPr>
+          <w:vertAlign w:val="superscript"/>
+          <w:rtl/>
+          <w:cs/>
           <w:lang w:val="ar_AE" w:bidi="ar_AE"/>
         </w:rPr>
         <w:t>20</w:t>
       </w:r>
       <w:r>
         <w:rPr>
+          <w:rtl/>
+          <w:cs/>
           <w:lang w:val="ar_AE" w:bidi="ar_AE"/>
         </w:rPr>
         <w:t xml:space="preserve"> لِأَنَّ غَضَبَ ٱلْإِنْسَانِ لَا يَصْنَعُ بِرَّ ٱللهِ.</w:t>
       </w:r>
-      <w:r>
-        <w:rPr>
-          <w:lang w:val="ar_AE" w:bidi="ar_AE"/>
-        </w:rPr>
-      </w:r>
-      <w:r>
-        <w:rPr>
-          <w:lang w:val="ar_AE" w:bidi="ar_AE"/>
-        </w:rPr>
-      </w:r>
-    </w:p>
-    <w:p>
-      <w:pPr>
-        <w:bidi/>
-      </w:pPr>
-      <w:r>
-        <w:rPr>
-          <w:lang w:val="ar_AE" w:bidi="ar_AE"/>
-        </w:rPr>
-      </w:r>
-    </w:p>
-    <w:p>
-      <w:pPr>
-        <w:bidi/>
-      </w:pPr>
-      <w:r>
-        <w:rPr>
-          <w:lang w:val="ar_AE" w:bidi="ar_AE"/>
-        </w:rPr>
-      </w:r>
-      <w:r>
-        <w:rPr>
-          <w:vertAlign w:val="superscript"/>
+    </w:p>
+    <w:p>
+      <w:pPr>
+        <w:bidi/>
+      </w:pPr>
+      <w:r>
+        <w:rPr>
+          <w:rtl/>
+          <w:cs/>
+          <w:lang w:val="ar_AE" w:bidi="ar_AE"/>
+        </w:rPr>
+      </w:r>
+      <w:r>
+        <w:rPr>
+          <w:vertAlign w:val="superscript"/>
+          <w:rtl/>
+          <w:cs/>
           <w:lang w:val="ar_AE" w:bidi="ar_AE"/>
         </w:rPr>
         <w:t>21</w:t>
       </w:r>
       <w:r>
         <w:rPr>
+          <w:rtl/>
+          <w:cs/>
           <w:lang w:val="ar_AE" w:bidi="ar_AE"/>
         </w:rPr>
         <w:t xml:space="preserve"> لِذَلِكَ ٱطْرَحُوا كُلَّ نَجَاسَةٍ وَكَثْرَةَ شَرٍّ، فَٱقْبَلُوا بِوَدَاعَةٍ ٱلْكَلِمَةَ ٱلْمَغْرُوسَةَ ٱلْقَادِرَةَ أَنْ تُخَلِّصَ نُفُوسَكُمْ.</w:t>
       </w:r>
-      <w:r>
-        <w:rPr>
-          <w:lang w:val="ar_AE" w:bidi="ar_AE"/>
-        </w:rPr>
-      </w:r>
-      <w:r>
-        <w:rPr>
-          <w:lang w:val="ar_AE" w:bidi="ar_AE"/>
-        </w:rPr>
-      </w:r>
-    </w:p>
-    <w:p>
-      <w:pPr>
-        <w:bidi/>
-      </w:pPr>
-      <w:r>
-        <w:rPr>
-          <w:lang w:val="ar_AE" w:bidi="ar_AE"/>
-        </w:rPr>
-      </w:r>
-    </w:p>
-    <w:p>
-      <w:pPr>
-        <w:bidi/>
-      </w:pPr>
-      <w:r>
-        <w:rPr>
-          <w:lang w:val="ar_AE" w:bidi="ar_AE"/>
-        </w:rPr>
-      </w:r>
-      <w:r>
-        <w:rPr>
-          <w:vertAlign w:val="superscript"/>
+    </w:p>
+    <w:p>
+      <w:pPr>
+        <w:bidi/>
+      </w:pPr>
+      <w:r>
+        <w:rPr>
+          <w:rtl/>
+          <w:cs/>
+          <w:lang w:val="ar_AE" w:bidi="ar_AE"/>
+        </w:rPr>
+      </w:r>
+      <w:r>
+        <w:rPr>
+          <w:vertAlign w:val="superscript"/>
+          <w:rtl/>
+          <w:cs/>
           <w:lang w:val="ar_AE" w:bidi="ar_AE"/>
         </w:rPr>
         <w:t>22</w:t>
       </w:r>
       <w:r>
         <w:rPr>
+          <w:rtl/>
+          <w:cs/>
           <w:lang w:val="ar_AE" w:bidi="ar_AE"/>
         </w:rPr>
         <w:t xml:space="preserve"> وَلَكِنْ كُونُوا عَامِلِينَ بِٱلْكَلِمَةِ، لَا سَامِعِينَ فَقَطْ خَادِعِينَ نُفُوسَكُمْ.</w:t>
       </w:r>
-      <w:r>
-        <w:rPr>
-          <w:lang w:val="ar_AE" w:bidi="ar_AE"/>
-        </w:rPr>
-      </w:r>
-      <w:r>
-        <w:rPr>
-          <w:lang w:val="ar_AE" w:bidi="ar_AE"/>
-        </w:rPr>
-      </w:r>
-    </w:p>
-    <w:p>
-      <w:pPr>
-        <w:bidi/>
-      </w:pPr>
-      <w:r>
-        <w:rPr>
-          <w:lang w:val="ar_AE" w:bidi="ar_AE"/>
-        </w:rPr>
-      </w:r>
-    </w:p>
-    <w:p>
-      <w:pPr>
-        <w:bidi/>
-      </w:pPr>
-      <w:r>
-        <w:rPr>
-          <w:lang w:val="ar_AE" w:bidi="ar_AE"/>
-        </w:rPr>
-      </w:r>
-      <w:r>
-        <w:rPr>
-          <w:vertAlign w:val="superscript"/>
+    </w:p>
+    <w:p>
+      <w:pPr>
+        <w:bidi/>
+      </w:pPr>
+      <w:r>
+        <w:rPr>
+          <w:rtl/>
+          <w:cs/>
+          <w:lang w:val="ar_AE" w:bidi="ar_AE"/>
+        </w:rPr>
+      </w:r>
+      <w:r>
+        <w:rPr>
+          <w:vertAlign w:val="superscript"/>
+          <w:rtl/>
+          <w:cs/>
           <w:lang w:val="ar_AE" w:bidi="ar_AE"/>
         </w:rPr>
         <w:t>23</w:t>
       </w:r>
       <w:r>
         <w:rPr>
+          <w:rtl/>
+          <w:cs/>
           <w:lang w:val="ar_AE" w:bidi="ar_AE"/>
         </w:rPr>
         <w:t xml:space="preserve"> لِأَنَّهُ إِنْ كَانَ أَحَدٌ سَامِعًا لِلْكَلِمَةِ وَلَيْسَ عَامِلًا، فَذَاكَ يُشْبِهُ رَجُلًا نَاظِرًا وَجْهَ خِلْقَتِهِ فِي مِرْآةٍ،</w:t>
       </w:r>
-      <w:r>
-        <w:rPr>
-          <w:lang w:val="ar_AE" w:bidi="ar_AE"/>
-        </w:rPr>
-      </w:r>
-      <w:r>
-        <w:rPr>
-          <w:lang w:val="ar_AE" w:bidi="ar_AE"/>
-        </w:rPr>
-      </w:r>
-    </w:p>
-    <w:p>
-      <w:pPr>
-        <w:bidi/>
-      </w:pPr>
-      <w:r>
-        <w:rPr>
-          <w:lang w:val="ar_AE" w:bidi="ar_AE"/>
-        </w:rPr>
-      </w:r>
-    </w:p>
-    <w:p>
-      <w:pPr>
-        <w:bidi/>
-      </w:pPr>
-      <w:r>
-        <w:rPr>
-          <w:lang w:val="ar_AE" w:bidi="ar_AE"/>
-        </w:rPr>
-      </w:r>
-      <w:r>
-        <w:rPr>
-          <w:vertAlign w:val="superscript"/>
+    </w:p>
+    <w:p>
+      <w:pPr>
+        <w:bidi/>
+      </w:pPr>
+      <w:r>
+        <w:rPr>
+          <w:rtl/>
+          <w:cs/>
+          <w:lang w:val="ar_AE" w:bidi="ar_AE"/>
+        </w:rPr>
+      </w:r>
+      <w:r>
+        <w:rPr>
+          <w:vertAlign w:val="superscript"/>
+          <w:rtl/>
+          <w:cs/>
           <w:lang w:val="ar_AE" w:bidi="ar_AE"/>
         </w:rPr>
         <w:t>24</w:t>
       </w:r>
       <w:r>
         <w:rPr>
+          <w:rtl/>
+          <w:cs/>
           <w:lang w:val="ar_AE" w:bidi="ar_AE"/>
         </w:rPr>
         <w:t xml:space="preserve"> فَإِنَّهُ نَظَرَ ذَاتَهُ وَمَضَى، وَلِلْوَقْتِ نَسِيَ مَا هُوَ.</w:t>
       </w:r>
-      <w:r>
-        <w:rPr>
-          <w:lang w:val="ar_AE" w:bidi="ar_AE"/>
-        </w:rPr>
-      </w:r>
-      <w:r>
-        <w:rPr>
-          <w:lang w:val="ar_AE" w:bidi="ar_AE"/>
-        </w:rPr>
-      </w:r>
-    </w:p>
-    <w:p>
-      <w:pPr>
-        <w:bidi/>
-      </w:pPr>
-      <w:r>
-        <w:rPr>
-          <w:lang w:val="ar_AE" w:bidi="ar_AE"/>
-        </w:rPr>
-      </w:r>
-    </w:p>
-    <w:p>
-      <w:pPr>
-        <w:bidi/>
-      </w:pPr>
-      <w:r>
-        <w:rPr>
-          <w:lang w:val="ar_AE" w:bidi="ar_AE"/>
-        </w:rPr>
-      </w:r>
-      <w:r>
-        <w:rPr>
-          <w:vertAlign w:val="superscript"/>
+    </w:p>
+    <w:p>
+      <w:pPr>
+        <w:bidi/>
+      </w:pPr>
+      <w:r>
+        <w:rPr>
+          <w:rtl/>
+          <w:cs/>
+          <w:lang w:val="ar_AE" w:bidi="ar_AE"/>
+        </w:rPr>
+      </w:r>
+      <w:r>
+        <w:rPr>
+          <w:vertAlign w:val="superscript"/>
+          <w:rtl/>
+          <w:cs/>
           <w:lang w:val="ar_AE" w:bidi="ar_AE"/>
         </w:rPr>
         <w:t>25</w:t>
       </w:r>
       <w:r>
         <w:rPr>
+          <w:rtl/>
+          <w:cs/>
           <w:lang w:val="ar_AE" w:bidi="ar_AE"/>
         </w:rPr>
         <w:t xml:space="preserve"> وَلَكِنْ مَنِ ٱطَّلَعَ عَلَى ٱلنَّامُوسِ ٱلْكَامِلِ - نَامُوسِ ٱلْحُرِّيَّةِ - وَثَبَتَ، وَصَارَ لَيْسَ سَامِعًا نَاسِيًا بَلْ عَامِلًا بِٱلْكَلِمَةِ، فَهَذَا يَكُونُ مَغْبُوطًا فِي عَمَلِهِ.</w:t>
       </w:r>
-      <w:r>
-        <w:rPr>
-          <w:lang w:val="ar_AE" w:bidi="ar_AE"/>
-        </w:rPr>
-      </w:r>
-      <w:r>
-        <w:rPr>
-          <w:lang w:val="ar_AE" w:bidi="ar_AE"/>
-        </w:rPr>
-      </w:r>
-    </w:p>
-    <w:p>
-      <w:pPr>
-        <w:bidi/>
-      </w:pPr>
-      <w:r>
-        <w:rPr>
-          <w:lang w:val="ar_AE" w:bidi="ar_AE"/>
-        </w:rPr>
-      </w:r>
-    </w:p>
-    <w:p>
-      <w:pPr>
-        <w:bidi/>
-      </w:pPr>
-      <w:r>
-        <w:rPr>
-          <w:lang w:val="ar_AE" w:bidi="ar_AE"/>
-        </w:rPr>
-      </w:r>
-      <w:r>
-        <w:rPr>
-          <w:vertAlign w:val="superscript"/>
+    </w:p>
+    <w:p>
+      <w:pPr>
+        <w:bidi/>
+      </w:pPr>
+      <w:r>
+        <w:rPr>
+          <w:rtl/>
+          <w:cs/>
+          <w:lang w:val="ar_AE" w:bidi="ar_AE"/>
+        </w:rPr>
+      </w:r>
+      <w:r>
+        <w:rPr>
+          <w:vertAlign w:val="superscript"/>
+          <w:rtl/>
+          <w:cs/>
           <w:lang w:val="ar_AE" w:bidi="ar_AE"/>
         </w:rPr>
         <w:t>26</w:t>
       </w:r>
       <w:r>
         <w:rPr>
+          <w:rtl/>
+          <w:cs/>
           <w:lang w:val="ar_AE" w:bidi="ar_AE"/>
         </w:rPr>
         <w:t xml:space="preserve"> إِنْ كَانَ أَحَدٌ فِيكُمْ يَظُنُّ أَنَّهُ دَيِّنٌ، وَهُوَ لَيْسَ يُلْجِمُ لِسَانَهُ، بَلْ يَخْدَعُ قَلْبَهُ، فَدِيَانَةُ هَذَا بَاطِلَةٌ.</w:t>
       </w:r>
-      <w:r>
-        <w:rPr>
-          <w:lang w:val="ar_AE" w:bidi="ar_AE"/>
-        </w:rPr>
-      </w:r>
-      <w:r>
-        <w:rPr>
-          <w:lang w:val="ar_AE" w:bidi="ar_AE"/>
-        </w:rPr>
-      </w:r>
-    </w:p>
-    <w:p>
-      <w:pPr>
-        <w:bidi/>
-      </w:pPr>
-      <w:r>
-        <w:rPr>
-          <w:lang w:val="ar_AE" w:bidi="ar_AE"/>
-        </w:rPr>
-      </w:r>
-    </w:p>
-    <w:p>
-      <w:pPr>
-        <w:bidi/>
-      </w:pPr>
-      <w:r>
-        <w:rPr>
-          <w:lang w:val="ar_AE" w:bidi="ar_AE"/>
-        </w:rPr>
-      </w:r>
-      <w:r>
-        <w:rPr>
-          <w:vertAlign w:val="superscript"/>
+    </w:p>
+    <w:p>
+      <w:pPr>
+        <w:bidi/>
+      </w:pPr>
+      <w:r>
+        <w:rPr>
+          <w:rtl/>
+          <w:cs/>
+          <w:lang w:val="ar_AE" w:bidi="ar_AE"/>
+        </w:rPr>
+      </w:r>
+      <w:r>
+        <w:rPr>
+          <w:vertAlign w:val="superscript"/>
+          <w:rtl/>
+          <w:cs/>
           <w:lang w:val="ar_AE" w:bidi="ar_AE"/>
         </w:rPr>
         <w:t>27</w:t>
       </w:r>
       <w:r>
         <w:rPr>
+          <w:rtl/>
+          <w:cs/>
           <w:lang w:val="ar_AE" w:bidi="ar_AE"/>
         </w:rPr>
         <w:t xml:space="preserve"> اَلدِّيَانَةُ ٱلطَّاهِرَةُ ٱلنَّقِيَّةُ عِنْدَ ٱللهِ ٱلْآبِ هِيَ هَذِهِ: ٱفْتِقَادُ ٱلْيَتَامَى وَٱلْأَرَامِلِ فِي ضِيقَتِهِمْ، وَحِفْظُ ٱلْإِنْسَانِ نَفْسَهُ بِلَا دَنَسٍ مِنَ ٱلْعَالَمِ.</w:t>
       </w:r>
-      <w:r>
-        <w:rPr>
-          <w:lang w:val="ar_AE" w:bidi="ar_AE"/>
-        </w:rPr>
-      </w:r>
-      <w:r>
-        <w:rPr>
-          <w:lang w:val="ar_AE" w:bidi="ar_AE"/>
-        </w:rPr>
-      </w:r>
-    </w:p>
-    <w:p>
-      <w:pPr>
-        <w:bidi/>
-      </w:pPr>
-      <w:r>
-        <w:rPr>
-          <w:lang w:val="ar_AE" w:bidi="ar_AE"/>
-        </w:rPr>
-      </w:r>
     </w:p>
     <w:p>
       <w:pPr>
@@ -1419,1133 +1040,773 @@
       </w:pPr>
       <w:r>
         <w:rPr>
+          <w:rtl/>
+          <w:cs/>
           <w:lang w:val="ar_AE" w:bidi="ar_AE"/>
         </w:rPr>
         <w:t>James 2:1</w:t>
       </w:r>
       <w:r>
         <w:rPr>
-          <w:lang w:val="ar_AE" w:bidi="ar_AE"/>
-        </w:rPr>
-      </w:r>
-    </w:p>
-    <w:p>
-      <w:pPr>
-        <w:bidi/>
-      </w:pPr>
-      <w:r>
-        <w:rPr>
-          <w:lang w:val="ar_AE" w:bidi="ar_AE"/>
-        </w:rPr>
-      </w:r>
-      <w:r>
-        <w:rPr>
-          <w:vertAlign w:val="superscript"/>
+          <w:rtl/>
+          <w:cs/>
+          <w:lang w:val="ar_AE" w:bidi="ar_AE"/>
+        </w:rPr>
+      </w:r>
+    </w:p>
+    <w:p>
+      <w:pPr>
+        <w:bidi/>
+      </w:pPr>
+      <w:r>
+        <w:rPr>
+          <w:rtl/>
+          <w:cs/>
+          <w:lang w:val="ar_AE" w:bidi="ar_AE"/>
+        </w:rPr>
+      </w:r>
+      <w:r>
+        <w:rPr>
+          <w:vertAlign w:val="superscript"/>
+          <w:rtl/>
+          <w:cs/>
           <w:lang w:val="ar_AE" w:bidi="ar_AE"/>
         </w:rPr>
         <w:t>1</w:t>
       </w:r>
       <w:r>
         <w:rPr>
+          <w:rtl/>
+          <w:cs/>
           <w:lang w:val="ar_AE" w:bidi="ar_AE"/>
         </w:rPr>
         <w:t xml:space="preserve"> يَا إِخْوَتِي، لَا يَكُنْ لَكُمْ إِيمَانُ رَبِّنَا يَسُوعَ ٱلْمَسِيحِ، رَبِّ ٱلْمَجْدِ، فِي ٱلْمُحَابَاةِ.</w:t>
       </w:r>
-      <w:r>
-        <w:rPr>
-          <w:lang w:val="ar_AE" w:bidi="ar_AE"/>
-        </w:rPr>
-      </w:r>
-      <w:r>
-        <w:rPr>
-          <w:lang w:val="ar_AE" w:bidi="ar_AE"/>
-        </w:rPr>
-      </w:r>
-    </w:p>
-    <w:p>
-      <w:pPr>
-        <w:bidi/>
-      </w:pPr>
-      <w:r>
-        <w:rPr>
-          <w:lang w:val="ar_AE" w:bidi="ar_AE"/>
-        </w:rPr>
-      </w:r>
-    </w:p>
-    <w:p>
-      <w:pPr>
-        <w:bidi/>
-      </w:pPr>
-      <w:r>
-        <w:rPr>
-          <w:lang w:val="ar_AE" w:bidi="ar_AE"/>
-        </w:rPr>
-      </w:r>
-      <w:r>
-        <w:rPr>
-          <w:vertAlign w:val="superscript"/>
+    </w:p>
+    <w:p>
+      <w:pPr>
+        <w:bidi/>
+      </w:pPr>
+      <w:r>
+        <w:rPr>
+          <w:rtl/>
+          <w:cs/>
+          <w:lang w:val="ar_AE" w:bidi="ar_AE"/>
+        </w:rPr>
+      </w:r>
+      <w:r>
+        <w:rPr>
+          <w:vertAlign w:val="superscript"/>
+          <w:rtl/>
+          <w:cs/>
           <w:lang w:val="ar_AE" w:bidi="ar_AE"/>
         </w:rPr>
         <w:t>2</w:t>
       </w:r>
       <w:r>
         <w:rPr>
+          <w:rtl/>
+          <w:cs/>
           <w:lang w:val="ar_AE" w:bidi="ar_AE"/>
         </w:rPr>
         <w:t xml:space="preserve"> فَإِنَّهُ إِنْ دَخَلَ إِلَى مَجْمَعِكُمْ رَجُلٌ بِخَوَاتِمِ ذَهَبٍ فِي لِبَاسٍ بَهِيٍّ، وَدَخَلَ أَيْضًا فَقِيرٌ بِلِبَاسٍ وَسِخٍ،</w:t>
       </w:r>
-      <w:r>
-        <w:rPr>
-          <w:lang w:val="ar_AE" w:bidi="ar_AE"/>
-        </w:rPr>
-      </w:r>
-      <w:r>
-        <w:rPr>
-          <w:lang w:val="ar_AE" w:bidi="ar_AE"/>
-        </w:rPr>
-      </w:r>
-    </w:p>
-    <w:p>
-      <w:pPr>
-        <w:bidi/>
-      </w:pPr>
-      <w:r>
-        <w:rPr>
-          <w:lang w:val="ar_AE" w:bidi="ar_AE"/>
-        </w:rPr>
-      </w:r>
-    </w:p>
-    <w:p>
-      <w:pPr>
-        <w:bidi/>
-      </w:pPr>
-      <w:r>
-        <w:rPr>
-          <w:lang w:val="ar_AE" w:bidi="ar_AE"/>
-        </w:rPr>
-      </w:r>
-      <w:r>
-        <w:rPr>
-          <w:vertAlign w:val="superscript"/>
+    </w:p>
+    <w:p>
+      <w:pPr>
+        <w:bidi/>
+      </w:pPr>
+      <w:r>
+        <w:rPr>
+          <w:rtl/>
+          <w:cs/>
+          <w:lang w:val="ar_AE" w:bidi="ar_AE"/>
+        </w:rPr>
+      </w:r>
+      <w:r>
+        <w:rPr>
+          <w:vertAlign w:val="superscript"/>
+          <w:rtl/>
+          <w:cs/>
           <w:lang w:val="ar_AE" w:bidi="ar_AE"/>
         </w:rPr>
         <w:t>3</w:t>
       </w:r>
       <w:r>
         <w:rPr>
+          <w:rtl/>
+          <w:cs/>
           <w:lang w:val="ar_AE" w:bidi="ar_AE"/>
         </w:rPr>
         <w:t xml:space="preserve"> فَنَظَرْتُمْ إِلَى ٱللَّابِسِ ٱللِّبَاسَ ٱلْبَهِيَّ وَقُلْتُمْ لَهُ: «ٱجْلِسْ أَنْتَ هُنَا حَسَنًا». وَقُلْتُمْ لِلْفَقِيرِ: «قِفْ أَنْتَ هُنَاكَ» أَوِ: «ٱجْلِسْ هُنَا تَحْتَ مَوْطِىءِ قَدَمَيَّ».</w:t>
       </w:r>
-      <w:r>
-        <w:rPr>
-          <w:lang w:val="ar_AE" w:bidi="ar_AE"/>
-        </w:rPr>
-      </w:r>
-      <w:r>
-        <w:rPr>
-          <w:lang w:val="ar_AE" w:bidi="ar_AE"/>
-        </w:rPr>
-      </w:r>
-    </w:p>
-    <w:p>
-      <w:pPr>
-        <w:bidi/>
-      </w:pPr>
-      <w:r>
-        <w:rPr>
-          <w:lang w:val="ar_AE" w:bidi="ar_AE"/>
-        </w:rPr>
-      </w:r>
-    </w:p>
-    <w:p>
-      <w:pPr>
-        <w:bidi/>
-      </w:pPr>
-      <w:r>
-        <w:rPr>
-          <w:lang w:val="ar_AE" w:bidi="ar_AE"/>
-        </w:rPr>
-      </w:r>
-      <w:r>
-        <w:rPr>
-          <w:vertAlign w:val="superscript"/>
+    </w:p>
+    <w:p>
+      <w:pPr>
+        <w:bidi/>
+      </w:pPr>
+      <w:r>
+        <w:rPr>
+          <w:rtl/>
+          <w:cs/>
+          <w:lang w:val="ar_AE" w:bidi="ar_AE"/>
+        </w:rPr>
+      </w:r>
+      <w:r>
+        <w:rPr>
+          <w:vertAlign w:val="superscript"/>
+          <w:rtl/>
+          <w:cs/>
           <w:lang w:val="ar_AE" w:bidi="ar_AE"/>
         </w:rPr>
         <w:t>4</w:t>
       </w:r>
       <w:r>
         <w:rPr>
+          <w:rtl/>
+          <w:cs/>
           <w:lang w:val="ar_AE" w:bidi="ar_AE"/>
         </w:rPr>
         <w:t xml:space="preserve"> فَهَلْ لَا تَرْتَابُونَ فِي أَنْفُسِكُمْ، وَتَصِيرُونَ قُضَاةَ أَفْكَارٍ شِرِّيرَةٍ؟</w:t>
       </w:r>
-      <w:r>
-        <w:rPr>
-          <w:lang w:val="ar_AE" w:bidi="ar_AE"/>
-        </w:rPr>
-      </w:r>
-      <w:r>
-        <w:rPr>
-          <w:lang w:val="ar_AE" w:bidi="ar_AE"/>
-        </w:rPr>
-      </w:r>
-    </w:p>
-    <w:p>
-      <w:pPr>
-        <w:bidi/>
-      </w:pPr>
-      <w:r>
-        <w:rPr>
-          <w:lang w:val="ar_AE" w:bidi="ar_AE"/>
-        </w:rPr>
-      </w:r>
-    </w:p>
-    <w:p>
-      <w:pPr>
-        <w:bidi/>
-      </w:pPr>
-      <w:r>
-        <w:rPr>
-          <w:lang w:val="ar_AE" w:bidi="ar_AE"/>
-        </w:rPr>
-      </w:r>
-      <w:r>
-        <w:rPr>
-          <w:vertAlign w:val="superscript"/>
+    </w:p>
+    <w:p>
+      <w:pPr>
+        <w:bidi/>
+      </w:pPr>
+      <w:r>
+        <w:rPr>
+          <w:rtl/>
+          <w:cs/>
+          <w:lang w:val="ar_AE" w:bidi="ar_AE"/>
+        </w:rPr>
+      </w:r>
+      <w:r>
+        <w:rPr>
+          <w:vertAlign w:val="superscript"/>
+          <w:rtl/>
+          <w:cs/>
           <w:lang w:val="ar_AE" w:bidi="ar_AE"/>
         </w:rPr>
         <w:t>5</w:t>
       </w:r>
       <w:r>
         <w:rPr>
+          <w:rtl/>
+          <w:cs/>
           <w:lang w:val="ar_AE" w:bidi="ar_AE"/>
         </w:rPr>
         <w:t xml:space="preserve"> ٱسْمَعُوا يَا إِخْوَتِي ٱلْأَحِبَّاءَ: أَمَا ٱخْتَارَ ٱللهُ فُقَرَاءَ هَذَا ٱلْعَالَمِ أَغْنِيَاءَ فِي ٱلْإِيمَانِ، وَوَرَثَةَ ٱلْمَلَكُوتِ ٱلَّذِي وَعَدَ بِهِ ٱلَّذِينَ يُحِبُّونَهُ؟</w:t>
       </w:r>
-      <w:r>
-        <w:rPr>
-          <w:lang w:val="ar_AE" w:bidi="ar_AE"/>
-        </w:rPr>
-      </w:r>
-      <w:r>
-        <w:rPr>
-          <w:lang w:val="ar_AE" w:bidi="ar_AE"/>
-        </w:rPr>
-      </w:r>
-    </w:p>
-    <w:p>
-      <w:pPr>
-        <w:bidi/>
-      </w:pPr>
-      <w:r>
-        <w:rPr>
-          <w:lang w:val="ar_AE" w:bidi="ar_AE"/>
-        </w:rPr>
-      </w:r>
-    </w:p>
-    <w:p>
-      <w:pPr>
-        <w:bidi/>
-      </w:pPr>
-      <w:r>
-        <w:rPr>
-          <w:lang w:val="ar_AE" w:bidi="ar_AE"/>
-        </w:rPr>
-      </w:r>
-      <w:r>
-        <w:rPr>
-          <w:vertAlign w:val="superscript"/>
+    </w:p>
+    <w:p>
+      <w:pPr>
+        <w:bidi/>
+      </w:pPr>
+      <w:r>
+        <w:rPr>
+          <w:rtl/>
+          <w:cs/>
+          <w:lang w:val="ar_AE" w:bidi="ar_AE"/>
+        </w:rPr>
+      </w:r>
+      <w:r>
+        <w:rPr>
+          <w:vertAlign w:val="superscript"/>
+          <w:rtl/>
+          <w:cs/>
           <w:lang w:val="ar_AE" w:bidi="ar_AE"/>
         </w:rPr>
         <w:t>6</w:t>
       </w:r>
       <w:r>
         <w:rPr>
+          <w:rtl/>
+          <w:cs/>
           <w:lang w:val="ar_AE" w:bidi="ar_AE"/>
         </w:rPr>
         <w:t xml:space="preserve"> وَأَمَّا أَنْتُمْ فَأَهَنْتُمُ ٱلْفَقِيرَ. أَلَيْسَ ٱلْأَغْنِيَاءُ يَتَسَلَّطُونَ عَلَيْكُمْ وَهُمْ يَجُرُّونَكُمْ إِلَى ٱلْمَحَاكِمِ؟</w:t>
       </w:r>
-      <w:r>
-        <w:rPr>
-          <w:lang w:val="ar_AE" w:bidi="ar_AE"/>
-        </w:rPr>
-      </w:r>
-      <w:r>
-        <w:rPr>
-          <w:lang w:val="ar_AE" w:bidi="ar_AE"/>
-        </w:rPr>
-      </w:r>
-    </w:p>
-    <w:p>
-      <w:pPr>
-        <w:bidi/>
-      </w:pPr>
-      <w:r>
-        <w:rPr>
-          <w:lang w:val="ar_AE" w:bidi="ar_AE"/>
-        </w:rPr>
-      </w:r>
-    </w:p>
-    <w:p>
-      <w:pPr>
-        <w:bidi/>
-      </w:pPr>
-      <w:r>
-        <w:rPr>
-          <w:lang w:val="ar_AE" w:bidi="ar_AE"/>
-        </w:rPr>
-      </w:r>
-      <w:r>
-        <w:rPr>
-          <w:vertAlign w:val="superscript"/>
+    </w:p>
+    <w:p>
+      <w:pPr>
+        <w:bidi/>
+      </w:pPr>
+      <w:r>
+        <w:rPr>
+          <w:rtl/>
+          <w:cs/>
+          <w:lang w:val="ar_AE" w:bidi="ar_AE"/>
+        </w:rPr>
+      </w:r>
+      <w:r>
+        <w:rPr>
+          <w:vertAlign w:val="superscript"/>
+          <w:rtl/>
+          <w:cs/>
           <w:lang w:val="ar_AE" w:bidi="ar_AE"/>
         </w:rPr>
         <w:t>7</w:t>
       </w:r>
       <w:r>
         <w:rPr>
+          <w:rtl/>
+          <w:cs/>
           <w:lang w:val="ar_AE" w:bidi="ar_AE"/>
         </w:rPr>
         <w:t xml:space="preserve"> أَمَا هُمْ يُجَدِّفُونَ عَلَى ٱلِٱسْمِ ٱلْحَسَنِ ٱلَّذِي دُعِيَ بِهِ عَلَيْكُمْ؟</w:t>
       </w:r>
-      <w:r>
-        <w:rPr>
-          <w:lang w:val="ar_AE" w:bidi="ar_AE"/>
-        </w:rPr>
-      </w:r>
-      <w:r>
-        <w:rPr>
-          <w:lang w:val="ar_AE" w:bidi="ar_AE"/>
-        </w:rPr>
-      </w:r>
-    </w:p>
-    <w:p>
-      <w:pPr>
-        <w:bidi/>
-      </w:pPr>
-      <w:r>
-        <w:rPr>
-          <w:lang w:val="ar_AE" w:bidi="ar_AE"/>
-        </w:rPr>
-      </w:r>
-    </w:p>
-    <w:p>
-      <w:pPr>
-        <w:bidi/>
-      </w:pPr>
-      <w:r>
-        <w:rPr>
-          <w:lang w:val="ar_AE" w:bidi="ar_AE"/>
-        </w:rPr>
-      </w:r>
-      <w:r>
-        <w:rPr>
-          <w:vertAlign w:val="superscript"/>
+    </w:p>
+    <w:p>
+      <w:pPr>
+        <w:bidi/>
+      </w:pPr>
+      <w:r>
+        <w:rPr>
+          <w:rtl/>
+          <w:cs/>
+          <w:lang w:val="ar_AE" w:bidi="ar_AE"/>
+        </w:rPr>
+      </w:r>
+      <w:r>
+        <w:rPr>
+          <w:vertAlign w:val="superscript"/>
+          <w:rtl/>
+          <w:cs/>
           <w:lang w:val="ar_AE" w:bidi="ar_AE"/>
         </w:rPr>
         <w:t>8</w:t>
       </w:r>
       <w:r>
         <w:rPr>
+          <w:rtl/>
+          <w:cs/>
           <w:lang w:val="ar_AE" w:bidi="ar_AE"/>
         </w:rPr>
         <w:t xml:space="preserve"> فَإِنْ كُنْتُمْ تُكَمِّلُونَ ٱلنَّامُوسَ ٱلْمُلُوكِيَّ حَسَبَ ٱلْكِتَابِ: «تُحِبُّ قَرِيبَكَ كَنَفْسِكَ»، فَحَسَنًا تَفْعَلُونَ.</w:t>
       </w:r>
-      <w:r>
-        <w:rPr>
-          <w:lang w:val="ar_AE" w:bidi="ar_AE"/>
-        </w:rPr>
-      </w:r>
-      <w:r>
-        <w:rPr>
-          <w:lang w:val="ar_AE" w:bidi="ar_AE"/>
-        </w:rPr>
-      </w:r>
-    </w:p>
-    <w:p>
-      <w:pPr>
-        <w:bidi/>
-      </w:pPr>
-      <w:r>
-        <w:rPr>
-          <w:lang w:val="ar_AE" w:bidi="ar_AE"/>
-        </w:rPr>
-      </w:r>
-    </w:p>
-    <w:p>
-      <w:pPr>
-        <w:bidi/>
-      </w:pPr>
-      <w:r>
-        <w:rPr>
-          <w:lang w:val="ar_AE" w:bidi="ar_AE"/>
-        </w:rPr>
-      </w:r>
-      <w:r>
-        <w:rPr>
-          <w:vertAlign w:val="superscript"/>
+    </w:p>
+    <w:p>
+      <w:pPr>
+        <w:bidi/>
+      </w:pPr>
+      <w:r>
+        <w:rPr>
+          <w:rtl/>
+          <w:cs/>
+          <w:lang w:val="ar_AE" w:bidi="ar_AE"/>
+        </w:rPr>
+      </w:r>
+      <w:r>
+        <w:rPr>
+          <w:vertAlign w:val="superscript"/>
+          <w:rtl/>
+          <w:cs/>
           <w:lang w:val="ar_AE" w:bidi="ar_AE"/>
         </w:rPr>
         <w:t>9</w:t>
       </w:r>
       <w:r>
         <w:rPr>
+          <w:rtl/>
+          <w:cs/>
           <w:lang w:val="ar_AE" w:bidi="ar_AE"/>
         </w:rPr>
         <w:t xml:space="preserve"> وَلَكِنْ إِنْ كُنْتُمْ تُحَابُونَ، تَفْعَلُونَ خَطِيَّةً، مُوَبَّخِينَ مِنَ ٱلنَّامُوسِ كَمُتَعَدِّينَ.</w:t>
       </w:r>
-      <w:r>
-        <w:rPr>
-          <w:lang w:val="ar_AE" w:bidi="ar_AE"/>
-        </w:rPr>
-      </w:r>
-      <w:r>
-        <w:rPr>
-          <w:lang w:val="ar_AE" w:bidi="ar_AE"/>
-        </w:rPr>
-      </w:r>
-    </w:p>
-    <w:p>
-      <w:pPr>
-        <w:bidi/>
-      </w:pPr>
-      <w:r>
-        <w:rPr>
-          <w:lang w:val="ar_AE" w:bidi="ar_AE"/>
-        </w:rPr>
-      </w:r>
-    </w:p>
-    <w:p>
-      <w:pPr>
-        <w:bidi/>
-      </w:pPr>
-      <w:r>
-        <w:rPr>
-          <w:lang w:val="ar_AE" w:bidi="ar_AE"/>
-        </w:rPr>
-      </w:r>
-      <w:r>
-        <w:rPr>
-          <w:vertAlign w:val="superscript"/>
+    </w:p>
+    <w:p>
+      <w:pPr>
+        <w:bidi/>
+      </w:pPr>
+      <w:r>
+        <w:rPr>
+          <w:rtl/>
+          <w:cs/>
+          <w:lang w:val="ar_AE" w:bidi="ar_AE"/>
+        </w:rPr>
+      </w:r>
+      <w:r>
+        <w:rPr>
+          <w:vertAlign w:val="superscript"/>
+          <w:rtl/>
+          <w:cs/>
           <w:lang w:val="ar_AE" w:bidi="ar_AE"/>
         </w:rPr>
         <w:t>10</w:t>
       </w:r>
       <w:r>
         <w:rPr>
+          <w:rtl/>
+          <w:cs/>
           <w:lang w:val="ar_AE" w:bidi="ar_AE"/>
         </w:rPr>
         <w:t xml:space="preserve"> لِأَنَّ مَنْ حَفِظَ كُلَّ ٱلنَّامُوسِ، وَإِنَّمَا عَثَرَ فِي وَاحِدَةٍ، فَقَدْ صَارَ مُجْرِمًا فِي ٱلْكُلِّ.</w:t>
       </w:r>
-      <w:r>
-        <w:rPr>
-          <w:lang w:val="ar_AE" w:bidi="ar_AE"/>
-        </w:rPr>
-      </w:r>
-      <w:r>
-        <w:rPr>
-          <w:lang w:val="ar_AE" w:bidi="ar_AE"/>
-        </w:rPr>
-      </w:r>
-    </w:p>
-    <w:p>
-      <w:pPr>
-        <w:bidi/>
-      </w:pPr>
-      <w:r>
-        <w:rPr>
-          <w:lang w:val="ar_AE" w:bidi="ar_AE"/>
-        </w:rPr>
-      </w:r>
-    </w:p>
-    <w:p>
-      <w:pPr>
-        <w:bidi/>
-      </w:pPr>
-      <w:r>
-        <w:rPr>
-          <w:lang w:val="ar_AE" w:bidi="ar_AE"/>
-        </w:rPr>
-      </w:r>
-      <w:r>
-        <w:rPr>
-          <w:vertAlign w:val="superscript"/>
+    </w:p>
+    <w:p>
+      <w:pPr>
+        <w:bidi/>
+      </w:pPr>
+      <w:r>
+        <w:rPr>
+          <w:rtl/>
+          <w:cs/>
+          <w:lang w:val="ar_AE" w:bidi="ar_AE"/>
+        </w:rPr>
+      </w:r>
+      <w:r>
+        <w:rPr>
+          <w:vertAlign w:val="superscript"/>
+          <w:rtl/>
+          <w:cs/>
           <w:lang w:val="ar_AE" w:bidi="ar_AE"/>
         </w:rPr>
         <w:t>11</w:t>
       </w:r>
       <w:r>
         <w:rPr>
+          <w:rtl/>
+          <w:cs/>
           <w:lang w:val="ar_AE" w:bidi="ar_AE"/>
         </w:rPr>
         <w:t xml:space="preserve"> لِأَنَّ ٱلَّذِي قَالَ: «لَا تَزْنِ»، قَالَ أَيْضًا: «لَا تَقْتُلْ». فَإِنْ لَمْ تَزْنِ وَلَكِنْ قَتَلْتَ، فَقَدْ صِرْتَ مُتَعَدِّيًا ٱلنَّامُوسَ.</w:t>
       </w:r>
-      <w:r>
-        <w:rPr>
-          <w:lang w:val="ar_AE" w:bidi="ar_AE"/>
-        </w:rPr>
-      </w:r>
-      <w:r>
-        <w:rPr>
-          <w:lang w:val="ar_AE" w:bidi="ar_AE"/>
-        </w:rPr>
-      </w:r>
-    </w:p>
-    <w:p>
-      <w:pPr>
-        <w:bidi/>
-      </w:pPr>
-      <w:r>
-        <w:rPr>
-          <w:lang w:val="ar_AE" w:bidi="ar_AE"/>
-        </w:rPr>
-      </w:r>
-    </w:p>
-    <w:p>
-      <w:pPr>
-        <w:bidi/>
-      </w:pPr>
-      <w:r>
-        <w:rPr>
-          <w:lang w:val="ar_AE" w:bidi="ar_AE"/>
-        </w:rPr>
-      </w:r>
-      <w:r>
-        <w:rPr>
-          <w:vertAlign w:val="superscript"/>
+    </w:p>
+    <w:p>
+      <w:pPr>
+        <w:bidi/>
+      </w:pPr>
+      <w:r>
+        <w:rPr>
+          <w:rtl/>
+          <w:cs/>
+          <w:lang w:val="ar_AE" w:bidi="ar_AE"/>
+        </w:rPr>
+      </w:r>
+      <w:r>
+        <w:rPr>
+          <w:vertAlign w:val="superscript"/>
+          <w:rtl/>
+          <w:cs/>
           <w:lang w:val="ar_AE" w:bidi="ar_AE"/>
         </w:rPr>
         <w:t>12</w:t>
       </w:r>
       <w:r>
         <w:rPr>
+          <w:rtl/>
+          <w:cs/>
           <w:lang w:val="ar_AE" w:bidi="ar_AE"/>
         </w:rPr>
         <w:t xml:space="preserve"> هَكَذَا تَكَلَّمُوا وَهَكَذَا ٱفْعَلُوا كَعَتِيدِينَ أَنْ تُحَاكَمُوا بِنَامُوسِ ٱلْحُرِّيَّةِ.</w:t>
       </w:r>
-      <w:r>
-        <w:rPr>
-          <w:lang w:val="ar_AE" w:bidi="ar_AE"/>
-        </w:rPr>
-      </w:r>
-      <w:r>
-        <w:rPr>
-          <w:lang w:val="ar_AE" w:bidi="ar_AE"/>
-        </w:rPr>
-      </w:r>
-    </w:p>
-    <w:p>
-      <w:pPr>
-        <w:bidi/>
-      </w:pPr>
-      <w:r>
-        <w:rPr>
-          <w:lang w:val="ar_AE" w:bidi="ar_AE"/>
-        </w:rPr>
-      </w:r>
-    </w:p>
-    <w:p>
-      <w:pPr>
-        <w:bidi/>
-      </w:pPr>
-      <w:r>
-        <w:rPr>
-          <w:lang w:val="ar_AE" w:bidi="ar_AE"/>
-        </w:rPr>
-      </w:r>
-      <w:r>
-        <w:rPr>
-          <w:vertAlign w:val="superscript"/>
+    </w:p>
+    <w:p>
+      <w:pPr>
+        <w:bidi/>
+      </w:pPr>
+      <w:r>
+        <w:rPr>
+          <w:rtl/>
+          <w:cs/>
+          <w:lang w:val="ar_AE" w:bidi="ar_AE"/>
+        </w:rPr>
+      </w:r>
+      <w:r>
+        <w:rPr>
+          <w:vertAlign w:val="superscript"/>
+          <w:rtl/>
+          <w:cs/>
           <w:lang w:val="ar_AE" w:bidi="ar_AE"/>
         </w:rPr>
         <w:t>13</w:t>
       </w:r>
       <w:r>
         <w:rPr>
+          <w:rtl/>
+          <w:cs/>
           <w:lang w:val="ar_AE" w:bidi="ar_AE"/>
         </w:rPr>
         <w:t xml:space="preserve"> لِأَنَّ ٱلْحُكْمَ هُوَ بِلَا رَحْمَةٍ لِمَنْ لَمْ يَعْمَلْ رَحْمَةً، وَٱلرَّحْمَةُ تَفْتَخِرُ عَلَى ٱلْحُكْمِ.</w:t>
       </w:r>
-      <w:r>
-        <w:rPr>
-          <w:lang w:val="ar_AE" w:bidi="ar_AE"/>
-        </w:rPr>
-      </w:r>
-      <w:r>
-        <w:rPr>
-          <w:lang w:val="ar_AE" w:bidi="ar_AE"/>
-        </w:rPr>
-      </w:r>
-    </w:p>
-    <w:p>
-      <w:pPr>
-        <w:bidi/>
-      </w:pPr>
-      <w:r>
-        <w:rPr>
-          <w:lang w:val="ar_AE" w:bidi="ar_AE"/>
-        </w:rPr>
-      </w:r>
-    </w:p>
-    <w:p>
-      <w:pPr>
-        <w:bidi/>
-      </w:pPr>
-      <w:r>
-        <w:rPr>
-          <w:lang w:val="ar_AE" w:bidi="ar_AE"/>
-        </w:rPr>
-      </w:r>
-      <w:r>
-        <w:rPr>
-          <w:vertAlign w:val="superscript"/>
+    </w:p>
+    <w:p>
+      <w:pPr>
+        <w:bidi/>
+      </w:pPr>
+      <w:r>
+        <w:rPr>
+          <w:rtl/>
+          <w:cs/>
+          <w:lang w:val="ar_AE" w:bidi="ar_AE"/>
+        </w:rPr>
+      </w:r>
+      <w:r>
+        <w:rPr>
+          <w:vertAlign w:val="superscript"/>
+          <w:rtl/>
+          <w:cs/>
           <w:lang w:val="ar_AE" w:bidi="ar_AE"/>
         </w:rPr>
         <w:t>14</w:t>
       </w:r>
       <w:r>
         <w:rPr>
+          <w:rtl/>
+          <w:cs/>
           <w:lang w:val="ar_AE" w:bidi="ar_AE"/>
         </w:rPr>
         <w:t xml:space="preserve"> مَا ٱلْمَنْفَعَةُ يَا إِخْوَتِي إِنْ قَالَ أَحَدٌ إِنَّ لَهُ إِيمَانًا وَلَكِنْ لَيْسَ لَهُ أَعْمَالٌ، هَلْ يَقْدِرُ ٱلْإِيمَانُ أَنْ يُخَلِّصَهُ؟</w:t>
       </w:r>
-      <w:r>
-        <w:rPr>
-          <w:lang w:val="ar_AE" w:bidi="ar_AE"/>
-        </w:rPr>
-      </w:r>
-      <w:r>
-        <w:rPr>
-          <w:lang w:val="ar_AE" w:bidi="ar_AE"/>
-        </w:rPr>
-      </w:r>
-    </w:p>
-    <w:p>
-      <w:pPr>
-        <w:bidi/>
-      </w:pPr>
-      <w:r>
-        <w:rPr>
-          <w:lang w:val="ar_AE" w:bidi="ar_AE"/>
-        </w:rPr>
-      </w:r>
-    </w:p>
-    <w:p>
-      <w:pPr>
-        <w:bidi/>
-      </w:pPr>
-      <w:r>
-        <w:rPr>
-          <w:lang w:val="ar_AE" w:bidi="ar_AE"/>
-        </w:rPr>
-      </w:r>
-      <w:r>
-        <w:rPr>
-          <w:vertAlign w:val="superscript"/>
+    </w:p>
+    <w:p>
+      <w:pPr>
+        <w:bidi/>
+      </w:pPr>
+      <w:r>
+        <w:rPr>
+          <w:rtl/>
+          <w:cs/>
+          <w:lang w:val="ar_AE" w:bidi="ar_AE"/>
+        </w:rPr>
+      </w:r>
+      <w:r>
+        <w:rPr>
+          <w:vertAlign w:val="superscript"/>
+          <w:rtl/>
+          <w:cs/>
           <w:lang w:val="ar_AE" w:bidi="ar_AE"/>
         </w:rPr>
         <w:t>15</w:t>
       </w:r>
       <w:r>
         <w:rPr>
+          <w:rtl/>
+          <w:cs/>
           <w:lang w:val="ar_AE" w:bidi="ar_AE"/>
         </w:rPr>
         <w:t xml:space="preserve"> إِنْ كَانَ أَخٌ وَأُخْتٌ عُرْيَانَيْنِ وَمُعْتَازَيْنِ لِلْقُوتِ ٱلْيَوْمِيِّ،</w:t>
       </w:r>
-      <w:r>
-        <w:rPr>
-          <w:lang w:val="ar_AE" w:bidi="ar_AE"/>
-        </w:rPr>
-      </w:r>
-      <w:r>
-        <w:rPr>
-          <w:lang w:val="ar_AE" w:bidi="ar_AE"/>
-        </w:rPr>
-      </w:r>
-    </w:p>
-    <w:p>
-      <w:pPr>
-        <w:bidi/>
-      </w:pPr>
-      <w:r>
-        <w:rPr>
-          <w:lang w:val="ar_AE" w:bidi="ar_AE"/>
-        </w:rPr>
-      </w:r>
-    </w:p>
-    <w:p>
-      <w:pPr>
-        <w:bidi/>
-      </w:pPr>
-      <w:r>
-        <w:rPr>
-          <w:lang w:val="ar_AE" w:bidi="ar_AE"/>
-        </w:rPr>
-      </w:r>
-      <w:r>
-        <w:rPr>
-          <w:vertAlign w:val="superscript"/>
+    </w:p>
+    <w:p>
+      <w:pPr>
+        <w:bidi/>
+      </w:pPr>
+      <w:r>
+        <w:rPr>
+          <w:rtl/>
+          <w:cs/>
+          <w:lang w:val="ar_AE" w:bidi="ar_AE"/>
+        </w:rPr>
+      </w:r>
+      <w:r>
+        <w:rPr>
+          <w:vertAlign w:val="superscript"/>
+          <w:rtl/>
+          <w:cs/>
           <w:lang w:val="ar_AE" w:bidi="ar_AE"/>
         </w:rPr>
         <w:t>16</w:t>
       </w:r>
       <w:r>
         <w:rPr>
+          <w:rtl/>
+          <w:cs/>
           <w:lang w:val="ar_AE" w:bidi="ar_AE"/>
         </w:rPr>
         <w:t xml:space="preserve"> فَقَالَ لَهُمَا أَحَدُكُمُ: «ٱمْضِيَا بِسَلَامٍ، ٱسْتَدْفِئَا وَٱشْبَعَا»، وَلَكِنْ لَمْ تُعْطُوهُمَا حَاجَاتِ ٱلْجَسَدِ، فَمَا ٱلْمَنْفَعَةُ؟</w:t>
       </w:r>
-      <w:r>
-        <w:rPr>
-          <w:lang w:val="ar_AE" w:bidi="ar_AE"/>
-        </w:rPr>
-      </w:r>
-      <w:r>
-        <w:rPr>
-          <w:lang w:val="ar_AE" w:bidi="ar_AE"/>
-        </w:rPr>
-      </w:r>
-    </w:p>
-    <w:p>
-      <w:pPr>
-        <w:bidi/>
-      </w:pPr>
-      <w:r>
-        <w:rPr>
-          <w:lang w:val="ar_AE" w:bidi="ar_AE"/>
-        </w:rPr>
-      </w:r>
-    </w:p>
-    <w:p>
-      <w:pPr>
-        <w:bidi/>
-      </w:pPr>
-      <w:r>
-        <w:rPr>
-          <w:lang w:val="ar_AE" w:bidi="ar_AE"/>
-        </w:rPr>
-      </w:r>
-      <w:r>
-        <w:rPr>
-          <w:vertAlign w:val="superscript"/>
+    </w:p>
+    <w:p>
+      <w:pPr>
+        <w:bidi/>
+      </w:pPr>
+      <w:r>
+        <w:rPr>
+          <w:rtl/>
+          <w:cs/>
+          <w:lang w:val="ar_AE" w:bidi="ar_AE"/>
+        </w:rPr>
+      </w:r>
+      <w:r>
+        <w:rPr>
+          <w:vertAlign w:val="superscript"/>
+          <w:rtl/>
+          <w:cs/>
           <w:lang w:val="ar_AE" w:bidi="ar_AE"/>
         </w:rPr>
         <w:t>17</w:t>
       </w:r>
       <w:r>
         <w:rPr>
+          <w:rtl/>
+          <w:cs/>
           <w:lang w:val="ar_AE" w:bidi="ar_AE"/>
         </w:rPr>
         <w:t xml:space="preserve"> هَكَذَا ٱلْإِيمَانُ أَيْضًا، إِنْ لَمْ يَكُنْ لَهُ أَعْمَالٌ، مَيِّتٌ فِي ذَاتِهِ.</w:t>
       </w:r>
-      <w:r>
-        <w:rPr>
-          <w:lang w:val="ar_AE" w:bidi="ar_AE"/>
-        </w:rPr>
-      </w:r>
-      <w:r>
-        <w:rPr>
-          <w:lang w:val="ar_AE" w:bidi="ar_AE"/>
-        </w:rPr>
-      </w:r>
-    </w:p>
-    <w:p>
-      <w:pPr>
-        <w:bidi/>
-      </w:pPr>
-      <w:r>
-        <w:rPr>
-          <w:lang w:val="ar_AE" w:bidi="ar_AE"/>
-        </w:rPr>
-      </w:r>
-    </w:p>
-    <w:p>
-      <w:pPr>
-        <w:bidi/>
-      </w:pPr>
-      <w:r>
-        <w:rPr>
-          <w:lang w:val="ar_AE" w:bidi="ar_AE"/>
-        </w:rPr>
-      </w:r>
-      <w:r>
-        <w:rPr>
-          <w:vertAlign w:val="superscript"/>
+    </w:p>
+    <w:p>
+      <w:pPr>
+        <w:bidi/>
+      </w:pPr>
+      <w:r>
+        <w:rPr>
+          <w:rtl/>
+          <w:cs/>
+          <w:lang w:val="ar_AE" w:bidi="ar_AE"/>
+        </w:rPr>
+      </w:r>
+      <w:r>
+        <w:rPr>
+          <w:vertAlign w:val="superscript"/>
+          <w:rtl/>
+          <w:cs/>
           <w:lang w:val="ar_AE" w:bidi="ar_AE"/>
         </w:rPr>
         <w:t>18</w:t>
       </w:r>
       <w:r>
         <w:rPr>
+          <w:rtl/>
+          <w:cs/>
           <w:lang w:val="ar_AE" w:bidi="ar_AE"/>
         </w:rPr>
         <w:t xml:space="preserve"> لَكِنْ يَقُولُ قَائِلٌ: «أَنْتَ لَكَ إِيمَانٌ، وَأَنَا لِي أَعْمَالٌ. أَرِنِي إِيمَانَكَ بِدُونِ أَعْمَالِكَ، وَأَنَا أُرِيكَ بِأَعْمَالِي إِيمَانِي».</w:t>
       </w:r>
-      <w:r>
-        <w:rPr>
-          <w:lang w:val="ar_AE" w:bidi="ar_AE"/>
-        </w:rPr>
-      </w:r>
-      <w:r>
-        <w:rPr>
-          <w:lang w:val="ar_AE" w:bidi="ar_AE"/>
-        </w:rPr>
-      </w:r>
-    </w:p>
-    <w:p>
-      <w:pPr>
-        <w:bidi/>
-      </w:pPr>
-      <w:r>
-        <w:rPr>
-          <w:lang w:val="ar_AE" w:bidi="ar_AE"/>
-        </w:rPr>
-      </w:r>
-    </w:p>
-    <w:p>
-      <w:pPr>
-        <w:bidi/>
-      </w:pPr>
-      <w:r>
-        <w:rPr>
-          <w:lang w:val="ar_AE" w:bidi="ar_AE"/>
-        </w:rPr>
-      </w:r>
-      <w:r>
-        <w:rPr>
-          <w:vertAlign w:val="superscript"/>
+    </w:p>
+    <w:p>
+      <w:pPr>
+        <w:bidi/>
+      </w:pPr>
+      <w:r>
+        <w:rPr>
+          <w:rtl/>
+          <w:cs/>
+          <w:lang w:val="ar_AE" w:bidi="ar_AE"/>
+        </w:rPr>
+      </w:r>
+      <w:r>
+        <w:rPr>
+          <w:vertAlign w:val="superscript"/>
+          <w:rtl/>
+          <w:cs/>
           <w:lang w:val="ar_AE" w:bidi="ar_AE"/>
         </w:rPr>
         <w:t>19</w:t>
       </w:r>
       <w:r>
         <w:rPr>
+          <w:rtl/>
+          <w:cs/>
           <w:lang w:val="ar_AE" w:bidi="ar_AE"/>
         </w:rPr>
         <w:t xml:space="preserve"> أَنْتَ تُؤْمِنُ أَنَّ ٱللهَ وَاحِدٌ. حَسَنًا تَفْعَلُ. وَٱلشَّيَاطِينُ يُؤْمِنُونَ وَيَقْشَعِرُّونَ!</w:t>
       </w:r>
-      <w:r>
-        <w:rPr>
-          <w:lang w:val="ar_AE" w:bidi="ar_AE"/>
-        </w:rPr>
-      </w:r>
-      <w:r>
-        <w:rPr>
-          <w:lang w:val="ar_AE" w:bidi="ar_AE"/>
-        </w:rPr>
-      </w:r>
-    </w:p>
-    <w:p>
-      <w:pPr>
-        <w:bidi/>
-      </w:pPr>
-      <w:r>
-        <w:rPr>
-          <w:lang w:val="ar_AE" w:bidi="ar_AE"/>
-        </w:rPr>
-      </w:r>
-    </w:p>
-    <w:p>
-      <w:pPr>
-        <w:bidi/>
-      </w:pPr>
-      <w:r>
-        <w:rPr>
-          <w:lang w:val="ar_AE" w:bidi="ar_AE"/>
-        </w:rPr>
-      </w:r>
-      <w:r>
-        <w:rPr>
-          <w:vertAlign w:val="superscript"/>
+    </w:p>
+    <w:p>
+      <w:pPr>
+        <w:bidi/>
+      </w:pPr>
+      <w:r>
+        <w:rPr>
+          <w:rtl/>
+          <w:cs/>
+          <w:lang w:val="ar_AE" w:bidi="ar_AE"/>
+        </w:rPr>
+      </w:r>
+      <w:r>
+        <w:rPr>
+          <w:vertAlign w:val="superscript"/>
+          <w:rtl/>
+          <w:cs/>
           <w:lang w:val="ar_AE" w:bidi="ar_AE"/>
         </w:rPr>
         <w:t>20</w:t>
       </w:r>
       <w:r>
         <w:rPr>
+          <w:rtl/>
+          <w:cs/>
           <w:lang w:val="ar_AE" w:bidi="ar_AE"/>
         </w:rPr>
         <w:t xml:space="preserve"> وَلَكِنْ هَلْ تُرِيدُ أَنْ تَعْلَمَ أَيُّهَا ٱلْإِنْسَانُ ٱلْبَاطِلُ أَنَّ ٱلْإِيمَانَ بِدُونِ أَعْمَالٍ مَيِّتٌ؟</w:t>
       </w:r>
-      <w:r>
-        <w:rPr>
-          <w:lang w:val="ar_AE" w:bidi="ar_AE"/>
-        </w:rPr>
-      </w:r>
-      <w:r>
-        <w:rPr>
-          <w:lang w:val="ar_AE" w:bidi="ar_AE"/>
-        </w:rPr>
-      </w:r>
-    </w:p>
-    <w:p>
-      <w:pPr>
-        <w:bidi/>
-      </w:pPr>
-      <w:r>
-        <w:rPr>
-          <w:lang w:val="ar_AE" w:bidi="ar_AE"/>
-        </w:rPr>
-      </w:r>
-    </w:p>
-    <w:p>
-      <w:pPr>
-        <w:bidi/>
-      </w:pPr>
-      <w:r>
-        <w:rPr>
-          <w:lang w:val="ar_AE" w:bidi="ar_AE"/>
-        </w:rPr>
-      </w:r>
-      <w:r>
-        <w:rPr>
-          <w:vertAlign w:val="superscript"/>
+    </w:p>
+    <w:p>
+      <w:pPr>
+        <w:bidi/>
+      </w:pPr>
+      <w:r>
+        <w:rPr>
+          <w:rtl/>
+          <w:cs/>
+          <w:lang w:val="ar_AE" w:bidi="ar_AE"/>
+        </w:rPr>
+      </w:r>
+      <w:r>
+        <w:rPr>
+          <w:vertAlign w:val="superscript"/>
+          <w:rtl/>
+          <w:cs/>
           <w:lang w:val="ar_AE" w:bidi="ar_AE"/>
         </w:rPr>
         <w:t>21</w:t>
       </w:r>
       <w:r>
         <w:rPr>
+          <w:rtl/>
+          <w:cs/>
           <w:lang w:val="ar_AE" w:bidi="ar_AE"/>
         </w:rPr>
         <w:t xml:space="preserve"> أَلَمْ يَتَبَرَّرْ إِبْرَاهِيمُ أَبُونَا بِٱلْأَعْمَالِ، إِذْ قَدَّمَ إِسْحَاقَ ٱبْنَهُ عَلَى ٱلْمَذْبَحِ؟</w:t>
       </w:r>
-      <w:r>
-        <w:rPr>
-          <w:lang w:val="ar_AE" w:bidi="ar_AE"/>
-        </w:rPr>
-      </w:r>
-      <w:r>
-        <w:rPr>
-          <w:lang w:val="ar_AE" w:bidi="ar_AE"/>
-        </w:rPr>
-      </w:r>
-    </w:p>
-    <w:p>
-      <w:pPr>
-        <w:bidi/>
-      </w:pPr>
-      <w:r>
-        <w:rPr>
-          <w:lang w:val="ar_AE" w:bidi="ar_AE"/>
-        </w:rPr>
-      </w:r>
-    </w:p>
-    <w:p>
-      <w:pPr>
-        <w:bidi/>
-      </w:pPr>
-      <w:r>
-        <w:rPr>
-          <w:lang w:val="ar_AE" w:bidi="ar_AE"/>
-        </w:rPr>
-      </w:r>
-      <w:r>
-        <w:rPr>
-          <w:vertAlign w:val="superscript"/>
+    </w:p>
+    <w:p>
+      <w:pPr>
+        <w:bidi/>
+      </w:pPr>
+      <w:r>
+        <w:rPr>
+          <w:rtl/>
+          <w:cs/>
+          <w:lang w:val="ar_AE" w:bidi="ar_AE"/>
+        </w:rPr>
+      </w:r>
+      <w:r>
+        <w:rPr>
+          <w:vertAlign w:val="superscript"/>
+          <w:rtl/>
+          <w:cs/>
           <w:lang w:val="ar_AE" w:bidi="ar_AE"/>
         </w:rPr>
         <w:t>22</w:t>
       </w:r>
       <w:r>
         <w:rPr>
+          <w:rtl/>
+          <w:cs/>
           <w:lang w:val="ar_AE" w:bidi="ar_AE"/>
         </w:rPr>
         <w:t xml:space="preserve"> فَتَرَى أَنَّ ٱلْإِيمَانَ عَمِلَ مَعَ أَعْمَالِهِ، وَبِٱلْأَعْمَالِ أُكْمِلَ ٱلْإِيمَانُ،</w:t>
       </w:r>
-      <w:r>
-        <w:rPr>
-          <w:lang w:val="ar_AE" w:bidi="ar_AE"/>
-        </w:rPr>
-      </w:r>
-      <w:r>
-        <w:rPr>
-          <w:lang w:val="ar_AE" w:bidi="ar_AE"/>
-        </w:rPr>
-      </w:r>
-    </w:p>
-    <w:p>
-      <w:pPr>
-        <w:bidi/>
-      </w:pPr>
-      <w:r>
-        <w:rPr>
-          <w:lang w:val="ar_AE" w:bidi="ar_AE"/>
-        </w:rPr>
-      </w:r>
-    </w:p>
-    <w:p>
-      <w:pPr>
-        <w:bidi/>
-      </w:pPr>
-      <w:r>
-        <w:rPr>
-          <w:lang w:val="ar_AE" w:bidi="ar_AE"/>
-        </w:rPr>
-      </w:r>
-      <w:r>
-        <w:rPr>
-          <w:vertAlign w:val="superscript"/>
+    </w:p>
+    <w:p>
+      <w:pPr>
+        <w:bidi/>
+      </w:pPr>
+      <w:r>
+        <w:rPr>
+          <w:rtl/>
+          <w:cs/>
+          <w:lang w:val="ar_AE" w:bidi="ar_AE"/>
+        </w:rPr>
+      </w:r>
+      <w:r>
+        <w:rPr>
+          <w:vertAlign w:val="superscript"/>
+          <w:rtl/>
+          <w:cs/>
           <w:lang w:val="ar_AE" w:bidi="ar_AE"/>
         </w:rPr>
         <w:t>23</w:t>
       </w:r>
       <w:r>
         <w:rPr>
+          <w:rtl/>
+          <w:cs/>
           <w:lang w:val="ar_AE" w:bidi="ar_AE"/>
         </w:rPr>
         <w:t xml:space="preserve"> وَتَمَّ ٱلْكِتَابُ ٱلْقَائِلُ: «فَآمَنَ إِبْرَاهِيمُ بِٱللهِ فَحُسِبَ لَهُ بِرًّا»، وَدُعِيَ خَلِيلَ ٱللهِ.</w:t>
       </w:r>
-      <w:r>
-        <w:rPr>
-          <w:lang w:val="ar_AE" w:bidi="ar_AE"/>
-        </w:rPr>
-      </w:r>
-      <w:r>
-        <w:rPr>
-          <w:lang w:val="ar_AE" w:bidi="ar_AE"/>
-        </w:rPr>
-      </w:r>
-    </w:p>
-    <w:p>
-      <w:pPr>
-        <w:bidi/>
-      </w:pPr>
-      <w:r>
-        <w:rPr>
-          <w:lang w:val="ar_AE" w:bidi="ar_AE"/>
-        </w:rPr>
-      </w:r>
-    </w:p>
-    <w:p>
-      <w:pPr>
-        <w:bidi/>
-      </w:pPr>
-      <w:r>
-        <w:rPr>
-          <w:lang w:val="ar_AE" w:bidi="ar_AE"/>
-        </w:rPr>
-      </w:r>
-      <w:r>
-        <w:rPr>
-          <w:vertAlign w:val="superscript"/>
+    </w:p>
+    <w:p>
+      <w:pPr>
+        <w:bidi/>
+      </w:pPr>
+      <w:r>
+        <w:rPr>
+          <w:rtl/>
+          <w:cs/>
+          <w:lang w:val="ar_AE" w:bidi="ar_AE"/>
+        </w:rPr>
+      </w:r>
+      <w:r>
+        <w:rPr>
+          <w:vertAlign w:val="superscript"/>
+          <w:rtl/>
+          <w:cs/>
           <w:lang w:val="ar_AE" w:bidi="ar_AE"/>
         </w:rPr>
         <w:t>24</w:t>
       </w:r>
       <w:r>
         <w:rPr>
+          <w:rtl/>
+          <w:cs/>
           <w:lang w:val="ar_AE" w:bidi="ar_AE"/>
         </w:rPr>
         <w:t xml:space="preserve"> تَرَوْنَ إِذًا أَنَّهُ بِٱلْأَعْمَالِ يَتَبَرَّرُ ٱلْإِنْسَانُ، لَابِٱلْإِيمَانِ وَحْدَهُ.</w:t>
       </w:r>
-      <w:r>
-        <w:rPr>
-          <w:lang w:val="ar_AE" w:bidi="ar_AE"/>
-        </w:rPr>
-      </w:r>
-      <w:r>
-        <w:rPr>
-          <w:lang w:val="ar_AE" w:bidi="ar_AE"/>
-        </w:rPr>
-      </w:r>
-    </w:p>
-    <w:p>
-      <w:pPr>
-        <w:bidi/>
-      </w:pPr>
-      <w:r>
-        <w:rPr>
-          <w:lang w:val="ar_AE" w:bidi="ar_AE"/>
-        </w:rPr>
-      </w:r>
-    </w:p>
-    <w:p>
-      <w:pPr>
-        <w:bidi/>
-      </w:pPr>
-      <w:r>
-        <w:rPr>
-          <w:lang w:val="ar_AE" w:bidi="ar_AE"/>
-        </w:rPr>
-      </w:r>
-      <w:r>
-        <w:rPr>
-          <w:vertAlign w:val="superscript"/>
+    </w:p>
+    <w:p>
+      <w:pPr>
+        <w:bidi/>
+      </w:pPr>
+      <w:r>
+        <w:rPr>
+          <w:rtl/>
+          <w:cs/>
+          <w:lang w:val="ar_AE" w:bidi="ar_AE"/>
+        </w:rPr>
+      </w:r>
+      <w:r>
+        <w:rPr>
+          <w:vertAlign w:val="superscript"/>
+          <w:rtl/>
+          <w:cs/>
           <w:lang w:val="ar_AE" w:bidi="ar_AE"/>
         </w:rPr>
         <w:t>25</w:t>
       </w:r>
       <w:r>
         <w:rPr>
+          <w:rtl/>
+          <w:cs/>
           <w:lang w:val="ar_AE" w:bidi="ar_AE"/>
         </w:rPr>
         <w:t xml:space="preserve"> كَذَلِكَ رَاحَابُ ٱلزَّانِيَةُ أَيْضًا، أَمَا تَبَرَّرَتْ بِٱلْأَعْمَالِ، إِذْ قَبِلَتِ ٱلرُّسُلَ وَأَخْرَجَتْهُمْ فِي طَرِيقٍ آخَرَ؟</w:t>
       </w:r>
-      <w:r>
-        <w:rPr>
-          <w:lang w:val="ar_AE" w:bidi="ar_AE"/>
-        </w:rPr>
-      </w:r>
-      <w:r>
-        <w:rPr>
-          <w:lang w:val="ar_AE" w:bidi="ar_AE"/>
-        </w:rPr>
-      </w:r>
-    </w:p>
-    <w:p>
-      <w:pPr>
-        <w:bidi/>
-      </w:pPr>
-      <w:r>
-        <w:rPr>
-          <w:lang w:val="ar_AE" w:bidi="ar_AE"/>
-        </w:rPr>
-      </w:r>
-    </w:p>
-    <w:p>
-      <w:pPr>
-        <w:bidi/>
-      </w:pPr>
-      <w:r>
-        <w:rPr>
-          <w:lang w:val="ar_AE" w:bidi="ar_AE"/>
-        </w:rPr>
-      </w:r>
-      <w:r>
-        <w:rPr>
-          <w:vertAlign w:val="superscript"/>
+    </w:p>
+    <w:p>
+      <w:pPr>
+        <w:bidi/>
+      </w:pPr>
+      <w:r>
+        <w:rPr>
+          <w:rtl/>
+          <w:cs/>
+          <w:lang w:val="ar_AE" w:bidi="ar_AE"/>
+        </w:rPr>
+      </w:r>
+      <w:r>
+        <w:rPr>
+          <w:vertAlign w:val="superscript"/>
+          <w:rtl/>
+          <w:cs/>
           <w:lang w:val="ar_AE" w:bidi="ar_AE"/>
         </w:rPr>
         <w:t>26</w:t>
       </w:r>
       <w:r>
         <w:rPr>
+          <w:rtl/>
+          <w:cs/>
           <w:lang w:val="ar_AE" w:bidi="ar_AE"/>
         </w:rPr>
         <w:t xml:space="preserve"> لِأَنَّهُ كَمَا أَنَّ ٱلْجَسَدَ بِدُونَ رُوحٍ مَيِّتٌ، هَكَذَا ٱلْإِيمَانُ أَيْضًا بِدُونِ أَعْمَالٍ مَيِّتٌ.</w:t>
       </w:r>
-      <w:r>
-        <w:rPr>
-          <w:lang w:val="ar_AE" w:bidi="ar_AE"/>
-        </w:rPr>
-      </w:r>
-      <w:r>
-        <w:rPr>
-          <w:lang w:val="ar_AE" w:bidi="ar_AE"/>
-        </w:rPr>
-      </w:r>
-    </w:p>
-    <w:p>
-      <w:pPr>
-        <w:bidi/>
-      </w:pPr>
-      <w:r>
-        <w:rPr>
-          <w:lang w:val="ar_AE" w:bidi="ar_AE"/>
-        </w:rPr>
-      </w:r>
     </w:p>
     <w:p>
       <w:pPr>
@@ -2554,789 +1815,541 @@
       </w:pPr>
       <w:r>
         <w:rPr>
+          <w:rtl/>
+          <w:cs/>
           <w:lang w:val="ar_AE" w:bidi="ar_AE"/>
         </w:rPr>
         <w:t>James 3:1</w:t>
       </w:r>
       <w:r>
         <w:rPr>
-          <w:lang w:val="ar_AE" w:bidi="ar_AE"/>
-        </w:rPr>
-      </w:r>
-    </w:p>
-    <w:p>
-      <w:pPr>
-        <w:bidi/>
-      </w:pPr>
-      <w:r>
-        <w:rPr>
-          <w:lang w:val="ar_AE" w:bidi="ar_AE"/>
-        </w:rPr>
-      </w:r>
-      <w:r>
-        <w:rPr>
-          <w:vertAlign w:val="superscript"/>
+          <w:rtl/>
+          <w:cs/>
+          <w:lang w:val="ar_AE" w:bidi="ar_AE"/>
+        </w:rPr>
+      </w:r>
+    </w:p>
+    <w:p>
+      <w:pPr>
+        <w:bidi/>
+      </w:pPr>
+      <w:r>
+        <w:rPr>
+          <w:rtl/>
+          <w:cs/>
+          <w:lang w:val="ar_AE" w:bidi="ar_AE"/>
+        </w:rPr>
+      </w:r>
+      <w:r>
+        <w:rPr>
+          <w:vertAlign w:val="superscript"/>
+          <w:rtl/>
+          <w:cs/>
           <w:lang w:val="ar_AE" w:bidi="ar_AE"/>
         </w:rPr>
         <w:t>1</w:t>
       </w:r>
       <w:r>
         <w:rPr>
+          <w:rtl/>
+          <w:cs/>
           <w:lang w:val="ar_AE" w:bidi="ar_AE"/>
         </w:rPr>
         <w:t xml:space="preserve"> لَا تَكُونُوا مُعَلِّمِينَ كَثِيرِينَ يَا إِخْوَتِي، عَالِمِينَ أَنَّنَا نَأْخُذُ دَيْنُونَةً أَعْظَمَ!</w:t>
       </w:r>
-      <w:r>
-        <w:rPr>
-          <w:lang w:val="ar_AE" w:bidi="ar_AE"/>
-        </w:rPr>
-      </w:r>
-      <w:r>
-        <w:rPr>
-          <w:lang w:val="ar_AE" w:bidi="ar_AE"/>
-        </w:rPr>
-      </w:r>
-    </w:p>
-    <w:p>
-      <w:pPr>
-        <w:bidi/>
-      </w:pPr>
-      <w:r>
-        <w:rPr>
-          <w:lang w:val="ar_AE" w:bidi="ar_AE"/>
-        </w:rPr>
-      </w:r>
-    </w:p>
-    <w:p>
-      <w:pPr>
-        <w:bidi/>
-      </w:pPr>
-      <w:r>
-        <w:rPr>
-          <w:lang w:val="ar_AE" w:bidi="ar_AE"/>
-        </w:rPr>
-      </w:r>
-      <w:r>
-        <w:rPr>
-          <w:vertAlign w:val="superscript"/>
+    </w:p>
+    <w:p>
+      <w:pPr>
+        <w:bidi/>
+      </w:pPr>
+      <w:r>
+        <w:rPr>
+          <w:rtl/>
+          <w:cs/>
+          <w:lang w:val="ar_AE" w:bidi="ar_AE"/>
+        </w:rPr>
+      </w:r>
+      <w:r>
+        <w:rPr>
+          <w:vertAlign w:val="superscript"/>
+          <w:rtl/>
+          <w:cs/>
           <w:lang w:val="ar_AE" w:bidi="ar_AE"/>
         </w:rPr>
         <w:t>2</w:t>
       </w:r>
       <w:r>
         <w:rPr>
+          <w:rtl/>
+          <w:cs/>
           <w:lang w:val="ar_AE" w:bidi="ar_AE"/>
         </w:rPr>
         <w:t xml:space="preserve"> لِأَنَّنَا فِي أَشْيَاءَ كَثِيرَةٍ نَعْثُرُ جَمِيعُنَا. إِنْ كَانَ أَحَدٌ لَا يَعْثُرُ فِي ٱلْكَلَامِ فَذَاكَ رَجُلٌ كَامِلٌ، قَادِرٌ أَنْ يُلْجِمَ كُلَّ ٱلْجَسَدِ أَيْضًا.</w:t>
       </w:r>
-      <w:r>
-        <w:rPr>
-          <w:lang w:val="ar_AE" w:bidi="ar_AE"/>
-        </w:rPr>
-      </w:r>
-      <w:r>
-        <w:rPr>
-          <w:lang w:val="ar_AE" w:bidi="ar_AE"/>
-        </w:rPr>
-      </w:r>
-    </w:p>
-    <w:p>
-      <w:pPr>
-        <w:bidi/>
-      </w:pPr>
-      <w:r>
-        <w:rPr>
-          <w:lang w:val="ar_AE" w:bidi="ar_AE"/>
-        </w:rPr>
-      </w:r>
-    </w:p>
-    <w:p>
-      <w:pPr>
-        <w:bidi/>
-      </w:pPr>
-      <w:r>
-        <w:rPr>
-          <w:lang w:val="ar_AE" w:bidi="ar_AE"/>
-        </w:rPr>
-      </w:r>
-      <w:r>
-        <w:rPr>
-          <w:vertAlign w:val="superscript"/>
+    </w:p>
+    <w:p>
+      <w:pPr>
+        <w:bidi/>
+      </w:pPr>
+      <w:r>
+        <w:rPr>
+          <w:rtl/>
+          <w:cs/>
+          <w:lang w:val="ar_AE" w:bidi="ar_AE"/>
+        </w:rPr>
+      </w:r>
+      <w:r>
+        <w:rPr>
+          <w:vertAlign w:val="superscript"/>
+          <w:rtl/>
+          <w:cs/>
           <w:lang w:val="ar_AE" w:bidi="ar_AE"/>
         </w:rPr>
         <w:t>3</w:t>
       </w:r>
       <w:r>
         <w:rPr>
+          <w:rtl/>
+          <w:cs/>
           <w:lang w:val="ar_AE" w:bidi="ar_AE"/>
         </w:rPr>
         <w:t xml:space="preserve"> هُوَذَا ٱلْخَيْلُ، نَضَعُ ٱللُّجُمَ فِي أَفْوَاهِهَا لِكَيْ تُطَاوِعَنَا، فَنُدِيرَ جِسْمَهَا كُلَّهُ.</w:t>
       </w:r>
-      <w:r>
-        <w:rPr>
-          <w:lang w:val="ar_AE" w:bidi="ar_AE"/>
-        </w:rPr>
-      </w:r>
-      <w:r>
-        <w:rPr>
-          <w:lang w:val="ar_AE" w:bidi="ar_AE"/>
-        </w:rPr>
-      </w:r>
-    </w:p>
-    <w:p>
-      <w:pPr>
-        <w:bidi/>
-      </w:pPr>
-      <w:r>
-        <w:rPr>
-          <w:lang w:val="ar_AE" w:bidi="ar_AE"/>
-        </w:rPr>
-      </w:r>
-    </w:p>
-    <w:p>
-      <w:pPr>
-        <w:bidi/>
-      </w:pPr>
-      <w:r>
-        <w:rPr>
-          <w:lang w:val="ar_AE" w:bidi="ar_AE"/>
-        </w:rPr>
-      </w:r>
-      <w:r>
-        <w:rPr>
-          <w:vertAlign w:val="superscript"/>
+    </w:p>
+    <w:p>
+      <w:pPr>
+        <w:bidi/>
+      </w:pPr>
+      <w:r>
+        <w:rPr>
+          <w:rtl/>
+          <w:cs/>
+          <w:lang w:val="ar_AE" w:bidi="ar_AE"/>
+        </w:rPr>
+      </w:r>
+      <w:r>
+        <w:rPr>
+          <w:vertAlign w:val="superscript"/>
+          <w:rtl/>
+          <w:cs/>
           <w:lang w:val="ar_AE" w:bidi="ar_AE"/>
         </w:rPr>
         <w:t>4</w:t>
       </w:r>
       <w:r>
         <w:rPr>
+          <w:rtl/>
+          <w:cs/>
           <w:lang w:val="ar_AE" w:bidi="ar_AE"/>
         </w:rPr>
         <w:t xml:space="preserve"> هُوَذَا ٱلسُّفُنُ أَيْضًا، وَهِيَ عَظِيمَةٌ بِهَذَا ٱلْمِقْدَارِ، وَتَسُوقُهَا رِيَاحٌ عَاصِفَةٌ، تُدِيرُهَا دَفَّةٌ صَغِيرَةٌ جِدًّا إِلَى حَيْثُمَا شَاءَ قَصْدُ ٱلْمُدِيرِ.</w:t>
       </w:r>
-      <w:r>
-        <w:rPr>
-          <w:lang w:val="ar_AE" w:bidi="ar_AE"/>
-        </w:rPr>
-      </w:r>
-      <w:r>
-        <w:rPr>
-          <w:lang w:val="ar_AE" w:bidi="ar_AE"/>
-        </w:rPr>
-      </w:r>
-    </w:p>
-    <w:p>
-      <w:pPr>
-        <w:bidi/>
-      </w:pPr>
-      <w:r>
-        <w:rPr>
-          <w:lang w:val="ar_AE" w:bidi="ar_AE"/>
-        </w:rPr>
-      </w:r>
-    </w:p>
-    <w:p>
-      <w:pPr>
-        <w:bidi/>
-      </w:pPr>
-      <w:r>
-        <w:rPr>
-          <w:lang w:val="ar_AE" w:bidi="ar_AE"/>
-        </w:rPr>
-      </w:r>
-      <w:r>
-        <w:rPr>
-          <w:vertAlign w:val="superscript"/>
+    </w:p>
+    <w:p>
+      <w:pPr>
+        <w:bidi/>
+      </w:pPr>
+      <w:r>
+        <w:rPr>
+          <w:rtl/>
+          <w:cs/>
+          <w:lang w:val="ar_AE" w:bidi="ar_AE"/>
+        </w:rPr>
+      </w:r>
+      <w:r>
+        <w:rPr>
+          <w:vertAlign w:val="superscript"/>
+          <w:rtl/>
+          <w:cs/>
           <w:lang w:val="ar_AE" w:bidi="ar_AE"/>
         </w:rPr>
         <w:t>5</w:t>
       </w:r>
       <w:r>
         <w:rPr>
+          <w:rtl/>
+          <w:cs/>
           <w:lang w:val="ar_AE" w:bidi="ar_AE"/>
         </w:rPr>
         <w:t xml:space="preserve"> هَكَذَا ٱللِّسَانُ أَيْضًا، هُوَ عُضْوٌ صَغِيرٌ وَيَفْتَخِرُ مُتَعَظِّمًا. هُوَذَا نَارٌ قَلِيلَةٌ، أَيَّ وُقُودٍ تُحْرِقُ!</w:t>
       </w:r>
-      <w:r>
-        <w:rPr>
-          <w:lang w:val="ar_AE" w:bidi="ar_AE"/>
-        </w:rPr>
-      </w:r>
-      <w:r>
-        <w:rPr>
-          <w:lang w:val="ar_AE" w:bidi="ar_AE"/>
-        </w:rPr>
-      </w:r>
-    </w:p>
-    <w:p>
-      <w:pPr>
-        <w:bidi/>
-      </w:pPr>
-      <w:r>
-        <w:rPr>
-          <w:lang w:val="ar_AE" w:bidi="ar_AE"/>
-        </w:rPr>
-      </w:r>
-    </w:p>
-    <w:p>
-      <w:pPr>
-        <w:bidi/>
-      </w:pPr>
-      <w:r>
-        <w:rPr>
-          <w:lang w:val="ar_AE" w:bidi="ar_AE"/>
-        </w:rPr>
-      </w:r>
-      <w:r>
-        <w:rPr>
-          <w:vertAlign w:val="superscript"/>
+    </w:p>
+    <w:p>
+      <w:pPr>
+        <w:bidi/>
+      </w:pPr>
+      <w:r>
+        <w:rPr>
+          <w:rtl/>
+          <w:cs/>
+          <w:lang w:val="ar_AE" w:bidi="ar_AE"/>
+        </w:rPr>
+      </w:r>
+      <w:r>
+        <w:rPr>
+          <w:vertAlign w:val="superscript"/>
+          <w:rtl/>
+          <w:cs/>
           <w:lang w:val="ar_AE" w:bidi="ar_AE"/>
         </w:rPr>
         <w:t>6</w:t>
       </w:r>
       <w:r>
         <w:rPr>
+          <w:rtl/>
+          <w:cs/>
           <w:lang w:val="ar_AE" w:bidi="ar_AE"/>
         </w:rPr>
         <w:t xml:space="preserve"> فَٱللِّسَانُ نَارٌ! عَالَمُ ٱلْإِثْمِ. هَكَذَا جُعِلَ فِي أَعْضَائِنَا ٱللِّسَانُ، ٱلَّذِي يُدَنِّسُ ٱلْجِسْمَ كُلَّهُ، وَيُضْرِمُ دَائِرَةَ ٱلْكَوْنِ، وَيُضْرَمُ مِنْ جَهَنَّمَ.</w:t>
       </w:r>
-      <w:r>
-        <w:rPr>
-          <w:lang w:val="ar_AE" w:bidi="ar_AE"/>
-        </w:rPr>
-      </w:r>
-      <w:r>
-        <w:rPr>
-          <w:lang w:val="ar_AE" w:bidi="ar_AE"/>
-        </w:rPr>
-      </w:r>
-    </w:p>
-    <w:p>
-      <w:pPr>
-        <w:bidi/>
-      </w:pPr>
-      <w:r>
-        <w:rPr>
-          <w:lang w:val="ar_AE" w:bidi="ar_AE"/>
-        </w:rPr>
-      </w:r>
-    </w:p>
-    <w:p>
-      <w:pPr>
-        <w:bidi/>
-      </w:pPr>
-      <w:r>
-        <w:rPr>
-          <w:lang w:val="ar_AE" w:bidi="ar_AE"/>
-        </w:rPr>
-      </w:r>
-      <w:r>
-        <w:rPr>
-          <w:vertAlign w:val="superscript"/>
+    </w:p>
+    <w:p>
+      <w:pPr>
+        <w:bidi/>
+      </w:pPr>
+      <w:r>
+        <w:rPr>
+          <w:rtl/>
+          <w:cs/>
+          <w:lang w:val="ar_AE" w:bidi="ar_AE"/>
+        </w:rPr>
+      </w:r>
+      <w:r>
+        <w:rPr>
+          <w:vertAlign w:val="superscript"/>
+          <w:rtl/>
+          <w:cs/>
           <w:lang w:val="ar_AE" w:bidi="ar_AE"/>
         </w:rPr>
         <w:t>7</w:t>
       </w:r>
       <w:r>
         <w:rPr>
+          <w:rtl/>
+          <w:cs/>
           <w:lang w:val="ar_AE" w:bidi="ar_AE"/>
         </w:rPr>
         <w:t xml:space="preserve"> لِأَنَّ كُلَّ طَبْعٍ لِلْوُحُوشِ وَٱلطُّيُورِ وَٱلزَّحَّافَاتِ وَٱلْبَحْرِيَّاتِ يُذَلَّلُ، وَقَدْ تَذَلَّلَ لِلطَّبْعِ ٱلْبَشَرِيِّ.</w:t>
       </w:r>
-      <w:r>
-        <w:rPr>
-          <w:lang w:val="ar_AE" w:bidi="ar_AE"/>
-        </w:rPr>
-      </w:r>
-      <w:r>
-        <w:rPr>
-          <w:lang w:val="ar_AE" w:bidi="ar_AE"/>
-        </w:rPr>
-      </w:r>
-    </w:p>
-    <w:p>
-      <w:pPr>
-        <w:bidi/>
-      </w:pPr>
-      <w:r>
-        <w:rPr>
-          <w:lang w:val="ar_AE" w:bidi="ar_AE"/>
-        </w:rPr>
-      </w:r>
-    </w:p>
-    <w:p>
-      <w:pPr>
-        <w:bidi/>
-      </w:pPr>
-      <w:r>
-        <w:rPr>
-          <w:lang w:val="ar_AE" w:bidi="ar_AE"/>
-        </w:rPr>
-      </w:r>
-      <w:r>
-        <w:rPr>
-          <w:vertAlign w:val="superscript"/>
+    </w:p>
+    <w:p>
+      <w:pPr>
+        <w:bidi/>
+      </w:pPr>
+      <w:r>
+        <w:rPr>
+          <w:rtl/>
+          <w:cs/>
+          <w:lang w:val="ar_AE" w:bidi="ar_AE"/>
+        </w:rPr>
+      </w:r>
+      <w:r>
+        <w:rPr>
+          <w:vertAlign w:val="superscript"/>
+          <w:rtl/>
+          <w:cs/>
           <w:lang w:val="ar_AE" w:bidi="ar_AE"/>
         </w:rPr>
         <w:t>8</w:t>
       </w:r>
       <w:r>
         <w:rPr>
+          <w:rtl/>
+          <w:cs/>
           <w:lang w:val="ar_AE" w:bidi="ar_AE"/>
         </w:rPr>
         <w:t xml:space="preserve"> وَأَمَّا ٱللِّسَانُ، فَلَا يَسْتَطِيعُ أَحَدٌ مِنَ ٱلنَّاسِ أَنْ يُذَلِّلَهُ. هُوَ شَرٌّ لَا يُضْبَطُ، مَمْلُوٌّ سُمًّا مُمِيتًا.</w:t>
       </w:r>
-      <w:r>
-        <w:rPr>
-          <w:lang w:val="ar_AE" w:bidi="ar_AE"/>
-        </w:rPr>
-      </w:r>
-      <w:r>
-        <w:rPr>
-          <w:lang w:val="ar_AE" w:bidi="ar_AE"/>
-        </w:rPr>
-      </w:r>
-    </w:p>
-    <w:p>
-      <w:pPr>
-        <w:bidi/>
-      </w:pPr>
-      <w:r>
-        <w:rPr>
-          <w:lang w:val="ar_AE" w:bidi="ar_AE"/>
-        </w:rPr>
-      </w:r>
-    </w:p>
-    <w:p>
-      <w:pPr>
-        <w:bidi/>
-      </w:pPr>
-      <w:r>
-        <w:rPr>
-          <w:lang w:val="ar_AE" w:bidi="ar_AE"/>
-        </w:rPr>
-      </w:r>
-      <w:r>
-        <w:rPr>
-          <w:vertAlign w:val="superscript"/>
+    </w:p>
+    <w:p>
+      <w:pPr>
+        <w:bidi/>
+      </w:pPr>
+      <w:r>
+        <w:rPr>
+          <w:rtl/>
+          <w:cs/>
+          <w:lang w:val="ar_AE" w:bidi="ar_AE"/>
+        </w:rPr>
+      </w:r>
+      <w:r>
+        <w:rPr>
+          <w:vertAlign w:val="superscript"/>
+          <w:rtl/>
+          <w:cs/>
           <w:lang w:val="ar_AE" w:bidi="ar_AE"/>
         </w:rPr>
         <w:t>9</w:t>
       </w:r>
       <w:r>
         <w:rPr>
+          <w:rtl/>
+          <w:cs/>
           <w:lang w:val="ar_AE" w:bidi="ar_AE"/>
         </w:rPr>
         <w:t xml:space="preserve"> بِهِ نُبَارِكُ ٱللهَ ٱلْآبَ، وَبِهِ نَلْعَنُ ٱلنَّاسَ ٱلَّذِينَ قَدْ تَكَوَّنُوا عَلَى شِبْهِ ٱللهِ.</w:t>
       </w:r>
-      <w:r>
-        <w:rPr>
-          <w:lang w:val="ar_AE" w:bidi="ar_AE"/>
-        </w:rPr>
-      </w:r>
-      <w:r>
-        <w:rPr>
-          <w:lang w:val="ar_AE" w:bidi="ar_AE"/>
-        </w:rPr>
-      </w:r>
-    </w:p>
-    <w:p>
-      <w:pPr>
-        <w:bidi/>
-      </w:pPr>
-      <w:r>
-        <w:rPr>
-          <w:lang w:val="ar_AE" w:bidi="ar_AE"/>
-        </w:rPr>
-      </w:r>
-    </w:p>
-    <w:p>
-      <w:pPr>
-        <w:bidi/>
-      </w:pPr>
-      <w:r>
-        <w:rPr>
-          <w:lang w:val="ar_AE" w:bidi="ar_AE"/>
-        </w:rPr>
-      </w:r>
-      <w:r>
-        <w:rPr>
-          <w:vertAlign w:val="superscript"/>
+    </w:p>
+    <w:p>
+      <w:pPr>
+        <w:bidi/>
+      </w:pPr>
+      <w:r>
+        <w:rPr>
+          <w:rtl/>
+          <w:cs/>
+          <w:lang w:val="ar_AE" w:bidi="ar_AE"/>
+        </w:rPr>
+      </w:r>
+      <w:r>
+        <w:rPr>
+          <w:vertAlign w:val="superscript"/>
+          <w:rtl/>
+          <w:cs/>
           <w:lang w:val="ar_AE" w:bidi="ar_AE"/>
         </w:rPr>
         <w:t>10</w:t>
       </w:r>
       <w:r>
         <w:rPr>
+          <w:rtl/>
+          <w:cs/>
           <w:lang w:val="ar_AE" w:bidi="ar_AE"/>
         </w:rPr>
         <w:t xml:space="preserve"> مِنَ ٱلْفَمِ ٱلْوَاحِدِ تَخْرُجُ بَرَكَةٌ وَلَعْنَةٌ! لَا يَصْلُحُ يَا إِخْوَتِي أَنْ تَكُونَ هَذِهِ ٱلْأُمُورُ هَكَذَا!</w:t>
       </w:r>
-      <w:r>
-        <w:rPr>
-          <w:lang w:val="ar_AE" w:bidi="ar_AE"/>
-        </w:rPr>
-      </w:r>
-      <w:r>
-        <w:rPr>
-          <w:lang w:val="ar_AE" w:bidi="ar_AE"/>
-        </w:rPr>
-      </w:r>
-    </w:p>
-    <w:p>
-      <w:pPr>
-        <w:bidi/>
-      </w:pPr>
-      <w:r>
-        <w:rPr>
-          <w:lang w:val="ar_AE" w:bidi="ar_AE"/>
-        </w:rPr>
-      </w:r>
-    </w:p>
-    <w:p>
-      <w:pPr>
-        <w:bidi/>
-      </w:pPr>
-      <w:r>
-        <w:rPr>
-          <w:lang w:val="ar_AE" w:bidi="ar_AE"/>
-        </w:rPr>
-      </w:r>
-      <w:r>
-        <w:rPr>
-          <w:vertAlign w:val="superscript"/>
+    </w:p>
+    <w:p>
+      <w:pPr>
+        <w:bidi/>
+      </w:pPr>
+      <w:r>
+        <w:rPr>
+          <w:rtl/>
+          <w:cs/>
+          <w:lang w:val="ar_AE" w:bidi="ar_AE"/>
+        </w:rPr>
+      </w:r>
+      <w:r>
+        <w:rPr>
+          <w:vertAlign w:val="superscript"/>
+          <w:rtl/>
+          <w:cs/>
           <w:lang w:val="ar_AE" w:bidi="ar_AE"/>
         </w:rPr>
         <w:t>11</w:t>
       </w:r>
       <w:r>
         <w:rPr>
+          <w:rtl/>
+          <w:cs/>
           <w:lang w:val="ar_AE" w:bidi="ar_AE"/>
         </w:rPr>
         <w:t xml:space="preserve"> أَلَعَلَّ يَنْبُوعًا يُنْبِعُ مِنْ نَفْسِ عَيْنٍ وَاحِدَةٍ ٱلْعَذْبَ وَٱلْمُرَّ؟</w:t>
       </w:r>
-      <w:r>
-        <w:rPr>
-          <w:lang w:val="ar_AE" w:bidi="ar_AE"/>
-        </w:rPr>
-      </w:r>
-      <w:r>
-        <w:rPr>
-          <w:lang w:val="ar_AE" w:bidi="ar_AE"/>
-        </w:rPr>
-      </w:r>
-    </w:p>
-    <w:p>
-      <w:pPr>
-        <w:bidi/>
-      </w:pPr>
-      <w:r>
-        <w:rPr>
-          <w:lang w:val="ar_AE" w:bidi="ar_AE"/>
-        </w:rPr>
-      </w:r>
-    </w:p>
-    <w:p>
-      <w:pPr>
-        <w:bidi/>
-      </w:pPr>
-      <w:r>
-        <w:rPr>
-          <w:lang w:val="ar_AE" w:bidi="ar_AE"/>
-        </w:rPr>
-      </w:r>
-      <w:r>
-        <w:rPr>
-          <w:vertAlign w:val="superscript"/>
+    </w:p>
+    <w:p>
+      <w:pPr>
+        <w:bidi/>
+      </w:pPr>
+      <w:r>
+        <w:rPr>
+          <w:rtl/>
+          <w:cs/>
+          <w:lang w:val="ar_AE" w:bidi="ar_AE"/>
+        </w:rPr>
+      </w:r>
+      <w:r>
+        <w:rPr>
+          <w:vertAlign w:val="superscript"/>
+          <w:rtl/>
+          <w:cs/>
           <w:lang w:val="ar_AE" w:bidi="ar_AE"/>
         </w:rPr>
         <w:t>12</w:t>
       </w:r>
       <w:r>
         <w:rPr>
+          <w:rtl/>
+          <w:cs/>
           <w:lang w:val="ar_AE" w:bidi="ar_AE"/>
         </w:rPr>
         <w:t xml:space="preserve"> هَلْ تَقْدِرُ يَا إِخْوَتِي تِينَةٌ أَنْ تَصْنَعَ زَيْتُونًا، أَوْ كَرْمَةٌ تِينًا؟ وَلَا كَذَلِكَ يَنْبُوعٌ يَصْنَعُ مَاءً مَالِحًا وَعَذْبًا!</w:t>
       </w:r>
-      <w:r>
-        <w:rPr>
-          <w:lang w:val="ar_AE" w:bidi="ar_AE"/>
-        </w:rPr>
-      </w:r>
-      <w:r>
-        <w:rPr>
-          <w:lang w:val="ar_AE" w:bidi="ar_AE"/>
-        </w:rPr>
-      </w:r>
-    </w:p>
-    <w:p>
-      <w:pPr>
-        <w:bidi/>
-      </w:pPr>
-      <w:r>
-        <w:rPr>
-          <w:lang w:val="ar_AE" w:bidi="ar_AE"/>
-        </w:rPr>
-      </w:r>
-    </w:p>
-    <w:p>
-      <w:pPr>
-        <w:bidi/>
-      </w:pPr>
-      <w:r>
-        <w:rPr>
-          <w:lang w:val="ar_AE" w:bidi="ar_AE"/>
-        </w:rPr>
-      </w:r>
-      <w:r>
-        <w:rPr>
-          <w:vertAlign w:val="superscript"/>
+    </w:p>
+    <w:p>
+      <w:pPr>
+        <w:bidi/>
+      </w:pPr>
+      <w:r>
+        <w:rPr>
+          <w:rtl/>
+          <w:cs/>
+          <w:lang w:val="ar_AE" w:bidi="ar_AE"/>
+        </w:rPr>
+      </w:r>
+      <w:r>
+        <w:rPr>
+          <w:vertAlign w:val="superscript"/>
+          <w:rtl/>
+          <w:cs/>
           <w:lang w:val="ar_AE" w:bidi="ar_AE"/>
         </w:rPr>
         <w:t>13</w:t>
       </w:r>
       <w:r>
         <w:rPr>
+          <w:rtl/>
+          <w:cs/>
           <w:lang w:val="ar_AE" w:bidi="ar_AE"/>
         </w:rPr>
         <w:t xml:space="preserve"> مَنْ هُوَ حَكِيمٌ وَعَالِمٌ بَيْنَكُمْ، فَلْيُرِ أَعْمَالَهُ بِٱلتَّصَرُّفِ ٱلْحَسَنِ فِي وَدَاعَةِ ٱلْحِكْمَةِ.</w:t>
       </w:r>
-      <w:r>
-        <w:rPr>
-          <w:lang w:val="ar_AE" w:bidi="ar_AE"/>
-        </w:rPr>
-      </w:r>
-      <w:r>
-        <w:rPr>
-          <w:lang w:val="ar_AE" w:bidi="ar_AE"/>
-        </w:rPr>
-      </w:r>
-    </w:p>
-    <w:p>
-      <w:pPr>
-        <w:bidi/>
-      </w:pPr>
-      <w:r>
-        <w:rPr>
-          <w:lang w:val="ar_AE" w:bidi="ar_AE"/>
-        </w:rPr>
-      </w:r>
-    </w:p>
-    <w:p>
-      <w:pPr>
-        <w:bidi/>
-      </w:pPr>
-      <w:r>
-        <w:rPr>
-          <w:lang w:val="ar_AE" w:bidi="ar_AE"/>
-        </w:rPr>
-      </w:r>
-      <w:r>
-        <w:rPr>
-          <w:vertAlign w:val="superscript"/>
+    </w:p>
+    <w:p>
+      <w:pPr>
+        <w:bidi/>
+      </w:pPr>
+      <w:r>
+        <w:rPr>
+          <w:rtl/>
+          <w:cs/>
+          <w:lang w:val="ar_AE" w:bidi="ar_AE"/>
+        </w:rPr>
+      </w:r>
+      <w:r>
+        <w:rPr>
+          <w:vertAlign w:val="superscript"/>
+          <w:rtl/>
+          <w:cs/>
           <w:lang w:val="ar_AE" w:bidi="ar_AE"/>
         </w:rPr>
         <w:t>14</w:t>
       </w:r>
       <w:r>
         <w:rPr>
+          <w:rtl/>
+          <w:cs/>
           <w:lang w:val="ar_AE" w:bidi="ar_AE"/>
         </w:rPr>
         <w:t xml:space="preserve"> وَلَكِنْ إِنْ كَانَ لَكُمْ غَيْرَةٌ مُرَّةٌ وَتَحَزُّبٌ فِي قُلُوبِكُمْ، فَلَا تَفْتَخِرُوا وَتَكْذِبُوا عَلَى ٱلْحَقِّ.</w:t>
       </w:r>
-      <w:r>
-        <w:rPr>
-          <w:lang w:val="ar_AE" w:bidi="ar_AE"/>
-        </w:rPr>
-      </w:r>
-      <w:r>
-        <w:rPr>
-          <w:lang w:val="ar_AE" w:bidi="ar_AE"/>
-        </w:rPr>
-      </w:r>
-    </w:p>
-    <w:p>
-      <w:pPr>
-        <w:bidi/>
-      </w:pPr>
-      <w:r>
-        <w:rPr>
-          <w:lang w:val="ar_AE" w:bidi="ar_AE"/>
-        </w:rPr>
-      </w:r>
-    </w:p>
-    <w:p>
-      <w:pPr>
-        <w:bidi/>
-      </w:pPr>
-      <w:r>
-        <w:rPr>
-          <w:lang w:val="ar_AE" w:bidi="ar_AE"/>
-        </w:rPr>
-      </w:r>
-      <w:r>
-        <w:rPr>
-          <w:vertAlign w:val="superscript"/>
+    </w:p>
+    <w:p>
+      <w:pPr>
+        <w:bidi/>
+      </w:pPr>
+      <w:r>
+        <w:rPr>
+          <w:rtl/>
+          <w:cs/>
+          <w:lang w:val="ar_AE" w:bidi="ar_AE"/>
+        </w:rPr>
+      </w:r>
+      <w:r>
+        <w:rPr>
+          <w:vertAlign w:val="superscript"/>
+          <w:rtl/>
+          <w:cs/>
           <w:lang w:val="ar_AE" w:bidi="ar_AE"/>
         </w:rPr>
         <w:t>15</w:t>
       </w:r>
       <w:r>
         <w:rPr>
+          <w:rtl/>
+          <w:cs/>
           <w:lang w:val="ar_AE" w:bidi="ar_AE"/>
         </w:rPr>
         <w:t xml:space="preserve"> لَيْسَتْ هَذِهِ ٱلْحِكْمَةُ نَازِلَةً مِنْ فَوْقُ، بَلْ هِيَ أَرْضِيَّةٌ نَفْسَانِيَّةٌ شَيْطَانِيَّةٌ.</w:t>
       </w:r>
-      <w:r>
-        <w:rPr>
-          <w:lang w:val="ar_AE" w:bidi="ar_AE"/>
-        </w:rPr>
-      </w:r>
-      <w:r>
-        <w:rPr>
-          <w:lang w:val="ar_AE" w:bidi="ar_AE"/>
-        </w:rPr>
-      </w:r>
-    </w:p>
-    <w:p>
-      <w:pPr>
-        <w:bidi/>
-      </w:pPr>
-      <w:r>
-        <w:rPr>
-          <w:lang w:val="ar_AE" w:bidi="ar_AE"/>
-        </w:rPr>
-      </w:r>
-    </w:p>
-    <w:p>
-      <w:pPr>
-        <w:bidi/>
-      </w:pPr>
-      <w:r>
-        <w:rPr>
-          <w:lang w:val="ar_AE" w:bidi="ar_AE"/>
-        </w:rPr>
-      </w:r>
-      <w:r>
-        <w:rPr>
-          <w:vertAlign w:val="superscript"/>
+    </w:p>
+    <w:p>
+      <w:pPr>
+        <w:bidi/>
+      </w:pPr>
+      <w:r>
+        <w:rPr>
+          <w:rtl/>
+          <w:cs/>
+          <w:lang w:val="ar_AE" w:bidi="ar_AE"/>
+        </w:rPr>
+      </w:r>
+      <w:r>
+        <w:rPr>
+          <w:vertAlign w:val="superscript"/>
+          <w:rtl/>
+          <w:cs/>
           <w:lang w:val="ar_AE" w:bidi="ar_AE"/>
         </w:rPr>
         <w:t>16</w:t>
       </w:r>
       <w:r>
         <w:rPr>
+          <w:rtl/>
+          <w:cs/>
           <w:lang w:val="ar_AE" w:bidi="ar_AE"/>
         </w:rPr>
         <w:t xml:space="preserve"> لِأَنَّهُ حَيْثُ ٱلْغَيْرَةُ وَٱلتَّحَزُّبُ، هُنَاكَ ٱلتَّشْوِيشُ وَكُلُّ أَمْرٍ رَدِيءٍ.</w:t>
       </w:r>
-      <w:r>
-        <w:rPr>
-          <w:lang w:val="ar_AE" w:bidi="ar_AE"/>
-        </w:rPr>
-      </w:r>
-      <w:r>
-        <w:rPr>
-          <w:lang w:val="ar_AE" w:bidi="ar_AE"/>
-        </w:rPr>
-      </w:r>
-    </w:p>
-    <w:p>
-      <w:pPr>
-        <w:bidi/>
-      </w:pPr>
-      <w:r>
-        <w:rPr>
-          <w:lang w:val="ar_AE" w:bidi="ar_AE"/>
-        </w:rPr>
-      </w:r>
-    </w:p>
-    <w:p>
-      <w:pPr>
-        <w:bidi/>
-      </w:pPr>
-      <w:r>
-        <w:rPr>
-          <w:lang w:val="ar_AE" w:bidi="ar_AE"/>
-        </w:rPr>
-      </w:r>
-      <w:r>
-        <w:rPr>
-          <w:vertAlign w:val="superscript"/>
+    </w:p>
+    <w:p>
+      <w:pPr>
+        <w:bidi/>
+      </w:pPr>
+      <w:r>
+        <w:rPr>
+          <w:rtl/>
+          <w:cs/>
+          <w:lang w:val="ar_AE" w:bidi="ar_AE"/>
+        </w:rPr>
+      </w:r>
+      <w:r>
+        <w:rPr>
+          <w:vertAlign w:val="superscript"/>
+          <w:rtl/>
+          <w:cs/>
           <w:lang w:val="ar_AE" w:bidi="ar_AE"/>
         </w:rPr>
         <w:t>17</w:t>
       </w:r>
       <w:r>
         <w:rPr>
+          <w:rtl/>
+          <w:cs/>
           <w:lang w:val="ar_AE" w:bidi="ar_AE"/>
         </w:rPr>
         <w:t xml:space="preserve"> وَأَمَّا ٱلْحِكْمَةُ ٱلَّتِي مِنْ فَوْقُ فَهِيَ أَوَّلًا طَاهِرَةٌ، ثُمَّ مُسَالِمَةٌ، مُتَرَفِّقَةٌ، مُذْعِنَةٌ، مَمْلُوَّةٌ رَحْمَةً وَأَثْمَارًا صَالِحَةً، عَدِيمَةُ ٱلرَّيْبِ وَٱلرِّيَاءِ.</w:t>
       </w:r>
-      <w:r>
-        <w:rPr>
-          <w:lang w:val="ar_AE" w:bidi="ar_AE"/>
-        </w:rPr>
-      </w:r>
-      <w:r>
-        <w:rPr>
-          <w:lang w:val="ar_AE" w:bidi="ar_AE"/>
-        </w:rPr>
-      </w:r>
-    </w:p>
-    <w:p>
-      <w:pPr>
-        <w:bidi/>
-      </w:pPr>
-      <w:r>
-        <w:rPr>
-          <w:lang w:val="ar_AE" w:bidi="ar_AE"/>
-        </w:rPr>
-      </w:r>
-    </w:p>
-    <w:p>
-      <w:pPr>
-        <w:bidi/>
-      </w:pPr>
-      <w:r>
-        <w:rPr>
-          <w:lang w:val="ar_AE" w:bidi="ar_AE"/>
-        </w:rPr>
-      </w:r>
-      <w:r>
-        <w:rPr>
-          <w:vertAlign w:val="superscript"/>
+    </w:p>
+    <w:p>
+      <w:pPr>
+        <w:bidi/>
+      </w:pPr>
+      <w:r>
+        <w:rPr>
+          <w:rtl/>
+          <w:cs/>
+          <w:lang w:val="ar_AE" w:bidi="ar_AE"/>
+        </w:rPr>
+      </w:r>
+      <w:r>
+        <w:rPr>
+          <w:vertAlign w:val="superscript"/>
+          <w:rtl/>
+          <w:cs/>
           <w:lang w:val="ar_AE" w:bidi="ar_AE"/>
         </w:rPr>
         <w:t>18</w:t>
       </w:r>
       <w:r>
         <w:rPr>
+          <w:rtl/>
+          <w:cs/>
           <w:lang w:val="ar_AE" w:bidi="ar_AE"/>
         </w:rPr>
         <w:t xml:space="preserve"> وَثَمَرُ ٱلْبِرِّ يُزْرَعُ فِي ٱلسَّلَامِ مِنَ ٱلَّذِينَ يَفْعَلُونَ ٱلسَّلَامَ.</w:t>
       </w:r>
-      <w:r>
-        <w:rPr>
-          <w:lang w:val="ar_AE" w:bidi="ar_AE"/>
-        </w:rPr>
-      </w:r>
-      <w:r>
-        <w:rPr>
-          <w:lang w:val="ar_AE" w:bidi="ar_AE"/>
-        </w:rPr>
-      </w:r>
-    </w:p>
-    <w:p>
-      <w:pPr>
-        <w:bidi/>
-      </w:pPr>
-      <w:r>
-        <w:rPr>
-          <w:lang w:val="ar_AE" w:bidi="ar_AE"/>
-        </w:rPr>
-      </w:r>
     </w:p>
     <w:p>
       <w:pPr>
@@ -3345,746 +2358,512 @@
       </w:pPr>
       <w:r>
         <w:rPr>
+          <w:rtl/>
+          <w:cs/>
           <w:lang w:val="ar_AE" w:bidi="ar_AE"/>
         </w:rPr>
         <w:t>James 4:1</w:t>
       </w:r>
       <w:r>
         <w:rPr>
-          <w:lang w:val="ar_AE" w:bidi="ar_AE"/>
-        </w:rPr>
-      </w:r>
-    </w:p>
-    <w:p>
-      <w:pPr>
-        <w:bidi/>
-      </w:pPr>
-      <w:r>
-        <w:rPr>
-          <w:lang w:val="ar_AE" w:bidi="ar_AE"/>
-        </w:rPr>
-      </w:r>
-      <w:r>
-        <w:rPr>
-          <w:vertAlign w:val="superscript"/>
+          <w:rtl/>
+          <w:cs/>
+          <w:lang w:val="ar_AE" w:bidi="ar_AE"/>
+        </w:rPr>
+      </w:r>
+    </w:p>
+    <w:p>
+      <w:pPr>
+        <w:bidi/>
+      </w:pPr>
+      <w:r>
+        <w:rPr>
+          <w:rtl/>
+          <w:cs/>
+          <w:lang w:val="ar_AE" w:bidi="ar_AE"/>
+        </w:rPr>
+      </w:r>
+      <w:r>
+        <w:rPr>
+          <w:vertAlign w:val="superscript"/>
+          <w:rtl/>
+          <w:cs/>
           <w:lang w:val="ar_AE" w:bidi="ar_AE"/>
         </w:rPr>
         <w:t>1</w:t>
       </w:r>
       <w:r>
         <w:rPr>
+          <w:rtl/>
+          <w:cs/>
           <w:lang w:val="ar_AE" w:bidi="ar_AE"/>
         </w:rPr>
         <w:t xml:space="preserve"> مِنْ أَيْنَ ٱلْحُرُوبُ وَٱلْخُصُومَاتُ بَيْنَكُمْ؟ أَلَيْسَتْ مِنْ هُنَا: مِنْ لَذَّاتِكُمُ ٱلْمُحَارِبَةِ فِي أَعْضَائِكُمْ؟</w:t>
       </w:r>
-      <w:r>
-        <w:rPr>
-          <w:lang w:val="ar_AE" w:bidi="ar_AE"/>
-        </w:rPr>
-      </w:r>
-      <w:r>
-        <w:rPr>
-          <w:lang w:val="ar_AE" w:bidi="ar_AE"/>
-        </w:rPr>
-      </w:r>
-    </w:p>
-    <w:p>
-      <w:pPr>
-        <w:bidi/>
-      </w:pPr>
-      <w:r>
-        <w:rPr>
-          <w:lang w:val="ar_AE" w:bidi="ar_AE"/>
-        </w:rPr>
-      </w:r>
-    </w:p>
-    <w:p>
-      <w:pPr>
-        <w:bidi/>
-      </w:pPr>
-      <w:r>
-        <w:rPr>
-          <w:lang w:val="ar_AE" w:bidi="ar_AE"/>
-        </w:rPr>
-      </w:r>
-      <w:r>
-        <w:rPr>
-          <w:vertAlign w:val="superscript"/>
+    </w:p>
+    <w:p>
+      <w:pPr>
+        <w:bidi/>
+      </w:pPr>
+      <w:r>
+        <w:rPr>
+          <w:rtl/>
+          <w:cs/>
+          <w:lang w:val="ar_AE" w:bidi="ar_AE"/>
+        </w:rPr>
+      </w:r>
+      <w:r>
+        <w:rPr>
+          <w:vertAlign w:val="superscript"/>
+          <w:rtl/>
+          <w:cs/>
           <w:lang w:val="ar_AE" w:bidi="ar_AE"/>
         </w:rPr>
         <w:t>2</w:t>
       </w:r>
       <w:r>
         <w:rPr>
+          <w:rtl/>
+          <w:cs/>
           <w:lang w:val="ar_AE" w:bidi="ar_AE"/>
         </w:rPr>
         <w:t xml:space="preserve"> تَشْتَهُونَ وَلَسْتُمْ تَمْتَلِكُونَ. تَقْتُلُونَ وَتَحْسِدُونَ وَلَسْتُمْ تَقْدِرُونَ أَنْ تَنَالُوا. تُخَاصِمُونَ وَتُحَارِبُونَ وَلَسْتُمْ تَمْتَلِكُونَ، لِأَنَّكُمْ لَا تَطْلُبُونَ.</w:t>
       </w:r>
-      <w:r>
-        <w:rPr>
-          <w:lang w:val="ar_AE" w:bidi="ar_AE"/>
-        </w:rPr>
-      </w:r>
-      <w:r>
-        <w:rPr>
-          <w:lang w:val="ar_AE" w:bidi="ar_AE"/>
-        </w:rPr>
-      </w:r>
-    </w:p>
-    <w:p>
-      <w:pPr>
-        <w:bidi/>
-      </w:pPr>
-      <w:r>
-        <w:rPr>
-          <w:lang w:val="ar_AE" w:bidi="ar_AE"/>
-        </w:rPr>
-      </w:r>
-    </w:p>
-    <w:p>
-      <w:pPr>
-        <w:bidi/>
-      </w:pPr>
-      <w:r>
-        <w:rPr>
-          <w:lang w:val="ar_AE" w:bidi="ar_AE"/>
-        </w:rPr>
-      </w:r>
-      <w:r>
-        <w:rPr>
-          <w:vertAlign w:val="superscript"/>
+    </w:p>
+    <w:p>
+      <w:pPr>
+        <w:bidi/>
+      </w:pPr>
+      <w:r>
+        <w:rPr>
+          <w:rtl/>
+          <w:cs/>
+          <w:lang w:val="ar_AE" w:bidi="ar_AE"/>
+        </w:rPr>
+      </w:r>
+      <w:r>
+        <w:rPr>
+          <w:vertAlign w:val="superscript"/>
+          <w:rtl/>
+          <w:cs/>
           <w:lang w:val="ar_AE" w:bidi="ar_AE"/>
         </w:rPr>
         <w:t>3</w:t>
       </w:r>
       <w:r>
         <w:rPr>
+          <w:rtl/>
+          <w:cs/>
           <w:lang w:val="ar_AE" w:bidi="ar_AE"/>
         </w:rPr>
         <w:t xml:space="preserve"> تَطْلُبُونَ وَلَسْتُمْ تَأْخُذُونَ، لِأَنَّكُمْ تَطْلُبُونَ رَدِيًّا لِكَيْ تُنْفِقُوا فِي لَذَّاتِكُمْ.</w:t>
       </w:r>
-      <w:r>
-        <w:rPr>
-          <w:lang w:val="ar_AE" w:bidi="ar_AE"/>
-        </w:rPr>
-      </w:r>
-      <w:r>
-        <w:rPr>
-          <w:lang w:val="ar_AE" w:bidi="ar_AE"/>
-        </w:rPr>
-      </w:r>
-    </w:p>
-    <w:p>
-      <w:pPr>
-        <w:bidi/>
-      </w:pPr>
-      <w:r>
-        <w:rPr>
-          <w:lang w:val="ar_AE" w:bidi="ar_AE"/>
-        </w:rPr>
-      </w:r>
-    </w:p>
-    <w:p>
-      <w:pPr>
-        <w:bidi/>
-      </w:pPr>
-      <w:r>
-        <w:rPr>
-          <w:lang w:val="ar_AE" w:bidi="ar_AE"/>
-        </w:rPr>
-      </w:r>
-      <w:r>
-        <w:rPr>
-          <w:vertAlign w:val="superscript"/>
+    </w:p>
+    <w:p>
+      <w:pPr>
+        <w:bidi/>
+      </w:pPr>
+      <w:r>
+        <w:rPr>
+          <w:rtl/>
+          <w:cs/>
+          <w:lang w:val="ar_AE" w:bidi="ar_AE"/>
+        </w:rPr>
+      </w:r>
+      <w:r>
+        <w:rPr>
+          <w:vertAlign w:val="superscript"/>
+          <w:rtl/>
+          <w:cs/>
           <w:lang w:val="ar_AE" w:bidi="ar_AE"/>
         </w:rPr>
         <w:t>4</w:t>
       </w:r>
       <w:r>
         <w:rPr>
+          <w:rtl/>
+          <w:cs/>
           <w:lang w:val="ar_AE" w:bidi="ar_AE"/>
         </w:rPr>
         <w:t xml:space="preserve"> أَيُّهَا ٱلزُّنَاةُ وَٱلزَّوَانِي، أَمَا تَعْلَمُونَ أَنَّ مَحَبَّةَ ٱلْعَالَمِ عَدَاوَةٌ لِلهِ؟ فَمَنْ أَرَادَ أَنْ يَكُونَ مُحِبًّا لِلْعَالَمِ، فَقَدْ صَارَ عَدُوًّا لِلهِ.</w:t>
       </w:r>
-      <w:r>
-        <w:rPr>
-          <w:lang w:val="ar_AE" w:bidi="ar_AE"/>
-        </w:rPr>
-      </w:r>
-      <w:r>
-        <w:rPr>
-          <w:lang w:val="ar_AE" w:bidi="ar_AE"/>
-        </w:rPr>
-      </w:r>
-    </w:p>
-    <w:p>
-      <w:pPr>
-        <w:bidi/>
-      </w:pPr>
-      <w:r>
-        <w:rPr>
-          <w:lang w:val="ar_AE" w:bidi="ar_AE"/>
-        </w:rPr>
-      </w:r>
-    </w:p>
-    <w:p>
-      <w:pPr>
-        <w:bidi/>
-      </w:pPr>
-      <w:r>
-        <w:rPr>
-          <w:lang w:val="ar_AE" w:bidi="ar_AE"/>
-        </w:rPr>
-      </w:r>
-      <w:r>
-        <w:rPr>
-          <w:vertAlign w:val="superscript"/>
+    </w:p>
+    <w:p>
+      <w:pPr>
+        <w:bidi/>
+      </w:pPr>
+      <w:r>
+        <w:rPr>
+          <w:rtl/>
+          <w:cs/>
+          <w:lang w:val="ar_AE" w:bidi="ar_AE"/>
+        </w:rPr>
+      </w:r>
+      <w:r>
+        <w:rPr>
+          <w:vertAlign w:val="superscript"/>
+          <w:rtl/>
+          <w:cs/>
           <w:lang w:val="ar_AE" w:bidi="ar_AE"/>
         </w:rPr>
         <w:t>5</w:t>
       </w:r>
       <w:r>
         <w:rPr>
+          <w:rtl/>
+          <w:cs/>
           <w:lang w:val="ar_AE" w:bidi="ar_AE"/>
         </w:rPr>
         <w:t xml:space="preserve"> أَمْ تَظُنُّونَ أَنَّ ٱلْكِتَابَ يَقُولُ بَاطِلًا: ٱلرُّوحُ ٱلَّذِي حَلَّ فِينَا يَشْتَاقُ إِلَى ٱلْحَسَدِ؟</w:t>
       </w:r>
-      <w:r>
-        <w:rPr>
-          <w:lang w:val="ar_AE" w:bidi="ar_AE"/>
-        </w:rPr>
-      </w:r>
-      <w:r>
-        <w:rPr>
-          <w:lang w:val="ar_AE" w:bidi="ar_AE"/>
-        </w:rPr>
-      </w:r>
-    </w:p>
-    <w:p>
-      <w:pPr>
-        <w:bidi/>
-      </w:pPr>
-      <w:r>
-        <w:rPr>
-          <w:lang w:val="ar_AE" w:bidi="ar_AE"/>
-        </w:rPr>
-      </w:r>
-    </w:p>
-    <w:p>
-      <w:pPr>
-        <w:bidi/>
-      </w:pPr>
-      <w:r>
-        <w:rPr>
-          <w:lang w:val="ar_AE" w:bidi="ar_AE"/>
-        </w:rPr>
-      </w:r>
-      <w:r>
-        <w:rPr>
-          <w:vertAlign w:val="superscript"/>
+    </w:p>
+    <w:p>
+      <w:pPr>
+        <w:bidi/>
+      </w:pPr>
+      <w:r>
+        <w:rPr>
+          <w:rtl/>
+          <w:cs/>
+          <w:lang w:val="ar_AE" w:bidi="ar_AE"/>
+        </w:rPr>
+      </w:r>
+      <w:r>
+        <w:rPr>
+          <w:vertAlign w:val="superscript"/>
+          <w:rtl/>
+          <w:cs/>
           <w:lang w:val="ar_AE" w:bidi="ar_AE"/>
         </w:rPr>
         <w:t>6</w:t>
       </w:r>
       <w:r>
         <w:rPr>
+          <w:rtl/>
+          <w:cs/>
           <w:lang w:val="ar_AE" w:bidi="ar_AE"/>
         </w:rPr>
         <w:t xml:space="preserve"> وَلَكِنَّهُ يُعْطِي نِعْمَةً أَعْظَمَ. لِذَلِكَ يَقُولُ: «يُقَاوِمُ ٱللهُ ٱلْمُسْتَكْبِرِينَ، وَأَمَّا ٱلْمُتَوَاضِعُونَ فَيُعْطِيهِمْ نِعْمَةً».</w:t>
       </w:r>
-      <w:r>
-        <w:rPr>
-          <w:lang w:val="ar_AE" w:bidi="ar_AE"/>
-        </w:rPr>
-      </w:r>
-      <w:r>
-        <w:rPr>
-          <w:lang w:val="ar_AE" w:bidi="ar_AE"/>
-        </w:rPr>
-      </w:r>
-    </w:p>
-    <w:p>
-      <w:pPr>
-        <w:bidi/>
-      </w:pPr>
-      <w:r>
-        <w:rPr>
-          <w:lang w:val="ar_AE" w:bidi="ar_AE"/>
-        </w:rPr>
-      </w:r>
-    </w:p>
-    <w:p>
-      <w:pPr>
-        <w:bidi/>
-      </w:pPr>
-      <w:r>
-        <w:rPr>
-          <w:lang w:val="ar_AE" w:bidi="ar_AE"/>
-        </w:rPr>
-      </w:r>
-      <w:r>
-        <w:rPr>
-          <w:vertAlign w:val="superscript"/>
+    </w:p>
+    <w:p>
+      <w:pPr>
+        <w:bidi/>
+      </w:pPr>
+      <w:r>
+        <w:rPr>
+          <w:rtl/>
+          <w:cs/>
+          <w:lang w:val="ar_AE" w:bidi="ar_AE"/>
+        </w:rPr>
+      </w:r>
+      <w:r>
+        <w:rPr>
+          <w:vertAlign w:val="superscript"/>
+          <w:rtl/>
+          <w:cs/>
           <w:lang w:val="ar_AE" w:bidi="ar_AE"/>
         </w:rPr>
         <w:t>7</w:t>
       </w:r>
       <w:r>
         <w:rPr>
+          <w:rtl/>
+          <w:cs/>
           <w:lang w:val="ar_AE" w:bidi="ar_AE"/>
         </w:rPr>
         <w:t xml:space="preserve"> فَٱخْضَعُوا لِلهِ. قَاوِمُوا إِبْلِيسَ فَيَهْرُبَ مِنْكُمْ.</w:t>
       </w:r>
-      <w:r>
-        <w:rPr>
-          <w:lang w:val="ar_AE" w:bidi="ar_AE"/>
-        </w:rPr>
-      </w:r>
-      <w:r>
-        <w:rPr>
-          <w:lang w:val="ar_AE" w:bidi="ar_AE"/>
-        </w:rPr>
-      </w:r>
-    </w:p>
-    <w:p>
-      <w:pPr>
-        <w:bidi/>
-      </w:pPr>
-      <w:r>
-        <w:rPr>
-          <w:lang w:val="ar_AE" w:bidi="ar_AE"/>
-        </w:rPr>
-      </w:r>
-    </w:p>
-    <w:p>
-      <w:pPr>
-        <w:bidi/>
-      </w:pPr>
-      <w:r>
-        <w:rPr>
-          <w:lang w:val="ar_AE" w:bidi="ar_AE"/>
-        </w:rPr>
-      </w:r>
-      <w:r>
-        <w:rPr>
-          <w:vertAlign w:val="superscript"/>
+    </w:p>
+    <w:p>
+      <w:pPr>
+        <w:bidi/>
+      </w:pPr>
+      <w:r>
+        <w:rPr>
+          <w:rtl/>
+          <w:cs/>
+          <w:lang w:val="ar_AE" w:bidi="ar_AE"/>
+        </w:rPr>
+      </w:r>
+      <w:r>
+        <w:rPr>
+          <w:vertAlign w:val="superscript"/>
+          <w:rtl/>
+          <w:cs/>
           <w:lang w:val="ar_AE" w:bidi="ar_AE"/>
         </w:rPr>
         <w:t>8</w:t>
       </w:r>
       <w:r>
         <w:rPr>
+          <w:rtl/>
+          <w:cs/>
           <w:lang w:val="ar_AE" w:bidi="ar_AE"/>
         </w:rPr>
         <w:t xml:space="preserve"> اِقْتَرِبُوا إِلَى ٱللهِ فَيَقْتَرِبَ إِلَيْكُمْ. نَقُّوا أَيْدِيَكُمْ أَيُّهَا ٱلْخُطَاةُ، وَطَهِّرُوا قُلُوبَكُمْ يَا ذَوِي ٱلرَّأْيَيْنِ.</w:t>
       </w:r>
-      <w:r>
-        <w:rPr>
-          <w:lang w:val="ar_AE" w:bidi="ar_AE"/>
-        </w:rPr>
-      </w:r>
-      <w:r>
-        <w:rPr>
-          <w:lang w:val="ar_AE" w:bidi="ar_AE"/>
-        </w:rPr>
-      </w:r>
-    </w:p>
-    <w:p>
-      <w:pPr>
-        <w:bidi/>
-      </w:pPr>
-      <w:r>
-        <w:rPr>
-          <w:lang w:val="ar_AE" w:bidi="ar_AE"/>
-        </w:rPr>
-      </w:r>
-    </w:p>
-    <w:p>
-      <w:pPr>
-        <w:bidi/>
-      </w:pPr>
-      <w:r>
-        <w:rPr>
-          <w:lang w:val="ar_AE" w:bidi="ar_AE"/>
-        </w:rPr>
-      </w:r>
-      <w:r>
-        <w:rPr>
-          <w:vertAlign w:val="superscript"/>
+    </w:p>
+    <w:p>
+      <w:pPr>
+        <w:bidi/>
+      </w:pPr>
+      <w:r>
+        <w:rPr>
+          <w:rtl/>
+          <w:cs/>
+          <w:lang w:val="ar_AE" w:bidi="ar_AE"/>
+        </w:rPr>
+      </w:r>
+      <w:r>
+        <w:rPr>
+          <w:vertAlign w:val="superscript"/>
+          <w:rtl/>
+          <w:cs/>
           <w:lang w:val="ar_AE" w:bidi="ar_AE"/>
         </w:rPr>
         <w:t>9</w:t>
       </w:r>
       <w:r>
         <w:rPr>
+          <w:rtl/>
+          <w:cs/>
           <w:lang w:val="ar_AE" w:bidi="ar_AE"/>
         </w:rPr>
         <w:t xml:space="preserve"> ٱكْتَئِبُوا وَنُوحُوا وَٱبْكُوا. لِيَتَحَوَّلْ ضَحِكُكُمْ إِلَى نَوْحٍ، وَفَرَحُكُمْ إِلَى غَمٍّ.</w:t>
       </w:r>
-      <w:r>
-        <w:rPr>
-          <w:lang w:val="ar_AE" w:bidi="ar_AE"/>
-        </w:rPr>
-      </w:r>
-      <w:r>
-        <w:rPr>
-          <w:lang w:val="ar_AE" w:bidi="ar_AE"/>
-        </w:rPr>
-      </w:r>
-    </w:p>
-    <w:p>
-      <w:pPr>
-        <w:bidi/>
-      </w:pPr>
-      <w:r>
-        <w:rPr>
-          <w:lang w:val="ar_AE" w:bidi="ar_AE"/>
-        </w:rPr>
-      </w:r>
-    </w:p>
-    <w:p>
-      <w:pPr>
-        <w:bidi/>
-      </w:pPr>
-      <w:r>
-        <w:rPr>
-          <w:lang w:val="ar_AE" w:bidi="ar_AE"/>
-        </w:rPr>
-      </w:r>
-      <w:r>
-        <w:rPr>
-          <w:vertAlign w:val="superscript"/>
+    </w:p>
+    <w:p>
+      <w:pPr>
+        <w:bidi/>
+      </w:pPr>
+      <w:r>
+        <w:rPr>
+          <w:rtl/>
+          <w:cs/>
+          <w:lang w:val="ar_AE" w:bidi="ar_AE"/>
+        </w:rPr>
+      </w:r>
+      <w:r>
+        <w:rPr>
+          <w:vertAlign w:val="superscript"/>
+          <w:rtl/>
+          <w:cs/>
           <w:lang w:val="ar_AE" w:bidi="ar_AE"/>
         </w:rPr>
         <w:t>10</w:t>
       </w:r>
       <w:r>
         <w:rPr>
+          <w:rtl/>
+          <w:cs/>
           <w:lang w:val="ar_AE" w:bidi="ar_AE"/>
         </w:rPr>
         <w:t xml:space="preserve"> ٱتَّضِعُوا قُدَّامَ ٱلرَّبِّ فَيَرْفَعَكُمْ.</w:t>
       </w:r>
-      <w:r>
-        <w:rPr>
-          <w:lang w:val="ar_AE" w:bidi="ar_AE"/>
-        </w:rPr>
-      </w:r>
-      <w:r>
-        <w:rPr>
-          <w:lang w:val="ar_AE" w:bidi="ar_AE"/>
-        </w:rPr>
-      </w:r>
-    </w:p>
-    <w:p>
-      <w:pPr>
-        <w:bidi/>
-      </w:pPr>
-      <w:r>
-        <w:rPr>
-          <w:lang w:val="ar_AE" w:bidi="ar_AE"/>
-        </w:rPr>
-      </w:r>
-    </w:p>
-    <w:p>
-      <w:pPr>
-        <w:bidi/>
-      </w:pPr>
-      <w:r>
-        <w:rPr>
-          <w:lang w:val="ar_AE" w:bidi="ar_AE"/>
-        </w:rPr>
-      </w:r>
-      <w:r>
-        <w:rPr>
-          <w:vertAlign w:val="superscript"/>
+    </w:p>
+    <w:p>
+      <w:pPr>
+        <w:bidi/>
+      </w:pPr>
+      <w:r>
+        <w:rPr>
+          <w:rtl/>
+          <w:cs/>
+          <w:lang w:val="ar_AE" w:bidi="ar_AE"/>
+        </w:rPr>
+      </w:r>
+      <w:r>
+        <w:rPr>
+          <w:vertAlign w:val="superscript"/>
+          <w:rtl/>
+          <w:cs/>
           <w:lang w:val="ar_AE" w:bidi="ar_AE"/>
         </w:rPr>
         <w:t>11</w:t>
       </w:r>
       <w:r>
         <w:rPr>
+          <w:rtl/>
+          <w:cs/>
           <w:lang w:val="ar_AE" w:bidi="ar_AE"/>
         </w:rPr>
         <w:t xml:space="preserve"> لَا يَذُمَّ بَعْضُكُمْ بَعْضًا أَيُّهَا ٱلْإِخْوَةُ. ٱلَّذِي يَذُمُّ أَخَاهُ وَيَدِينُ أَخَاهُ يَذُمُّ ٱلنَّامُوسَ وَيَدِينُ ٱلنَّامُوسَ. وَإِنْ كُنْتَ تَدِينُ ٱلنَّامُوسَ، فَلَسْتَ عَامِلًا بِٱلنَّامُوسِ، بَلْ دَيَّانًا لَهُ.</w:t>
       </w:r>
-      <w:r>
-        <w:rPr>
-          <w:lang w:val="ar_AE" w:bidi="ar_AE"/>
-        </w:rPr>
-      </w:r>
-      <w:r>
-        <w:rPr>
-          <w:lang w:val="ar_AE" w:bidi="ar_AE"/>
-        </w:rPr>
-      </w:r>
-    </w:p>
-    <w:p>
-      <w:pPr>
-        <w:bidi/>
-      </w:pPr>
-      <w:r>
-        <w:rPr>
-          <w:lang w:val="ar_AE" w:bidi="ar_AE"/>
-        </w:rPr>
-      </w:r>
-    </w:p>
-    <w:p>
-      <w:pPr>
-        <w:bidi/>
-      </w:pPr>
-      <w:r>
-        <w:rPr>
-          <w:lang w:val="ar_AE" w:bidi="ar_AE"/>
-        </w:rPr>
-      </w:r>
-      <w:r>
-        <w:rPr>
-          <w:vertAlign w:val="superscript"/>
+    </w:p>
+    <w:p>
+      <w:pPr>
+        <w:bidi/>
+      </w:pPr>
+      <w:r>
+        <w:rPr>
+          <w:rtl/>
+          <w:cs/>
+          <w:lang w:val="ar_AE" w:bidi="ar_AE"/>
+        </w:rPr>
+      </w:r>
+      <w:r>
+        <w:rPr>
+          <w:vertAlign w:val="superscript"/>
+          <w:rtl/>
+          <w:cs/>
           <w:lang w:val="ar_AE" w:bidi="ar_AE"/>
         </w:rPr>
         <w:t>12</w:t>
       </w:r>
       <w:r>
         <w:rPr>
+          <w:rtl/>
+          <w:cs/>
           <w:lang w:val="ar_AE" w:bidi="ar_AE"/>
         </w:rPr>
         <w:t xml:space="preserve"> وَاحِدٌ هُوَ وَاضِعُ ٱلنَّامُوسِ، ٱلْقَادِرُ أَنْ يُخَلِّصَ وَيُهْلِكَ. فَمَنْ أَنْتَ يَا مَنْ تَدِينُ غَيْرَكَ؟</w:t>
       </w:r>
-      <w:r>
-        <w:rPr>
-          <w:lang w:val="ar_AE" w:bidi="ar_AE"/>
-        </w:rPr>
-      </w:r>
-      <w:r>
-        <w:rPr>
-          <w:lang w:val="ar_AE" w:bidi="ar_AE"/>
-        </w:rPr>
-      </w:r>
-    </w:p>
-    <w:p>
-      <w:pPr>
-        <w:bidi/>
-      </w:pPr>
-      <w:r>
-        <w:rPr>
-          <w:lang w:val="ar_AE" w:bidi="ar_AE"/>
-        </w:rPr>
-      </w:r>
-    </w:p>
-    <w:p>
-      <w:pPr>
-        <w:bidi/>
-      </w:pPr>
-      <w:r>
-        <w:rPr>
-          <w:lang w:val="ar_AE" w:bidi="ar_AE"/>
-        </w:rPr>
-      </w:r>
-      <w:r>
-        <w:rPr>
-          <w:vertAlign w:val="superscript"/>
+    </w:p>
+    <w:p>
+      <w:pPr>
+        <w:bidi/>
+      </w:pPr>
+      <w:r>
+        <w:rPr>
+          <w:rtl/>
+          <w:cs/>
+          <w:lang w:val="ar_AE" w:bidi="ar_AE"/>
+        </w:rPr>
+      </w:r>
+      <w:r>
+        <w:rPr>
+          <w:vertAlign w:val="superscript"/>
+          <w:rtl/>
+          <w:cs/>
           <w:lang w:val="ar_AE" w:bidi="ar_AE"/>
         </w:rPr>
         <w:t>13</w:t>
       </w:r>
       <w:r>
         <w:rPr>
+          <w:rtl/>
+          <w:cs/>
           <w:lang w:val="ar_AE" w:bidi="ar_AE"/>
         </w:rPr>
         <w:t xml:space="preserve"> هَلُمَّ ٱلْآنَ أَيُّهَا ٱلْقَائِلُونَ: «نَذْهَبُ ٱلْيَوْمَ أَوْ غَدًا إِلَى هَذِهِ ٱلْمَدِينَةِ أَوْ تِلْكَ، وَهُنَاكَ نَصْرِفُ سَنَةً وَاحِدَةً وَنَتَّجِرُ وَنَرْبَحُ».</w:t>
       </w:r>
-      <w:r>
-        <w:rPr>
-          <w:lang w:val="ar_AE" w:bidi="ar_AE"/>
-        </w:rPr>
-      </w:r>
-      <w:r>
-        <w:rPr>
-          <w:lang w:val="ar_AE" w:bidi="ar_AE"/>
-        </w:rPr>
-      </w:r>
-    </w:p>
-    <w:p>
-      <w:pPr>
-        <w:bidi/>
-      </w:pPr>
-      <w:r>
-        <w:rPr>
-          <w:lang w:val="ar_AE" w:bidi="ar_AE"/>
-        </w:rPr>
-      </w:r>
-    </w:p>
-    <w:p>
-      <w:pPr>
-        <w:bidi/>
-      </w:pPr>
-      <w:r>
-        <w:rPr>
-          <w:lang w:val="ar_AE" w:bidi="ar_AE"/>
-        </w:rPr>
-      </w:r>
-      <w:r>
-        <w:rPr>
-          <w:vertAlign w:val="superscript"/>
+    </w:p>
+    <w:p>
+      <w:pPr>
+        <w:bidi/>
+      </w:pPr>
+      <w:r>
+        <w:rPr>
+          <w:rtl/>
+          <w:cs/>
+          <w:lang w:val="ar_AE" w:bidi="ar_AE"/>
+        </w:rPr>
+      </w:r>
+      <w:r>
+        <w:rPr>
+          <w:vertAlign w:val="superscript"/>
+          <w:rtl/>
+          <w:cs/>
           <w:lang w:val="ar_AE" w:bidi="ar_AE"/>
         </w:rPr>
         <w:t>14</w:t>
       </w:r>
       <w:r>
         <w:rPr>
+          <w:rtl/>
+          <w:cs/>
           <w:lang w:val="ar_AE" w:bidi="ar_AE"/>
         </w:rPr>
         <w:t xml:space="preserve"> أَنْتُمُ ٱلَّذِينَ لَا تَعْرِفُونَ أَمْرَ ٱلْغَدِ! لِأَنَّهُ مَا هِيَ حَيَاتُكُمْ؟ إِنَّهَا بُخَارٌ، يَظْهَرُ قَلِيلًا ثُمَّ يَضْمَحِلُّ.</w:t>
       </w:r>
-      <w:r>
-        <w:rPr>
-          <w:lang w:val="ar_AE" w:bidi="ar_AE"/>
-        </w:rPr>
-      </w:r>
-      <w:r>
-        <w:rPr>
-          <w:lang w:val="ar_AE" w:bidi="ar_AE"/>
-        </w:rPr>
-      </w:r>
-    </w:p>
-    <w:p>
-      <w:pPr>
-        <w:bidi/>
-      </w:pPr>
-      <w:r>
-        <w:rPr>
-          <w:lang w:val="ar_AE" w:bidi="ar_AE"/>
-        </w:rPr>
-      </w:r>
-    </w:p>
-    <w:p>
-      <w:pPr>
-        <w:bidi/>
-      </w:pPr>
-      <w:r>
-        <w:rPr>
-          <w:lang w:val="ar_AE" w:bidi="ar_AE"/>
-        </w:rPr>
-      </w:r>
-      <w:r>
-        <w:rPr>
-          <w:vertAlign w:val="superscript"/>
+    </w:p>
+    <w:p>
+      <w:pPr>
+        <w:bidi/>
+      </w:pPr>
+      <w:r>
+        <w:rPr>
+          <w:rtl/>
+          <w:cs/>
+          <w:lang w:val="ar_AE" w:bidi="ar_AE"/>
+        </w:rPr>
+      </w:r>
+      <w:r>
+        <w:rPr>
+          <w:vertAlign w:val="superscript"/>
+          <w:rtl/>
+          <w:cs/>
           <w:lang w:val="ar_AE" w:bidi="ar_AE"/>
         </w:rPr>
         <w:t>15</w:t>
       </w:r>
       <w:r>
         <w:rPr>
+          <w:rtl/>
+          <w:cs/>
           <w:lang w:val="ar_AE" w:bidi="ar_AE"/>
         </w:rPr>
         <w:t xml:space="preserve"> عِوَضَ أَنْ تَقُولُوا: «إِنْ شَاءَ ٱلرَّبُّ وَعِشْنَا نَفْعَلُ هَذَا أَوْ ذَاكَ».</w:t>
       </w:r>
-      <w:r>
-        <w:rPr>
-          <w:lang w:val="ar_AE" w:bidi="ar_AE"/>
-        </w:rPr>
-      </w:r>
-      <w:r>
-        <w:rPr>
-          <w:lang w:val="ar_AE" w:bidi="ar_AE"/>
-        </w:rPr>
-      </w:r>
-    </w:p>
-    <w:p>
-      <w:pPr>
-        <w:bidi/>
-      </w:pPr>
-      <w:r>
-        <w:rPr>
-          <w:lang w:val="ar_AE" w:bidi="ar_AE"/>
-        </w:rPr>
-      </w:r>
-    </w:p>
-    <w:p>
-      <w:pPr>
-        <w:bidi/>
-      </w:pPr>
-      <w:r>
-        <w:rPr>
-          <w:lang w:val="ar_AE" w:bidi="ar_AE"/>
-        </w:rPr>
-      </w:r>
-      <w:r>
-        <w:rPr>
-          <w:vertAlign w:val="superscript"/>
+    </w:p>
+    <w:p>
+      <w:pPr>
+        <w:bidi/>
+      </w:pPr>
+      <w:r>
+        <w:rPr>
+          <w:rtl/>
+          <w:cs/>
+          <w:lang w:val="ar_AE" w:bidi="ar_AE"/>
+        </w:rPr>
+      </w:r>
+      <w:r>
+        <w:rPr>
+          <w:vertAlign w:val="superscript"/>
+          <w:rtl/>
+          <w:cs/>
           <w:lang w:val="ar_AE" w:bidi="ar_AE"/>
         </w:rPr>
         <w:t>16</w:t>
       </w:r>
       <w:r>
         <w:rPr>
+          <w:rtl/>
+          <w:cs/>
           <w:lang w:val="ar_AE" w:bidi="ar_AE"/>
         </w:rPr>
         <w:t xml:space="preserve"> وَأَمَّا ٱلْآنَ فَإِنَّكُمْ تَفْتَخِرُونَ فِي تَعَظُّمِكُمْ. كُلُّ ٱفْتِخَارٍ مِثْلُ هَذَا رَدِيءٌ.</w:t>
       </w:r>
-      <w:r>
-        <w:rPr>
-          <w:lang w:val="ar_AE" w:bidi="ar_AE"/>
-        </w:rPr>
-      </w:r>
-      <w:r>
-        <w:rPr>
-          <w:lang w:val="ar_AE" w:bidi="ar_AE"/>
-        </w:rPr>
-      </w:r>
-    </w:p>
-    <w:p>
-      <w:pPr>
-        <w:bidi/>
-      </w:pPr>
-      <w:r>
-        <w:rPr>
-          <w:lang w:val="ar_AE" w:bidi="ar_AE"/>
-        </w:rPr>
-      </w:r>
-    </w:p>
-    <w:p>
-      <w:pPr>
-        <w:bidi/>
-      </w:pPr>
-      <w:r>
-        <w:rPr>
-          <w:lang w:val="ar_AE" w:bidi="ar_AE"/>
-        </w:rPr>
-      </w:r>
-      <w:r>
-        <w:rPr>
-          <w:vertAlign w:val="superscript"/>
+    </w:p>
+    <w:p>
+      <w:pPr>
+        <w:bidi/>
+      </w:pPr>
+      <w:r>
+        <w:rPr>
+          <w:rtl/>
+          <w:cs/>
+          <w:lang w:val="ar_AE" w:bidi="ar_AE"/>
+        </w:rPr>
+      </w:r>
+      <w:r>
+        <w:rPr>
+          <w:vertAlign w:val="superscript"/>
+          <w:rtl/>
+          <w:cs/>
           <w:lang w:val="ar_AE" w:bidi="ar_AE"/>
         </w:rPr>
         <w:t>17</w:t>
       </w:r>
       <w:r>
         <w:rPr>
+          <w:rtl/>
+          <w:cs/>
           <w:lang w:val="ar_AE" w:bidi="ar_AE"/>
         </w:rPr>
         <w:t xml:space="preserve"> فَمَنْ يَعْرِفُ أَنْ يَعْمَلَ حَسَنًا وَلَا يَعْمَلُ، فَذَلِكَ خَطِيَّةٌ لَهُ.</w:t>
       </w:r>
-      <w:r>
-        <w:rPr>
-          <w:lang w:val="ar_AE" w:bidi="ar_AE"/>
-        </w:rPr>
-      </w:r>
-      <w:r>
-        <w:rPr>
-          <w:lang w:val="ar_AE" w:bidi="ar_AE"/>
-        </w:rPr>
-      </w:r>
-    </w:p>
-    <w:p>
-      <w:pPr>
-        <w:bidi/>
-      </w:pPr>
-      <w:r>
-        <w:rPr>
-          <w:lang w:val="ar_AE" w:bidi="ar_AE"/>
-        </w:rPr>
-      </w:r>
     </w:p>
     <w:p>
       <w:pPr>
@@ -4093,864 +2872,598 @@
       </w:pPr>
       <w:r>
         <w:rPr>
+          <w:rtl/>
+          <w:cs/>
           <w:lang w:val="ar_AE" w:bidi="ar_AE"/>
         </w:rPr>
         <w:t>James 5:1</w:t>
       </w:r>
       <w:r>
         <w:rPr>
-          <w:lang w:val="ar_AE" w:bidi="ar_AE"/>
-        </w:rPr>
-      </w:r>
-    </w:p>
-    <w:p>
-      <w:pPr>
-        <w:bidi/>
-      </w:pPr>
-      <w:r>
-        <w:rPr>
-          <w:lang w:val="ar_AE" w:bidi="ar_AE"/>
-        </w:rPr>
-      </w:r>
-      <w:r>
-        <w:rPr>
-          <w:vertAlign w:val="superscript"/>
+          <w:rtl/>
+          <w:cs/>
+          <w:lang w:val="ar_AE" w:bidi="ar_AE"/>
+        </w:rPr>
+      </w:r>
+    </w:p>
+    <w:p>
+      <w:pPr>
+        <w:bidi/>
+      </w:pPr>
+      <w:r>
+        <w:rPr>
+          <w:rtl/>
+          <w:cs/>
+          <w:lang w:val="ar_AE" w:bidi="ar_AE"/>
+        </w:rPr>
+      </w:r>
+      <w:r>
+        <w:rPr>
+          <w:vertAlign w:val="superscript"/>
+          <w:rtl/>
+          <w:cs/>
           <w:lang w:val="ar_AE" w:bidi="ar_AE"/>
         </w:rPr>
         <w:t>1</w:t>
       </w:r>
       <w:r>
         <w:rPr>
+          <w:rtl/>
+          <w:cs/>
           <w:lang w:val="ar_AE" w:bidi="ar_AE"/>
         </w:rPr>
         <w:t xml:space="preserve"> هَلُمَّ ٱلْآنَ أَيُّهَا ٱلْأَغْنِيَاءُ، ٱبْكُوا مُوَلْوِلِينَ عَلَى شَقَاوَتِكُمُ ٱلْقَادِمَةِ.</w:t>
       </w:r>
-      <w:r>
-        <w:rPr>
-          <w:lang w:val="ar_AE" w:bidi="ar_AE"/>
-        </w:rPr>
-      </w:r>
-      <w:r>
-        <w:rPr>
-          <w:lang w:val="ar_AE" w:bidi="ar_AE"/>
-        </w:rPr>
-      </w:r>
-    </w:p>
-    <w:p>
-      <w:pPr>
-        <w:bidi/>
-      </w:pPr>
-      <w:r>
-        <w:rPr>
-          <w:lang w:val="ar_AE" w:bidi="ar_AE"/>
-        </w:rPr>
-      </w:r>
-    </w:p>
-    <w:p>
-      <w:pPr>
-        <w:bidi/>
-      </w:pPr>
-      <w:r>
-        <w:rPr>
-          <w:lang w:val="ar_AE" w:bidi="ar_AE"/>
-        </w:rPr>
-      </w:r>
-      <w:r>
-        <w:rPr>
-          <w:vertAlign w:val="superscript"/>
+    </w:p>
+    <w:p>
+      <w:pPr>
+        <w:bidi/>
+      </w:pPr>
+      <w:r>
+        <w:rPr>
+          <w:rtl/>
+          <w:cs/>
+          <w:lang w:val="ar_AE" w:bidi="ar_AE"/>
+        </w:rPr>
+      </w:r>
+      <w:r>
+        <w:rPr>
+          <w:vertAlign w:val="superscript"/>
+          <w:rtl/>
+          <w:cs/>
           <w:lang w:val="ar_AE" w:bidi="ar_AE"/>
         </w:rPr>
         <w:t>2</w:t>
       </w:r>
       <w:r>
         <w:rPr>
+          <w:rtl/>
+          <w:cs/>
           <w:lang w:val="ar_AE" w:bidi="ar_AE"/>
         </w:rPr>
         <w:t xml:space="preserve"> غِنَاكُمْ قَدْ تَهَرَّأَ، وَثِيَابُكُمْ قَدْ أَكَلَهَا ٱلْعُثُّ.</w:t>
       </w:r>
-      <w:r>
-        <w:rPr>
-          <w:lang w:val="ar_AE" w:bidi="ar_AE"/>
-        </w:rPr>
-      </w:r>
-      <w:r>
-        <w:rPr>
-          <w:lang w:val="ar_AE" w:bidi="ar_AE"/>
-        </w:rPr>
-      </w:r>
-    </w:p>
-    <w:p>
-      <w:pPr>
-        <w:bidi/>
-      </w:pPr>
-      <w:r>
-        <w:rPr>
-          <w:lang w:val="ar_AE" w:bidi="ar_AE"/>
-        </w:rPr>
-      </w:r>
-    </w:p>
-    <w:p>
-      <w:pPr>
-        <w:bidi/>
-      </w:pPr>
-      <w:r>
-        <w:rPr>
-          <w:lang w:val="ar_AE" w:bidi="ar_AE"/>
-        </w:rPr>
-      </w:r>
-      <w:r>
-        <w:rPr>
-          <w:vertAlign w:val="superscript"/>
+    </w:p>
+    <w:p>
+      <w:pPr>
+        <w:bidi/>
+      </w:pPr>
+      <w:r>
+        <w:rPr>
+          <w:rtl/>
+          <w:cs/>
+          <w:lang w:val="ar_AE" w:bidi="ar_AE"/>
+        </w:rPr>
+      </w:r>
+      <w:r>
+        <w:rPr>
+          <w:vertAlign w:val="superscript"/>
+          <w:rtl/>
+          <w:cs/>
           <w:lang w:val="ar_AE" w:bidi="ar_AE"/>
         </w:rPr>
         <w:t>3</w:t>
       </w:r>
       <w:r>
         <w:rPr>
+          <w:rtl/>
+          <w:cs/>
           <w:lang w:val="ar_AE" w:bidi="ar_AE"/>
         </w:rPr>
         <w:t xml:space="preserve"> ذَهَبُكُمْ وَفِضَّتُكُمْ قَدْ صَدِئَا، وَصَدَأُهُمَا يَكُونُ شَهَادَةً عَلَيْكُمْ، وَيَأْكُلُ لُحُومَكُمْ كَنَارٍ! قَدْ كَنَزْتُمْ فِي ٱلْأَيَّامِ ٱلْأَخِيرَةِ.</w:t>
       </w:r>
-      <w:r>
-        <w:rPr>
-          <w:lang w:val="ar_AE" w:bidi="ar_AE"/>
-        </w:rPr>
-      </w:r>
-      <w:r>
-        <w:rPr>
-          <w:lang w:val="ar_AE" w:bidi="ar_AE"/>
-        </w:rPr>
-      </w:r>
-    </w:p>
-    <w:p>
-      <w:pPr>
-        <w:bidi/>
-      </w:pPr>
-      <w:r>
-        <w:rPr>
-          <w:lang w:val="ar_AE" w:bidi="ar_AE"/>
-        </w:rPr>
-      </w:r>
-    </w:p>
-    <w:p>
-      <w:pPr>
-        <w:bidi/>
-      </w:pPr>
-      <w:r>
-        <w:rPr>
-          <w:lang w:val="ar_AE" w:bidi="ar_AE"/>
-        </w:rPr>
-      </w:r>
-      <w:r>
-        <w:rPr>
-          <w:vertAlign w:val="superscript"/>
+    </w:p>
+    <w:p>
+      <w:pPr>
+        <w:bidi/>
+      </w:pPr>
+      <w:r>
+        <w:rPr>
+          <w:rtl/>
+          <w:cs/>
+          <w:lang w:val="ar_AE" w:bidi="ar_AE"/>
+        </w:rPr>
+      </w:r>
+      <w:r>
+        <w:rPr>
+          <w:vertAlign w:val="superscript"/>
+          <w:rtl/>
+          <w:cs/>
           <w:lang w:val="ar_AE" w:bidi="ar_AE"/>
         </w:rPr>
         <w:t>4</w:t>
       </w:r>
       <w:r>
         <w:rPr>
+          <w:rtl/>
+          <w:cs/>
           <w:lang w:val="ar_AE" w:bidi="ar_AE"/>
         </w:rPr>
         <w:t xml:space="preserve"> هُوَذَا أُجْرَةُ ٱلْفَعَلَةِ ٱلَّذِينَ حَصَدُوا حُقُولَكُمُ، ٱلْمَبْخُوسَةُ مِنْكُمْ تَصْرُخُ، وَصِيَاحُ ٱلْحَصَّادِينَ قَدْ دَخَلَ إِلَى أُذْنَيْ رَبِّ ٱلْجُنُودِ.</w:t>
       </w:r>
-      <w:r>
-        <w:rPr>
-          <w:lang w:val="ar_AE" w:bidi="ar_AE"/>
-        </w:rPr>
-      </w:r>
-      <w:r>
-        <w:rPr>
-          <w:lang w:val="ar_AE" w:bidi="ar_AE"/>
-        </w:rPr>
-      </w:r>
-    </w:p>
-    <w:p>
-      <w:pPr>
-        <w:bidi/>
-      </w:pPr>
-      <w:r>
-        <w:rPr>
-          <w:lang w:val="ar_AE" w:bidi="ar_AE"/>
-        </w:rPr>
-      </w:r>
-    </w:p>
-    <w:p>
-      <w:pPr>
-        <w:bidi/>
-      </w:pPr>
-      <w:r>
-        <w:rPr>
-          <w:lang w:val="ar_AE" w:bidi="ar_AE"/>
-        </w:rPr>
-      </w:r>
-      <w:r>
-        <w:rPr>
-          <w:vertAlign w:val="superscript"/>
+    </w:p>
+    <w:p>
+      <w:pPr>
+        <w:bidi/>
+      </w:pPr>
+      <w:r>
+        <w:rPr>
+          <w:rtl/>
+          <w:cs/>
+          <w:lang w:val="ar_AE" w:bidi="ar_AE"/>
+        </w:rPr>
+      </w:r>
+      <w:r>
+        <w:rPr>
+          <w:vertAlign w:val="superscript"/>
+          <w:rtl/>
+          <w:cs/>
           <w:lang w:val="ar_AE" w:bidi="ar_AE"/>
         </w:rPr>
         <w:t>5</w:t>
       </w:r>
       <w:r>
         <w:rPr>
+          <w:rtl/>
+          <w:cs/>
           <w:lang w:val="ar_AE" w:bidi="ar_AE"/>
         </w:rPr>
         <w:t xml:space="preserve"> قَدْ تَرَفَّهْتُمْ عَلَى ٱلْأَرْضِ، وَتَنَعَّمْتُمْ وَرَبَّيْتُمْ قُلُوبَكُمْ، كَمَا فِي يَوْمِ ٱلذَّبْحِ.</w:t>
       </w:r>
-      <w:r>
-        <w:rPr>
-          <w:lang w:val="ar_AE" w:bidi="ar_AE"/>
-        </w:rPr>
-      </w:r>
-      <w:r>
-        <w:rPr>
-          <w:lang w:val="ar_AE" w:bidi="ar_AE"/>
-        </w:rPr>
-      </w:r>
-    </w:p>
-    <w:p>
-      <w:pPr>
-        <w:bidi/>
-      </w:pPr>
-      <w:r>
-        <w:rPr>
-          <w:lang w:val="ar_AE" w:bidi="ar_AE"/>
-        </w:rPr>
-      </w:r>
-    </w:p>
-    <w:p>
-      <w:pPr>
-        <w:bidi/>
-      </w:pPr>
-      <w:r>
-        <w:rPr>
-          <w:lang w:val="ar_AE" w:bidi="ar_AE"/>
-        </w:rPr>
-      </w:r>
-      <w:r>
-        <w:rPr>
-          <w:vertAlign w:val="superscript"/>
+    </w:p>
+    <w:p>
+      <w:pPr>
+        <w:bidi/>
+      </w:pPr>
+      <w:r>
+        <w:rPr>
+          <w:rtl/>
+          <w:cs/>
+          <w:lang w:val="ar_AE" w:bidi="ar_AE"/>
+        </w:rPr>
+      </w:r>
+      <w:r>
+        <w:rPr>
+          <w:vertAlign w:val="superscript"/>
+          <w:rtl/>
+          <w:cs/>
           <w:lang w:val="ar_AE" w:bidi="ar_AE"/>
         </w:rPr>
         <w:t>6</w:t>
       </w:r>
       <w:r>
         <w:rPr>
+          <w:rtl/>
+          <w:cs/>
           <w:lang w:val="ar_AE" w:bidi="ar_AE"/>
         </w:rPr>
         <w:t xml:space="preserve"> حَكَمْتُمْ عَلَى ٱلْبَارِّ. قَتَلْتُمُوهُ. لَا يُقَاوِمُكُمْ!</w:t>
       </w:r>
-      <w:r>
-        <w:rPr>
-          <w:lang w:val="ar_AE" w:bidi="ar_AE"/>
-        </w:rPr>
-      </w:r>
-      <w:r>
-        <w:rPr>
-          <w:lang w:val="ar_AE" w:bidi="ar_AE"/>
-        </w:rPr>
-      </w:r>
-    </w:p>
-    <w:p>
-      <w:pPr>
-        <w:bidi/>
-      </w:pPr>
-      <w:r>
-        <w:rPr>
-          <w:lang w:val="ar_AE" w:bidi="ar_AE"/>
-        </w:rPr>
-      </w:r>
-    </w:p>
-    <w:p>
-      <w:pPr>
-        <w:bidi/>
-      </w:pPr>
-      <w:r>
-        <w:rPr>
-          <w:lang w:val="ar_AE" w:bidi="ar_AE"/>
-        </w:rPr>
-      </w:r>
-      <w:r>
-        <w:rPr>
-          <w:vertAlign w:val="superscript"/>
+    </w:p>
+    <w:p>
+      <w:pPr>
+        <w:bidi/>
+      </w:pPr>
+      <w:r>
+        <w:rPr>
+          <w:rtl/>
+          <w:cs/>
+          <w:lang w:val="ar_AE" w:bidi="ar_AE"/>
+        </w:rPr>
+      </w:r>
+      <w:r>
+        <w:rPr>
+          <w:vertAlign w:val="superscript"/>
+          <w:rtl/>
+          <w:cs/>
           <w:lang w:val="ar_AE" w:bidi="ar_AE"/>
         </w:rPr>
         <w:t>7</w:t>
       </w:r>
       <w:r>
         <w:rPr>
+          <w:rtl/>
+          <w:cs/>
           <w:lang w:val="ar_AE" w:bidi="ar_AE"/>
         </w:rPr>
         <w:t xml:space="preserve"> فَتَأَنَّوْا أَيُّهَا ٱلْإِخْوَةُ إِلَى مَجِيءِ ٱلرَّبِّ. هُوَذَا ٱلْفَلَّاحُ يَنْتَظِرُ ثَمَرَ ٱلْأَرْضِ ٱلثَّمِينَ، مُتَأَنِّيًا عَلَيْهِ حَتَّى يَنَالَ ٱلْمَطَرَ ٱلْمُبَكِّرَ وَٱلْمُتَأَخِّرَ.</w:t>
       </w:r>
-      <w:r>
-        <w:rPr>
-          <w:lang w:val="ar_AE" w:bidi="ar_AE"/>
-        </w:rPr>
-      </w:r>
-      <w:r>
-        <w:rPr>
-          <w:lang w:val="ar_AE" w:bidi="ar_AE"/>
-        </w:rPr>
-      </w:r>
-    </w:p>
-    <w:p>
-      <w:pPr>
-        <w:bidi/>
-      </w:pPr>
-      <w:r>
-        <w:rPr>
-          <w:lang w:val="ar_AE" w:bidi="ar_AE"/>
-        </w:rPr>
-      </w:r>
-    </w:p>
-    <w:p>
-      <w:pPr>
-        <w:bidi/>
-      </w:pPr>
-      <w:r>
-        <w:rPr>
-          <w:lang w:val="ar_AE" w:bidi="ar_AE"/>
-        </w:rPr>
-      </w:r>
-      <w:r>
-        <w:rPr>
-          <w:vertAlign w:val="superscript"/>
+    </w:p>
+    <w:p>
+      <w:pPr>
+        <w:bidi/>
+      </w:pPr>
+      <w:r>
+        <w:rPr>
+          <w:rtl/>
+          <w:cs/>
+          <w:lang w:val="ar_AE" w:bidi="ar_AE"/>
+        </w:rPr>
+      </w:r>
+      <w:r>
+        <w:rPr>
+          <w:vertAlign w:val="superscript"/>
+          <w:rtl/>
+          <w:cs/>
           <w:lang w:val="ar_AE" w:bidi="ar_AE"/>
         </w:rPr>
         <w:t>8</w:t>
       </w:r>
       <w:r>
         <w:rPr>
+          <w:rtl/>
+          <w:cs/>
           <w:lang w:val="ar_AE" w:bidi="ar_AE"/>
         </w:rPr>
         <w:t xml:space="preserve"> فَتَأَنَّوْا أَنْتُمْ وَثَبِّتُوا قُلُوبَكُمْ، لِأَنَّ مَجِيءَ ٱلرَّبِّ قَدِ ٱقْتَرَبَ.</w:t>
       </w:r>
-      <w:r>
-        <w:rPr>
-          <w:lang w:val="ar_AE" w:bidi="ar_AE"/>
-        </w:rPr>
-      </w:r>
-      <w:r>
-        <w:rPr>
-          <w:lang w:val="ar_AE" w:bidi="ar_AE"/>
-        </w:rPr>
-      </w:r>
-    </w:p>
-    <w:p>
-      <w:pPr>
-        <w:bidi/>
-      </w:pPr>
-      <w:r>
-        <w:rPr>
-          <w:lang w:val="ar_AE" w:bidi="ar_AE"/>
-        </w:rPr>
-      </w:r>
-    </w:p>
-    <w:p>
-      <w:pPr>
-        <w:bidi/>
-      </w:pPr>
-      <w:r>
-        <w:rPr>
-          <w:lang w:val="ar_AE" w:bidi="ar_AE"/>
-        </w:rPr>
-      </w:r>
-      <w:r>
-        <w:rPr>
-          <w:vertAlign w:val="superscript"/>
+    </w:p>
+    <w:p>
+      <w:pPr>
+        <w:bidi/>
+      </w:pPr>
+      <w:r>
+        <w:rPr>
+          <w:rtl/>
+          <w:cs/>
+          <w:lang w:val="ar_AE" w:bidi="ar_AE"/>
+        </w:rPr>
+      </w:r>
+      <w:r>
+        <w:rPr>
+          <w:vertAlign w:val="superscript"/>
+          <w:rtl/>
+          <w:cs/>
           <w:lang w:val="ar_AE" w:bidi="ar_AE"/>
         </w:rPr>
         <w:t>9</w:t>
       </w:r>
       <w:r>
         <w:rPr>
+          <w:rtl/>
+          <w:cs/>
           <w:lang w:val="ar_AE" w:bidi="ar_AE"/>
         </w:rPr>
         <w:t xml:space="preserve"> لَا يَئِنَّ بَعْضُكُمْ عَلَى بَعْضٍ أَيُّهَا ٱلْإِخْوَةُ لِئَلَّا تُدَانُوا. هُوَذَا ٱلدَّيَّانُ وَاقِفٌ قُدَّامَ ٱلْبَابِ.</w:t>
       </w:r>
-      <w:r>
-        <w:rPr>
-          <w:lang w:val="ar_AE" w:bidi="ar_AE"/>
-        </w:rPr>
-      </w:r>
-      <w:r>
-        <w:rPr>
-          <w:lang w:val="ar_AE" w:bidi="ar_AE"/>
-        </w:rPr>
-      </w:r>
-    </w:p>
-    <w:p>
-      <w:pPr>
-        <w:bidi/>
-      </w:pPr>
-      <w:r>
-        <w:rPr>
-          <w:lang w:val="ar_AE" w:bidi="ar_AE"/>
-        </w:rPr>
-      </w:r>
-    </w:p>
-    <w:p>
-      <w:pPr>
-        <w:bidi/>
-      </w:pPr>
-      <w:r>
-        <w:rPr>
-          <w:lang w:val="ar_AE" w:bidi="ar_AE"/>
-        </w:rPr>
-      </w:r>
-      <w:r>
-        <w:rPr>
-          <w:vertAlign w:val="superscript"/>
+    </w:p>
+    <w:p>
+      <w:pPr>
+        <w:bidi/>
+      </w:pPr>
+      <w:r>
+        <w:rPr>
+          <w:rtl/>
+          <w:cs/>
+          <w:lang w:val="ar_AE" w:bidi="ar_AE"/>
+        </w:rPr>
+      </w:r>
+      <w:r>
+        <w:rPr>
+          <w:vertAlign w:val="superscript"/>
+          <w:rtl/>
+          <w:cs/>
           <w:lang w:val="ar_AE" w:bidi="ar_AE"/>
         </w:rPr>
         <w:t>10</w:t>
       </w:r>
       <w:r>
         <w:rPr>
+          <w:rtl/>
+          <w:cs/>
           <w:lang w:val="ar_AE" w:bidi="ar_AE"/>
         </w:rPr>
         <w:t xml:space="preserve"> خُذُوا يَا إِخْوَتِي مِثَالًا لِٱحْتِمَالِ ٱلْمَشَقَّاتِ وَٱلْأَنَاةِ: ٱلْأَنْبِيَاءَ ٱلَّذِينَ تَكَلَّمُوا بِٱسْمِ ٱلرَّبِّ.</w:t>
       </w:r>
-      <w:r>
-        <w:rPr>
-          <w:lang w:val="ar_AE" w:bidi="ar_AE"/>
-        </w:rPr>
-      </w:r>
-      <w:r>
-        <w:rPr>
-          <w:lang w:val="ar_AE" w:bidi="ar_AE"/>
-        </w:rPr>
-      </w:r>
-    </w:p>
-    <w:p>
-      <w:pPr>
-        <w:bidi/>
-      </w:pPr>
-      <w:r>
-        <w:rPr>
-          <w:lang w:val="ar_AE" w:bidi="ar_AE"/>
-        </w:rPr>
-      </w:r>
-    </w:p>
-    <w:p>
-      <w:pPr>
-        <w:bidi/>
-      </w:pPr>
-      <w:r>
-        <w:rPr>
-          <w:lang w:val="ar_AE" w:bidi="ar_AE"/>
-        </w:rPr>
-      </w:r>
-      <w:r>
-        <w:rPr>
-          <w:vertAlign w:val="superscript"/>
+    </w:p>
+    <w:p>
+      <w:pPr>
+        <w:bidi/>
+      </w:pPr>
+      <w:r>
+        <w:rPr>
+          <w:rtl/>
+          <w:cs/>
+          <w:lang w:val="ar_AE" w:bidi="ar_AE"/>
+        </w:rPr>
+      </w:r>
+      <w:r>
+        <w:rPr>
+          <w:vertAlign w:val="superscript"/>
+          <w:rtl/>
+          <w:cs/>
           <w:lang w:val="ar_AE" w:bidi="ar_AE"/>
         </w:rPr>
         <w:t>11</w:t>
       </w:r>
       <w:r>
         <w:rPr>
+          <w:rtl/>
+          <w:cs/>
           <w:lang w:val="ar_AE" w:bidi="ar_AE"/>
         </w:rPr>
         <w:t xml:space="preserve"> هَا نَحْنُ نُطَوِّبُ ٱلصَّابِرِينَ. قَدْ سَمِعْتُمْ بِصَبْرِ أَيُّوبَ وَرَأَيْتُمْ عَاقِبَةَ ٱلرَّبِّ. لِأَنَّ ٱلرَّبَّ كَثِيرُ ٱلرَّحْمَةِ وَرَؤُوفٌ.</w:t>
       </w:r>
-      <w:r>
-        <w:rPr>
-          <w:lang w:val="ar_AE" w:bidi="ar_AE"/>
-        </w:rPr>
-      </w:r>
-      <w:r>
-        <w:rPr>
-          <w:lang w:val="ar_AE" w:bidi="ar_AE"/>
-        </w:rPr>
-      </w:r>
-    </w:p>
-    <w:p>
-      <w:pPr>
-        <w:bidi/>
-      </w:pPr>
-      <w:r>
-        <w:rPr>
-          <w:lang w:val="ar_AE" w:bidi="ar_AE"/>
-        </w:rPr>
-      </w:r>
-    </w:p>
-    <w:p>
-      <w:pPr>
-        <w:bidi/>
-      </w:pPr>
-      <w:r>
-        <w:rPr>
-          <w:lang w:val="ar_AE" w:bidi="ar_AE"/>
-        </w:rPr>
-      </w:r>
-      <w:r>
-        <w:rPr>
-          <w:vertAlign w:val="superscript"/>
+    </w:p>
+    <w:p>
+      <w:pPr>
+        <w:bidi/>
+      </w:pPr>
+      <w:r>
+        <w:rPr>
+          <w:rtl/>
+          <w:cs/>
+          <w:lang w:val="ar_AE" w:bidi="ar_AE"/>
+        </w:rPr>
+      </w:r>
+      <w:r>
+        <w:rPr>
+          <w:vertAlign w:val="superscript"/>
+          <w:rtl/>
+          <w:cs/>
           <w:lang w:val="ar_AE" w:bidi="ar_AE"/>
         </w:rPr>
         <w:t>12</w:t>
       </w:r>
       <w:r>
         <w:rPr>
+          <w:rtl/>
+          <w:cs/>
           <w:lang w:val="ar_AE" w:bidi="ar_AE"/>
         </w:rPr>
         <w:t xml:space="preserve"> وَلَكِنْ قَبْلَ كُلِّ شَيْءٍ يَا إِخْوَتِي، لَا تَحْلِفُوا، لَا بِٱلسَّمَاءِ، وَلَا بِٱلْأَرْضِ، وَلَا بِقَسَمٍ آخَرَ. بَلْ لِتَكُنْ نَعَمْكُمْ نَعَمْ، وَلَاكُمْ لَا، لِئَلَّا تَقَعُوا تَحْتَ دَيْنُونَةٍ.</w:t>
       </w:r>
-      <w:r>
-        <w:rPr>
-          <w:lang w:val="ar_AE" w:bidi="ar_AE"/>
-        </w:rPr>
-      </w:r>
-      <w:r>
-        <w:rPr>
-          <w:lang w:val="ar_AE" w:bidi="ar_AE"/>
-        </w:rPr>
-      </w:r>
-    </w:p>
-    <w:p>
-      <w:pPr>
-        <w:bidi/>
-      </w:pPr>
-      <w:r>
-        <w:rPr>
-          <w:lang w:val="ar_AE" w:bidi="ar_AE"/>
-        </w:rPr>
-      </w:r>
-    </w:p>
-    <w:p>
-      <w:pPr>
-        <w:bidi/>
-      </w:pPr>
-      <w:r>
-        <w:rPr>
-          <w:lang w:val="ar_AE" w:bidi="ar_AE"/>
-        </w:rPr>
-      </w:r>
-      <w:r>
-        <w:rPr>
-          <w:vertAlign w:val="superscript"/>
+    </w:p>
+    <w:p>
+      <w:pPr>
+        <w:bidi/>
+      </w:pPr>
+      <w:r>
+        <w:rPr>
+          <w:rtl/>
+          <w:cs/>
+          <w:lang w:val="ar_AE" w:bidi="ar_AE"/>
+        </w:rPr>
+      </w:r>
+      <w:r>
+        <w:rPr>
+          <w:vertAlign w:val="superscript"/>
+          <w:rtl/>
+          <w:cs/>
           <w:lang w:val="ar_AE" w:bidi="ar_AE"/>
         </w:rPr>
         <w:t>13</w:t>
       </w:r>
       <w:r>
         <w:rPr>
+          <w:rtl/>
+          <w:cs/>
           <w:lang w:val="ar_AE" w:bidi="ar_AE"/>
         </w:rPr>
         <w:t xml:space="preserve"> أَعَلَى أَحَدٍ بَيْنَكُمْ مَشَقَّاتٌ؟ فَلْيُصَلِّ. أَمَسْرُورٌ أَحَدٌ؟ فَلْيُرَتِّلْ.</w:t>
       </w:r>
-      <w:r>
-        <w:rPr>
-          <w:lang w:val="ar_AE" w:bidi="ar_AE"/>
-        </w:rPr>
-      </w:r>
-      <w:r>
-        <w:rPr>
-          <w:lang w:val="ar_AE" w:bidi="ar_AE"/>
-        </w:rPr>
-      </w:r>
-    </w:p>
-    <w:p>
-      <w:pPr>
-        <w:bidi/>
-      </w:pPr>
-      <w:r>
-        <w:rPr>
-          <w:lang w:val="ar_AE" w:bidi="ar_AE"/>
-        </w:rPr>
-      </w:r>
-    </w:p>
-    <w:p>
-      <w:pPr>
-        <w:bidi/>
-      </w:pPr>
-      <w:r>
-        <w:rPr>
-          <w:lang w:val="ar_AE" w:bidi="ar_AE"/>
-        </w:rPr>
-      </w:r>
-      <w:r>
-        <w:rPr>
-          <w:vertAlign w:val="superscript"/>
+    </w:p>
+    <w:p>
+      <w:pPr>
+        <w:bidi/>
+      </w:pPr>
+      <w:r>
+        <w:rPr>
+          <w:rtl/>
+          <w:cs/>
+          <w:lang w:val="ar_AE" w:bidi="ar_AE"/>
+        </w:rPr>
+      </w:r>
+      <w:r>
+        <w:rPr>
+          <w:vertAlign w:val="superscript"/>
+          <w:rtl/>
+          <w:cs/>
           <w:lang w:val="ar_AE" w:bidi="ar_AE"/>
         </w:rPr>
         <w:t>14</w:t>
       </w:r>
       <w:r>
         <w:rPr>
+          <w:rtl/>
+          <w:cs/>
           <w:lang w:val="ar_AE" w:bidi="ar_AE"/>
         </w:rPr>
         <w:t xml:space="preserve"> أَمَرِيضٌ أَحَدٌ بَيْنَكُمْ؟ فَلْيَدْعُ شُيُوخَ ٱلْكَنِيسَةِ فَيُصَلُّوا عَلَيْهِ وَيَدْهُنُوهُ بِزَيْتٍ بِٱسْمِ ٱلرَّبِّ،</w:t>
       </w:r>
-      <w:r>
-        <w:rPr>
-          <w:lang w:val="ar_AE" w:bidi="ar_AE"/>
-        </w:rPr>
-      </w:r>
-      <w:r>
-        <w:rPr>
-          <w:lang w:val="ar_AE" w:bidi="ar_AE"/>
-        </w:rPr>
-      </w:r>
-    </w:p>
-    <w:p>
-      <w:pPr>
-        <w:bidi/>
-      </w:pPr>
-      <w:r>
-        <w:rPr>
-          <w:lang w:val="ar_AE" w:bidi="ar_AE"/>
-        </w:rPr>
-      </w:r>
-    </w:p>
-    <w:p>
-      <w:pPr>
-        <w:bidi/>
-      </w:pPr>
-      <w:r>
-        <w:rPr>
-          <w:lang w:val="ar_AE" w:bidi="ar_AE"/>
-        </w:rPr>
-      </w:r>
-      <w:r>
-        <w:rPr>
-          <w:vertAlign w:val="superscript"/>
+    </w:p>
+    <w:p>
+      <w:pPr>
+        <w:bidi/>
+      </w:pPr>
+      <w:r>
+        <w:rPr>
+          <w:rtl/>
+          <w:cs/>
+          <w:lang w:val="ar_AE" w:bidi="ar_AE"/>
+        </w:rPr>
+      </w:r>
+      <w:r>
+        <w:rPr>
+          <w:vertAlign w:val="superscript"/>
+          <w:rtl/>
+          <w:cs/>
           <w:lang w:val="ar_AE" w:bidi="ar_AE"/>
         </w:rPr>
         <w:t>15</w:t>
       </w:r>
       <w:r>
         <w:rPr>
+          <w:rtl/>
+          <w:cs/>
           <w:lang w:val="ar_AE" w:bidi="ar_AE"/>
         </w:rPr>
         <w:t xml:space="preserve"> وَصَلَاةُ ٱلْإِيمَانِ تَشْفِي ٱلْمَرِيضَ، وَٱلرَّبُّ يُقِيمُهُ، وَإِنْ كَانَ قَدْ فَعَلَ خَطِيَّةً تُغْفَرُ لَهُ.</w:t>
       </w:r>
-      <w:r>
-        <w:rPr>
-          <w:lang w:val="ar_AE" w:bidi="ar_AE"/>
-        </w:rPr>
-      </w:r>
-      <w:r>
-        <w:rPr>
-          <w:lang w:val="ar_AE" w:bidi="ar_AE"/>
-        </w:rPr>
-      </w:r>
-    </w:p>
-    <w:p>
-      <w:pPr>
-        <w:bidi/>
-      </w:pPr>
-      <w:r>
-        <w:rPr>
-          <w:lang w:val="ar_AE" w:bidi="ar_AE"/>
-        </w:rPr>
-      </w:r>
-    </w:p>
-    <w:p>
-      <w:pPr>
-        <w:bidi/>
-      </w:pPr>
-      <w:r>
-        <w:rPr>
-          <w:lang w:val="ar_AE" w:bidi="ar_AE"/>
-        </w:rPr>
-      </w:r>
-      <w:r>
-        <w:rPr>
-          <w:vertAlign w:val="superscript"/>
+    </w:p>
+    <w:p>
+      <w:pPr>
+        <w:bidi/>
+      </w:pPr>
+      <w:r>
+        <w:rPr>
+          <w:rtl/>
+          <w:cs/>
+          <w:lang w:val="ar_AE" w:bidi="ar_AE"/>
+        </w:rPr>
+      </w:r>
+      <w:r>
+        <w:rPr>
+          <w:vertAlign w:val="superscript"/>
+          <w:rtl/>
+          <w:cs/>
           <w:lang w:val="ar_AE" w:bidi="ar_AE"/>
         </w:rPr>
         <w:t>16</w:t>
       </w:r>
       <w:r>
         <w:rPr>
+          <w:rtl/>
+          <w:cs/>
           <w:lang w:val="ar_AE" w:bidi="ar_AE"/>
         </w:rPr>
         <w:t xml:space="preserve"> اِعْتَرِفُوا بَعْضُكُمْ لِبَعْضٍ بِٱلزَلَّاتِ، وَصَلُّوا بَعْضُكُمْ لِأَجْلِ بَعْضٍ، لِكَيْ تُشْفَوْا. طَلِبَةُ ٱلْبَارِّ تَقْتَدِرُ كَثِيرًا فِي فِعْلِهَا.</w:t>
       </w:r>
-      <w:r>
-        <w:rPr>
-          <w:lang w:val="ar_AE" w:bidi="ar_AE"/>
-        </w:rPr>
-      </w:r>
-      <w:r>
-        <w:rPr>
-          <w:lang w:val="ar_AE" w:bidi="ar_AE"/>
-        </w:rPr>
-      </w:r>
-    </w:p>
-    <w:p>
-      <w:pPr>
-        <w:bidi/>
-      </w:pPr>
-      <w:r>
-        <w:rPr>
-          <w:lang w:val="ar_AE" w:bidi="ar_AE"/>
-        </w:rPr>
-      </w:r>
-    </w:p>
-    <w:p>
-      <w:pPr>
-        <w:bidi/>
-      </w:pPr>
-      <w:r>
-        <w:rPr>
-          <w:lang w:val="ar_AE" w:bidi="ar_AE"/>
-        </w:rPr>
-      </w:r>
-      <w:r>
-        <w:rPr>
-          <w:vertAlign w:val="superscript"/>
+    </w:p>
+    <w:p>
+      <w:pPr>
+        <w:bidi/>
+      </w:pPr>
+      <w:r>
+        <w:rPr>
+          <w:rtl/>
+          <w:cs/>
+          <w:lang w:val="ar_AE" w:bidi="ar_AE"/>
+        </w:rPr>
+      </w:r>
+      <w:r>
+        <w:rPr>
+          <w:vertAlign w:val="superscript"/>
+          <w:rtl/>
+          <w:cs/>
           <w:lang w:val="ar_AE" w:bidi="ar_AE"/>
         </w:rPr>
         <w:t>17</w:t>
       </w:r>
       <w:r>
         <w:rPr>
+          <w:rtl/>
+          <w:cs/>
           <w:lang w:val="ar_AE" w:bidi="ar_AE"/>
         </w:rPr>
         <w:t xml:space="preserve"> كَانَ إِيلِيَّا إِنْسَانًا تَحْتَ ٱلْآلَامِ مِثْلَنَا، وَصَلَّى صَلَاةً أَنْ لَا تُمْطِرَ، فَلَمْ تُمْطِرْ عَلَى ٱلْأَرْضِ ثَلَاثَ سِنِينَ وَسِتَّةَ أَشْهُرٍ.</w:t>
       </w:r>
-      <w:r>
-        <w:rPr>
-          <w:lang w:val="ar_AE" w:bidi="ar_AE"/>
-        </w:rPr>
-      </w:r>
-      <w:r>
-        <w:rPr>
-          <w:lang w:val="ar_AE" w:bidi="ar_AE"/>
-        </w:rPr>
-      </w:r>
-    </w:p>
-    <w:p>
-      <w:pPr>
-        <w:bidi/>
-      </w:pPr>
-      <w:r>
-        <w:rPr>
-          <w:lang w:val="ar_AE" w:bidi="ar_AE"/>
-        </w:rPr>
-      </w:r>
-    </w:p>
-    <w:p>
-      <w:pPr>
-        <w:bidi/>
-      </w:pPr>
-      <w:r>
-        <w:rPr>
-          <w:lang w:val="ar_AE" w:bidi="ar_AE"/>
-        </w:rPr>
-      </w:r>
-      <w:r>
-        <w:rPr>
-          <w:vertAlign w:val="superscript"/>
+    </w:p>
+    <w:p>
+      <w:pPr>
+        <w:bidi/>
+      </w:pPr>
+      <w:r>
+        <w:rPr>
+          <w:rtl/>
+          <w:cs/>
+          <w:lang w:val="ar_AE" w:bidi="ar_AE"/>
+        </w:rPr>
+      </w:r>
+      <w:r>
+        <w:rPr>
+          <w:vertAlign w:val="superscript"/>
+          <w:rtl/>
+          <w:cs/>
           <w:lang w:val="ar_AE" w:bidi="ar_AE"/>
         </w:rPr>
         <w:t>18</w:t>
       </w:r>
       <w:r>
         <w:rPr>
+          <w:rtl/>
+          <w:cs/>
           <w:lang w:val="ar_AE" w:bidi="ar_AE"/>
         </w:rPr>
         <w:t xml:space="preserve"> ثُمَّ صَلَّى أَيْضًا، فَأَعْطَتِ ٱلسَّمَاءُ مَطَرًا، وَأَخْرَجَتِ ٱلْأَرْضُ ثَمَرَهَا.</w:t>
       </w:r>
-      <w:r>
-        <w:rPr>
-          <w:lang w:val="ar_AE" w:bidi="ar_AE"/>
-        </w:rPr>
-      </w:r>
-      <w:r>
-        <w:rPr>
-          <w:lang w:val="ar_AE" w:bidi="ar_AE"/>
-        </w:rPr>
-      </w:r>
-    </w:p>
-    <w:p>
-      <w:pPr>
-        <w:bidi/>
-      </w:pPr>
-      <w:r>
-        <w:rPr>
-          <w:lang w:val="ar_AE" w:bidi="ar_AE"/>
-        </w:rPr>
-      </w:r>
-    </w:p>
-    <w:p>
-      <w:pPr>
-        <w:bidi/>
-      </w:pPr>
-      <w:r>
-        <w:rPr>
-          <w:lang w:val="ar_AE" w:bidi="ar_AE"/>
-        </w:rPr>
-      </w:r>
-      <w:r>
-        <w:rPr>
-          <w:vertAlign w:val="superscript"/>
+    </w:p>
+    <w:p>
+      <w:pPr>
+        <w:bidi/>
+      </w:pPr>
+      <w:r>
+        <w:rPr>
+          <w:rtl/>
+          <w:cs/>
+          <w:lang w:val="ar_AE" w:bidi="ar_AE"/>
+        </w:rPr>
+      </w:r>
+      <w:r>
+        <w:rPr>
+          <w:vertAlign w:val="superscript"/>
+          <w:rtl/>
+          <w:cs/>
           <w:lang w:val="ar_AE" w:bidi="ar_AE"/>
         </w:rPr>
         <w:t>19</w:t>
       </w:r>
       <w:r>
         <w:rPr>
+          <w:rtl/>
+          <w:cs/>
           <w:lang w:val="ar_AE" w:bidi="ar_AE"/>
         </w:rPr>
         <w:t xml:space="preserve"> أَيُّهَا ٱلْإِخْوَةُ، إِنْ ضَلَّ أَحَدٌ بَيْنَكُمْ عَنِ ٱلْحَقِّ فَرَدَّهُ أَحَدٌ،</w:t>
       </w:r>
-      <w:r>
-        <w:rPr>
-          <w:lang w:val="ar_AE" w:bidi="ar_AE"/>
-        </w:rPr>
-      </w:r>
-      <w:r>
-        <w:rPr>
-          <w:lang w:val="ar_AE" w:bidi="ar_AE"/>
-        </w:rPr>
-      </w:r>
-    </w:p>
-    <w:p>
-      <w:pPr>
-        <w:bidi/>
-      </w:pPr>
-      <w:r>
-        <w:rPr>
-          <w:lang w:val="ar_AE" w:bidi="ar_AE"/>
-        </w:rPr>
-      </w:r>
-    </w:p>
-    <w:p>
-      <w:pPr>
-        <w:bidi/>
-      </w:pPr>
-      <w:r>
-        <w:rPr>
-          <w:lang w:val="ar_AE" w:bidi="ar_AE"/>
-        </w:rPr>
-      </w:r>
-      <w:r>
-        <w:rPr>
-          <w:vertAlign w:val="superscript"/>
+    </w:p>
+    <w:p>
+      <w:pPr>
+        <w:bidi/>
+      </w:pPr>
+      <w:r>
+        <w:rPr>
+          <w:rtl/>
+          <w:cs/>
+          <w:lang w:val="ar_AE" w:bidi="ar_AE"/>
+        </w:rPr>
+      </w:r>
+      <w:r>
+        <w:rPr>
+          <w:vertAlign w:val="superscript"/>
+          <w:rtl/>
+          <w:cs/>
           <w:lang w:val="ar_AE" w:bidi="ar_AE"/>
         </w:rPr>
         <w:t>20</w:t>
       </w:r>
       <w:r>
         <w:rPr>
+          <w:rtl/>
+          <w:cs/>
           <w:lang w:val="ar_AE" w:bidi="ar_AE"/>
         </w:rPr>
         <w:t xml:space="preserve"> فَلْيَعْلَمْ أَنَّ مَنْ رَدَّ خَاطِئًا عَنْ ضَلَالِ طَرِيقِهِ، يُخَلِّصُ نَفْسًا مِنَ ٱلْمَوْتِ، وَيَسْتُرُ كَثْرَةً مِنَ ٱلْخَطَايَا.</w:t>
-      </w:r>
-      <w:r>
-        <w:rPr>
-          <w:lang w:val="ar_AE" w:bidi="ar_AE"/>
-        </w:rPr>
-      </w:r>
-      <w:r>
-        <w:rPr>
-          <w:lang w:val="ar_AE" w:bidi="ar_AE"/>
-        </w:rPr>
       </w:r>
     </w:p>
     <w:sectPr>
